--- a/data/outputs/docx/Grade 10 Biology/Bio 2.3/Biology_Gaseous_Exchange_and_Respiration_in_Plants_CBE_LessonSequence.docx
+++ b/data/outputs/docx/Grade 10 Biology/Bio 2.3/Biology_Gaseous_Exchange_and_Respiration_in_Plants_CBE_LessonSequence.docx
@@ -3393,7 +3393,7 @@
             <w:pPr>
               <w:spacing w:after="20" w:before="0"/>
             </w:pPr>
-            <w:hyperlink w:history="1" r:id="rIdxdm6m8htjgp5dt-barjma">
+            <w:hyperlink w:history="1" r:id="rIdnxf9ebj2woxni0aynb5x3">
               <w:r>
                 <w:rPr>
                   <w:rFonts w:ascii="Arial" w:cs="Arial" w:eastAsia="Arial" w:hAnsi="Arial"/>
@@ -3426,7 +3426,7 @@
               <w:spacing w:after="10" w:before="0"/>
               <w:ind w:left="120"/>
             </w:pPr>
-            <w:hyperlink w:history="1" r:id="rIdcibv1bczp-x5xbi--oxae">
+            <w:hyperlink w:history="1" r:id="rIdgvijswyfmrhwng5cxkn8k">
               <w:r>
                 <w:rPr>
                   <w:rFonts w:ascii="Arial" w:cs="Arial" w:eastAsia="Arial" w:hAnsi="Arial"/>
@@ -3471,7 +3471,7 @@
             <w:pPr>
               <w:spacing w:after="20" w:before="0"/>
             </w:pPr>
-            <w:hyperlink w:history="1" r:id="rIdpaicmfmypitcqfuusv-na">
+            <w:hyperlink w:history="1" r:id="rIdbyby3dgewex_bcp5w_wbf">
               <w:r>
                 <w:rPr>
                   <w:rFonts w:ascii="Arial" w:cs="Arial" w:eastAsia="Arial" w:hAnsi="Arial"/>
@@ -3504,7 +3504,7 @@
               <w:spacing w:after="10" w:before="0"/>
               <w:ind w:left="120"/>
             </w:pPr>
-            <w:hyperlink w:history="1" r:id="rIdhzpldk9x70k6hlxn8qr9f">
+            <w:hyperlink w:history="1" r:id="rIdxgk28ipvyag9s_ipl0afa">
               <w:r>
                 <w:rPr>
                   <w:rFonts w:ascii="Arial" w:cs="Arial" w:eastAsia="Arial" w:hAnsi="Arial"/>
@@ -3712,7 +3712,7 @@
             <w:pPr>
               <w:spacing w:after="20" w:before="0"/>
             </w:pPr>
-            <w:hyperlink w:history="1" r:id="rIdzwjx6s6b3kd7idmtrfhcr">
+            <w:hyperlink w:history="1" r:id="rIdedhrmvyznlsuo-wdndk5t">
               <w:r>
                 <w:rPr>
                   <w:rFonts w:ascii="Arial" w:cs="Arial" w:eastAsia="Arial" w:hAnsi="Arial"/>
@@ -3745,7 +3745,7 @@
               <w:spacing w:after="10" w:before="0"/>
               <w:ind w:left="120"/>
             </w:pPr>
-            <w:hyperlink w:history="1" r:id="rIdgtzsg05l2qroe-t-msmxd">
+            <w:hyperlink w:history="1" r:id="rIdsme_szu7b9s5wln2x9toz">
               <w:r>
                 <w:rPr>
                   <w:rFonts w:ascii="Arial" w:cs="Arial" w:eastAsia="Arial" w:hAnsi="Arial"/>
@@ -3790,7 +3790,7 @@
             <w:pPr>
               <w:spacing w:after="20" w:before="0"/>
             </w:pPr>
-            <w:hyperlink w:history="1" r:id="rIdxsqyn8beqymhwscyyqup2">
+            <w:hyperlink w:history="1" r:id="rIdss7zq7bvxcmppzimlj3cy">
               <w:r>
                 <w:rPr>
                   <w:rFonts w:ascii="Arial" w:cs="Arial" w:eastAsia="Arial" w:hAnsi="Arial"/>
@@ -3823,7 +3823,7 @@
               <w:spacing w:after="10" w:before="0"/>
               <w:ind w:left="120"/>
             </w:pPr>
-            <w:hyperlink w:history="1" r:id="rIdg3zp0vesedzdblv0tsutz">
+            <w:hyperlink w:history="1" r:id="rIdt15hgyanaw54bmcy5wivp">
               <w:r>
                 <w:rPr>
                   <w:rFonts w:ascii="Arial" w:cs="Arial" w:eastAsia="Arial" w:hAnsi="Arial"/>
@@ -4031,7 +4031,7 @@
             <w:pPr>
               <w:spacing w:after="20" w:before="0"/>
             </w:pPr>
-            <w:hyperlink w:history="1" r:id="rIdjfwfmqmzm4lbwv9bo7z33">
+            <w:hyperlink w:history="1" r:id="rIdnq_bnav2ibxx2ep67jesq">
               <w:r>
                 <w:rPr>
                   <w:rFonts w:ascii="Arial" w:cs="Arial" w:eastAsia="Arial" w:hAnsi="Arial"/>
@@ -4064,7 +4064,7 @@
               <w:spacing w:after="10" w:before="0"/>
               <w:ind w:left="120"/>
             </w:pPr>
-            <w:hyperlink w:history="1" r:id="rIdfjfabeqz_53qdo0ohy8cd">
+            <w:hyperlink w:history="1" r:id="rIdbgct-1uxhepxmvmomzcvn">
               <w:r>
                 <w:rPr>
                   <w:rFonts w:ascii="Arial" w:cs="Arial" w:eastAsia="Arial" w:hAnsi="Arial"/>
@@ -4109,7 +4109,7 @@
             <w:pPr>
               <w:spacing w:after="20" w:before="0"/>
             </w:pPr>
-            <w:hyperlink w:history="1" r:id="rIdyv8znbn41sqqiknvycszn">
+            <w:hyperlink w:history="1" r:id="rId7xf1bddzomvw85_u26hkx">
               <w:r>
                 <w:rPr>
                   <w:rFonts w:ascii="Arial" w:cs="Arial" w:eastAsia="Arial" w:hAnsi="Arial"/>
@@ -4142,7 +4142,7 @@
               <w:spacing w:after="10" w:before="0"/>
               <w:ind w:left="120"/>
             </w:pPr>
-            <w:hyperlink w:history="1" r:id="rIdtsjufjqyszl8b1hjbloz5">
+            <w:hyperlink w:history="1" r:id="rIdswcomeepl6xaofob5ub1c">
               <w:r>
                 <w:rPr>
                   <w:rFonts w:ascii="Arial" w:cs="Arial" w:eastAsia="Arial" w:hAnsi="Arial"/>
@@ -4350,7 +4350,7 @@
             <w:pPr>
               <w:spacing w:after="20" w:before="0"/>
             </w:pPr>
-            <w:hyperlink w:history="1" r:id="rIdybzu1r9omshn8w0q-d6rt">
+            <w:hyperlink w:history="1" r:id="rId6bznf3xdofyhgsiwbp0or">
               <w:r>
                 <w:rPr>
                   <w:rFonts w:ascii="Arial" w:cs="Arial" w:eastAsia="Arial" w:hAnsi="Arial"/>
@@ -4383,7 +4383,7 @@
               <w:spacing w:after="10" w:before="0"/>
               <w:ind w:left="120"/>
             </w:pPr>
-            <w:hyperlink w:history="1" r:id="rIdojmrpjnrc5u__ymje9lgr">
+            <w:hyperlink w:history="1" r:id="rIdnl-wo6rst6ndaofnqd8th">
               <w:r>
                 <w:rPr>
                   <w:rFonts w:ascii="Arial" w:cs="Arial" w:eastAsia="Arial" w:hAnsi="Arial"/>
@@ -4428,7 +4428,7 @@
             <w:pPr>
               <w:spacing w:after="20" w:before="0"/>
             </w:pPr>
-            <w:hyperlink w:history="1" r:id="rId2p-dcas4we1vmj-zyqp1y">
+            <w:hyperlink w:history="1" r:id="rId7nqisw2xopv9pz2qfvbhe">
               <w:r>
                 <w:rPr>
                   <w:rFonts w:ascii="Arial" w:cs="Arial" w:eastAsia="Arial" w:hAnsi="Arial"/>
@@ -4461,7 +4461,7 @@
               <w:spacing w:after="10" w:before="0"/>
               <w:ind w:left="120"/>
             </w:pPr>
-            <w:hyperlink w:history="1" r:id="rIdkcfnjycark6_onhruursz">
+            <w:hyperlink w:history="1" r:id="rIdcp8px-y8jmkkiowpnkkvg">
               <w:r>
                 <w:rPr>
                   <w:rFonts w:ascii="Arial" w:cs="Arial" w:eastAsia="Arial" w:hAnsi="Arial"/>
@@ -4669,7 +4669,7 @@
             <w:pPr>
               <w:spacing w:after="20" w:before="0"/>
             </w:pPr>
-            <w:hyperlink w:history="1" r:id="rIdpoapqm-sidlu-jgapeik-">
+            <w:hyperlink w:history="1" r:id="rIdwj1e_miiyw53fy9y_yd0h">
               <w:r>
                 <w:rPr>
                   <w:rFonts w:ascii="Arial" w:cs="Arial" w:eastAsia="Arial" w:hAnsi="Arial"/>
@@ -4702,7 +4702,7 @@
               <w:spacing w:after="10" w:before="0"/>
               <w:ind w:left="120"/>
             </w:pPr>
-            <w:hyperlink w:history="1" r:id="rIdzur4wo6zecnmdgu_re6ik">
+            <w:hyperlink w:history="1" r:id="rIdzc2udv6dejng5yjkmx5dr">
               <w:r>
                 <w:rPr>
                   <w:rFonts w:ascii="Arial" w:cs="Arial" w:eastAsia="Arial" w:hAnsi="Arial"/>
@@ -4747,7 +4747,7 @@
             <w:pPr>
               <w:spacing w:after="20" w:before="0"/>
             </w:pPr>
-            <w:hyperlink w:history="1" r:id="rId26wdpxedcn2cqavrnx3xe">
+            <w:hyperlink w:history="1" r:id="rIddis3h_txssbyxj2sao9ce">
               <w:r>
                 <w:rPr>
                   <w:rFonts w:ascii="Arial" w:cs="Arial" w:eastAsia="Arial" w:hAnsi="Arial"/>
@@ -4780,7 +4780,7 @@
               <w:spacing w:after="10" w:before="0"/>
               <w:ind w:left="120"/>
             </w:pPr>
-            <w:hyperlink w:history="1" r:id="rIdujcb71wykviseikokpmfr">
+            <w:hyperlink w:history="1" r:id="rIdwpcevoiweuqbz7ng50y8k">
               <w:r>
                 <w:rPr>
                   <w:rFonts w:ascii="Arial" w:cs="Arial" w:eastAsia="Arial" w:hAnsi="Arial"/>
@@ -5383,7 +5383,7 @@
                 <w:sz w:val="22"/>
                 <w:szCs w:val="22"/>
               </w:rPr>
-              <w:t xml:space="preserve">LESSON 2 (40 minutes): Lesson 2</w:t>
+              <w:t xml:space="preserve">LESSON 2 (40 minutes): Sites of Gaseous Exchange — Finding the Exit Points on a Plant</w:t>
             </w:r>
           </w:p>
         </w:tc>
@@ -5536,21 +5536,21 @@
           </w:tcPr>
           <w:p>
             <w:pPr>
-              <w:spacing w:after="60" w:before="0"/>
-              <w:jc w:val="left"/>
-            </w:pPr>
-            <w:r>
-              <w:rPr>
-                <w:rFonts w:ascii="Arial" w:cs="Arial" w:eastAsia="Arial" w:hAnsi="Arial"/>
-                <w:b w:val="false"/>
-                <w:bCs w:val="false"/>
-                <w:i w:val="false"/>
-                <w:iCs w:val="false"/>
-                <w:color w:val="000000"/>
-                <w:sz w:val="18"/>
-                <w:szCs w:val="18"/>
-              </w:rPr>
-              <w:t xml:space="preserve"/>
+              <w:spacing w:after="40" w:before="0"/>
+              <w:jc w:val="left"/>
+            </w:pPr>
+            <w:r>
+              <w:rPr>
+                <w:rFonts w:ascii="Arial" w:cs="Arial" w:eastAsia="Arial" w:hAnsi="Arial"/>
+                <w:b w:val="false"/>
+                <w:bCs w:val="false"/>
+                <w:i w:val="false"/>
+                <w:iCs w:val="false"/>
+                <w:color w:val="000000"/>
+                <w:sz w:val="18"/>
+                <w:szCs w:val="18"/>
+              </w:rPr>
+              <w:t xml:space="preserve">Students identify and describe the structures through which plants exchange gases with their environment, connecting those structures directly to the bubble observations from Lesson 1.</w:t>
             </w:r>
           </w:p>
         </w:tc>
@@ -5602,21 +5602,21 @@
           </w:tcPr>
           <w:p>
             <w:pPr>
-              <w:spacing w:after="60" w:before="0"/>
-              <w:jc w:val="left"/>
-            </w:pPr>
-            <w:r>
-              <w:rPr>
-                <w:rFonts w:ascii="Arial" w:cs="Arial" w:eastAsia="Arial" w:hAnsi="Arial"/>
-                <w:b w:val="false"/>
-                <w:bCs w:val="false"/>
-                <w:i w:val="false"/>
-                <w:iCs w:val="false"/>
-                <w:color w:val="000000"/>
-                <w:sz w:val="18"/>
-                <w:szCs w:val="18"/>
-              </w:rPr>
-              <w:t xml:space="preserve"/>
+              <w:spacing w:after="40" w:before="0"/>
+              <w:jc w:val="left"/>
+            </w:pPr>
+            <w:r>
+              <w:rPr>
+                <w:rFonts w:ascii="Arial" w:cs="Arial" w:eastAsia="Arial" w:hAnsi="Arial"/>
+                <w:b w:val="false"/>
+                <w:bCs w:val="false"/>
+                <w:i w:val="false"/>
+                <w:iCs w:val="false"/>
+                <w:color w:val="000000"/>
+                <w:sz w:val="18"/>
+                <w:szCs w:val="18"/>
+              </w:rPr>
+              <w:t xml:space="preserve">Students will be able to: (1) identify and state the functions of stomata, the cuticle, lenticels, and pneumatophores as sites of gaseous exchange in plants; (2) describe how the location and density of these structures relate to the environment in which a plant lives; (3) distinguish between the gaseous exchange needs of photosynthesis and respiration in plants.</w:t>
             </w:r>
           </w:p>
         </w:tc>
@@ -5668,21 +5668,21 @@
           </w:tcPr>
           <w:p>
             <w:pPr>
-              <w:spacing w:after="60" w:before="0"/>
-              <w:jc w:val="left"/>
-            </w:pPr>
-            <w:r>
-              <w:rPr>
-                <w:rFonts w:ascii="Arial" w:cs="Arial" w:eastAsia="Arial" w:hAnsi="Arial"/>
-                <w:b w:val="false"/>
-                <w:bCs w:val="false"/>
-                <w:i w:val="false"/>
-                <w:iCs w:val="false"/>
-                <w:color w:val="000000"/>
-                <w:sz w:val="18"/>
-                <w:szCs w:val="18"/>
-              </w:rPr>
-              <w:t xml:space="preserve"/>
+              <w:spacing w:after="40" w:before="0"/>
+              <w:jc w:val="left"/>
+            </w:pPr>
+            <w:r>
+              <w:rPr>
+                <w:rFonts w:ascii="Arial" w:cs="Arial" w:eastAsia="Arial" w:hAnsi="Arial"/>
+                <w:b w:val="false"/>
+                <w:bCs w:val="false"/>
+                <w:i w:val="false"/>
+                <w:iCs w:val="false"/>
+                <w:color w:val="000000"/>
+                <w:sz w:val="18"/>
+                <w:szCs w:val="18"/>
+              </w:rPr>
+              <w:t xml:space="preserve">Students will practise: interpreting labelled diagrams of leaf and stem cross-sections; annotating a working model of a plant cross-section; comparing structural adaptations across contrasting Kenyan environments; and making evidence-based connections between a visual phenomenon and underlying biological structures.</w:t>
             </w:r>
           </w:p>
         </w:tc>
@@ -5734,21 +5734,21 @@
           </w:tcPr>
           <w:p>
             <w:pPr>
-              <w:spacing w:after="60" w:before="0"/>
-              <w:jc w:val="left"/>
-            </w:pPr>
-            <w:r>
-              <w:rPr>
-                <w:rFonts w:ascii="Arial" w:cs="Arial" w:eastAsia="Arial" w:hAnsi="Arial"/>
-                <w:b w:val="false"/>
-                <w:bCs w:val="false"/>
-                <w:i w:val="false"/>
-                <w:iCs w:val="false"/>
-                <w:color w:val="000000"/>
-                <w:sz w:val="18"/>
-                <w:szCs w:val="18"/>
-              </w:rPr>
-              <w:t xml:space="preserve"/>
+              <w:spacing w:after="40" w:before="0"/>
+              <w:jc w:val="left"/>
+            </w:pPr>
+            <w:r>
+              <w:rPr>
+                <w:rFonts w:ascii="Arial" w:cs="Arial" w:eastAsia="Arial" w:hAnsi="Arial"/>
+                <w:b w:val="false"/>
+                <w:bCs w:val="false"/>
+                <w:i w:val="false"/>
+                <w:iCs w:val="false"/>
+                <w:color w:val="000000"/>
+                <w:sz w:val="18"/>
+                <w:szCs w:val="18"/>
+              </w:rPr>
+              <w:t xml:space="preserve">Students will appreciate the precision of biological structures and develop curiosity about how microscopic features explain macroscopic observations. They will value collaborative sense-making and show openness to revising earlier ideas in light of new evidence.</w:t>
             </w:r>
           </w:p>
         </w:tc>
@@ -5800,21 +5800,21 @@
           </w:tcPr>
           <w:p>
             <w:pPr>
-              <w:spacing w:after="60" w:before="0"/>
-              <w:jc w:val="left"/>
-            </w:pPr>
-            <w:r>
-              <w:rPr>
-                <w:rFonts w:ascii="Arial" w:cs="Arial" w:eastAsia="Arial" w:hAnsi="Arial"/>
-                <w:b w:val="false"/>
-                <w:bCs w:val="false"/>
-                <w:i w:val="false"/>
-                <w:iCs w:val="false"/>
-                <w:color w:val="000000"/>
-                <w:sz w:val="18"/>
-                <w:szCs w:val="18"/>
-              </w:rPr>
-              <w:t xml:space="preserve"/>
+              <w:spacing w:after="40" w:before="0"/>
+              <w:jc w:val="left"/>
+            </w:pPr>
+            <w:r>
+              <w:rPr>
+                <w:rFonts w:ascii="Arial" w:cs="Arial" w:eastAsia="Arial" w:hAnsi="Arial"/>
+                <w:b w:val="false"/>
+                <w:bCs w:val="false"/>
+                <w:i w:val="false"/>
+                <w:iCs w:val="false"/>
+                <w:color w:val="000000"/>
+                <w:sz w:val="18"/>
+                <w:szCs w:val="18"/>
+              </w:rPr>
+              <w:t xml:space="preserve">How does gaseous exchange occur in plants?</w:t>
             </w:r>
           </w:p>
         </w:tc>
@@ -5866,21 +5866,21 @@
           </w:tcPr>
           <w:p>
             <w:pPr>
-              <w:spacing w:after="60" w:before="0"/>
-              <w:jc w:val="left"/>
-            </w:pPr>
-            <w:r>
-              <w:rPr>
-                <w:rFonts w:ascii="Arial" w:cs="Arial" w:eastAsia="Arial" w:hAnsi="Arial"/>
-                <w:b w:val="false"/>
-                <w:bCs w:val="false"/>
-                <w:i w:val="false"/>
-                <w:iCs w:val="false"/>
-                <w:color w:val="000000"/>
-                <w:sz w:val="18"/>
-                <w:szCs w:val="18"/>
-              </w:rPr>
-              <w:t xml:space="preserve"/>
+              <w:spacing w:after="40" w:before="0"/>
+              <w:jc w:val="left"/>
+            </w:pPr>
+            <w:r>
+              <w:rPr>
+                <w:rFonts w:ascii="Arial" w:cs="Arial" w:eastAsia="Arial" w:hAnsi="Arial"/>
+                <w:b w:val="false"/>
+                <w:bCs w:val="false"/>
+                <w:i w:val="false"/>
+                <w:iCs w:val="false"/>
+                <w:color w:val="000000"/>
+                <w:sz w:val="18"/>
+                <w:szCs w:val="18"/>
+              </w:rPr>
+              <w:t xml:space="preserve">Lesson 2 moves students from the anchoring mystery — bubbles emerging from a submerged leaf — to identifying the exact structural exit points responsible. By naming and locating stomata, lenticels, the cuticle, and pneumatophores, students gain the anatomical vocabulary and conceptual framework needed to investigate stomatal mechanisms in Lesson 3 and to ultimately explain how gas movement supports both photosynthesis and respiration across the unit.</w:t>
             </w:r>
           </w:p>
         </w:tc>
@@ -5930,25 +5930,7 @@
             </w:tcMar>
             <w:vAlign w:val="top"/>
           </w:tcPr>
-          <w:p>
-            <w:pPr>
-              <w:spacing w:after="60" w:before="0"/>
-              <w:jc w:val="left"/>
-            </w:pPr>
-            <w:r>
-              <w:rPr>
-                <w:rFonts w:ascii="Arial" w:cs="Arial" w:eastAsia="Arial" w:hAnsi="Arial"/>
-                <w:b w:val="false"/>
-                <w:bCs w:val="false"/>
-                <w:i w:val="false"/>
-                <w:iCs w:val="false"/>
-                <w:color w:val="000000"/>
-                <w:sz w:val="18"/>
-                <w:szCs w:val="18"/>
-              </w:rPr>
-              <w:t xml:space="preserve"/>
-            </w:r>
-          </w:p>
+          <w:p/>
         </w:tc>
       </w:tr>
     </w:tbl>
@@ -6025,21 +6007,21 @@
           </w:tcPr>
           <w:p>
             <w:pPr>
-              <w:spacing w:after="60" w:before="0"/>
-              <w:jc w:val="left"/>
-            </w:pPr>
-            <w:r>
-              <w:rPr>
-                <w:rFonts w:ascii="Arial" w:cs="Arial" w:eastAsia="Arial" w:hAnsi="Arial"/>
-                <w:b w:val="false"/>
-                <w:bCs w:val="false"/>
-                <w:i w:val="false"/>
-                <w:iCs w:val="false"/>
-                <w:color w:val="000000"/>
-                <w:sz w:val="18"/>
-                <w:szCs w:val="18"/>
-              </w:rPr>
-              <w:t xml:space="preserve"/>
+              <w:spacing w:after="40" w:before="0"/>
+              <w:jc w:val="left"/>
+            </w:pPr>
+            <w:r>
+              <w:rPr>
+                <w:rFonts w:ascii="Arial" w:cs="Arial" w:eastAsia="Arial" w:hAnsi="Arial"/>
+                <w:b w:val="false"/>
+                <w:bCs w:val="false"/>
+                <w:i w:val="false"/>
+                <w:iCs w:val="false"/>
+                <w:color w:val="000000"/>
+                <w:sz w:val="18"/>
+                <w:szCs w:val="18"/>
+              </w:rPr>
+              <w:t xml:space="preserve">Students begin by revisiting their Lesson 1 bubble observations and predictions, then engage with labelled diagrams and descriptive text to identify the four main sites of gaseous exchange in plants. Using a guided annotation task, they label a plant cross-section working model and begin connecting each structure to specific environmental contexts in Kenya — including mangrove pneumatophores at the coast and thick cuticles in the arid north. The lesson closes with students updating the Driving Question Board and revising their initial explanatory models to include structural detail.</w:t>
             </w:r>
           </w:p>
         </w:tc>
@@ -6350,21 +6332,21 @@
           </w:tcPr>
           <w:p>
             <w:pPr>
-              <w:spacing w:after="60" w:before="0"/>
-              <w:jc w:val="left"/>
-            </w:pPr>
-            <w:r>
-              <w:rPr>
-                <w:rFonts w:ascii="Arial" w:cs="Arial" w:eastAsia="Arial" w:hAnsi="Arial"/>
-                <w:b w:val="false"/>
-                <w:bCs w:val="false"/>
-                <w:i w:val="false"/>
-                <w:iCs w:val="false"/>
-                <w:color w:val="000000"/>
-                <w:sz w:val="18"/>
-                <w:szCs w:val="18"/>
-              </w:rPr>
-              <w:t xml:space="preserve"/>
+              <w:spacing w:after="40" w:before="0"/>
+              <w:jc w:val="left"/>
+            </w:pPr>
+            <w:r>
+              <w:rPr>
+                <w:rFonts w:ascii="Arial" w:cs="Arial" w:eastAsia="Arial" w:hAnsi="Arial"/>
+                <w:b w:val="false"/>
+                <w:bCs w:val="false"/>
+                <w:i w:val="false"/>
+                <w:iCs w:val="false"/>
+                <w:color w:val="000000"/>
+                <w:sz w:val="18"/>
+                <w:szCs w:val="18"/>
+              </w:rPr>
+              <w:t xml:space="preserve">Students open their notebooks and re-read the prediction they wrote in Lesson 1 about where bubbles exit the leaf and what causes them. Working in pairs for 3 minutes, they discuss: 'In Lesson 1 you saw bubbles coming from the leaf. Today we are going to find out exactly which structures on the leaf surface let gases in and out. Before we look at any diagrams, predict: do you think gases exit through the same surface on top and bottom of the leaf, or differently? Why?' Each pair records one prediction sentence in their notebooks.</w:t>
             </w:r>
           </w:p>
         </w:tc>
@@ -6400,7 +6382,7 @@
             <w:pPr>
               <w:spacing w:after="20" w:before="0"/>
             </w:pPr>
-            <w:hyperlink w:history="1" r:id="rIdhuhgicuohgbteuhcpxcik">
+            <w:hyperlink w:history="1" r:id="rIdv28sm4d2pq7ttuzfdfszs">
               <w:r>
                 <w:rPr>
                   <w:rFonts w:ascii="Arial" w:cs="Arial" w:eastAsia="Arial" w:hAnsi="Arial"/>
@@ -6409,7 +6391,7 @@
                   <w:szCs w:val="16"/>
                   <w:u w:val="single" w:color="2E75B6"/>
                 </w:rPr>
-                <w:t xml:space="preserve">Genetics vocabulary</w:t>
+                <w:t xml:space="preserve">Photorespiration</w:t>
               </w:r>
             </w:hyperlink>
           </w:p>
@@ -6433,7 +6415,7 @@
               <w:spacing w:after="10" w:before="0"/>
               <w:ind w:left="120"/>
             </w:pPr>
-            <w:hyperlink w:history="1" r:id="rId4yq3n2abcg2ucpssnxjty">
+            <w:hyperlink w:history="1" r:id="rId5cljj2-wdwgx1rori9hco">
               <w:r>
                 <w:rPr>
                   <w:rFonts w:ascii="Arial" w:cs="Arial" w:eastAsia="Arial" w:hAnsi="Arial"/>
@@ -6478,7 +6460,7 @@
             <w:pPr>
               <w:spacing w:after="20" w:before="0"/>
             </w:pPr>
-            <w:hyperlink w:history="1" r:id="rIdameiac_rauw5rupnjkrni">
+            <w:hyperlink w:history="1" r:id="rIdrek5v3zyrwdlkfzkavxo5">
               <w:r>
                 <w:rPr>
                   <w:rFonts w:ascii="Arial" w:cs="Arial" w:eastAsia="Arial" w:hAnsi="Arial"/>
@@ -6487,7 +6469,7 @@
                   <w:szCs w:val="16"/>
                   <w:u w:val="single" w:color="2E75B6"/>
                 </w:rPr>
-                <w:t xml:space="preserve">Build the complementary DNA strand! (PLIX)</w:t>
+                <w:t xml:space="preserve">Evolution of Simple Cells (Flexbook)</w:t>
               </w:r>
             </w:hyperlink>
           </w:p>
@@ -6511,7 +6493,7 @@
               <w:spacing w:after="10" w:before="0"/>
               <w:ind w:left="120"/>
             </w:pPr>
-            <w:hyperlink w:history="1" r:id="rId7kjqz-fysryllw_-f14yy">
+            <w:hyperlink w:history="1" r:id="rIdh1nz7cnaasfcfwgia41vt">
               <w:r>
                 <w:rPr>
                   <w:rFonts w:ascii="Arial" w:cs="Arial" w:eastAsia="Arial" w:hAnsi="Arial"/>
@@ -6539,21 +6521,21 @@
           </w:tcPr>
           <w:p>
             <w:pPr>
-              <w:spacing w:after="60" w:before="0"/>
-              <w:jc w:val="left"/>
-            </w:pPr>
-            <w:r>
-              <w:rPr>
-                <w:rFonts w:ascii="Arial" w:cs="Arial" w:eastAsia="Arial" w:hAnsi="Arial"/>
-                <w:b w:val="false"/>
-                <w:bCs w:val="false"/>
-                <w:i w:val="false"/>
-                <w:iCs w:val="false"/>
-                <w:color w:val="000000"/>
-                <w:sz w:val="18"/>
-                <w:szCs w:val="18"/>
-              </w:rPr>
-              <w:t xml:space="preserve"/>
+              <w:spacing w:after="40" w:before="0"/>
+              <w:jc w:val="left"/>
+            </w:pPr>
+            <w:r>
+              <w:rPr>
+                <w:rFonts w:ascii="Arial" w:cs="Arial" w:eastAsia="Arial" w:hAnsi="Arial"/>
+                <w:b w:val="false"/>
+                <w:bCs w:val="false"/>
+                <w:i w:val="false"/>
+                <w:iCs w:val="false"/>
+                <w:color w:val="000000"/>
+                <w:sz w:val="18"/>
+                <w:szCs w:val="18"/>
+              </w:rPr>
+              <w:t xml:space="preserve">Teacher circulates and listens to pair conversations without correcting. After 3 minutes, cold-call three pairs to share predictions. Write key words from their responses (top surface, bottom surface, holes, pores, skin) on the board without evaluating. Say: 'Hold onto those ideas — we are going to test them against what the diagrams show us.' WAIT TIME: After posing the prediction question, wait a full 10 seconds before any pair speaks aloud, giving thinking time. After each pair shares, pause 5 seconds before calling the next pair, signalling that all responses are worth equal consideration.</w:t>
             </w:r>
           </w:p>
         </w:tc>
@@ -6571,21 +6553,21 @@
           </w:tcPr>
           <w:p>
             <w:pPr>
-              <w:spacing w:after="60" w:before="0"/>
-              <w:jc w:val="left"/>
-            </w:pPr>
-            <w:r>
-              <w:rPr>
-                <w:rFonts w:ascii="Arial" w:cs="Arial" w:eastAsia="Arial" w:hAnsi="Arial"/>
-                <w:b w:val="false"/>
-                <w:bCs w:val="false"/>
-                <w:i w:val="false"/>
-                <w:iCs w:val="false"/>
-                <w:color w:val="000000"/>
-                <w:sz w:val="18"/>
-                <w:szCs w:val="18"/>
-              </w:rPr>
-              <w:t xml:space="preserve"/>
+              <w:spacing w:after="40" w:before="0"/>
+              <w:jc w:val="left"/>
+            </w:pPr>
+            <w:r>
+              <w:rPr>
+                <w:rFonts w:ascii="Arial" w:cs="Arial" w:eastAsia="Arial" w:hAnsi="Arial"/>
+                <w:b w:val="false"/>
+                <w:bCs w:val="false"/>
+                <w:i w:val="false"/>
+                <w:iCs w:val="false"/>
+                <w:color w:val="000000"/>
+                <w:sz w:val="18"/>
+                <w:szCs w:val="18"/>
+              </w:rPr>
+              <w:t xml:space="preserve">Activating prior knowledge and surfacing misconceptions through peer discussion. Recording key words on the board creates a public, low-stakes prediction space that students can revisit and revise, reinforcing the norm that science ideas evolve with evidence.</w:t>
             </w:r>
           </w:p>
         </w:tc>
@@ -6603,21 +6585,21 @@
           </w:tcPr>
           <w:p>
             <w:pPr>
-              <w:spacing w:after="60" w:before="0"/>
-              <w:jc w:val="left"/>
-            </w:pPr>
-            <w:r>
-              <w:rPr>
-                <w:rFonts w:ascii="Arial" w:cs="Arial" w:eastAsia="Arial" w:hAnsi="Arial"/>
-                <w:b w:val="false"/>
-                <w:bCs w:val="false"/>
-                <w:i w:val="false"/>
-                <w:iCs w:val="false"/>
-                <w:color w:val="000000"/>
-                <w:sz w:val="18"/>
-                <w:szCs w:val="18"/>
-              </w:rPr>
-              <w:t xml:space="preserve"/>
+              <w:spacing w:after="40" w:before="0"/>
+              <w:jc w:val="left"/>
+            </w:pPr>
+            <w:r>
+              <w:rPr>
+                <w:rFonts w:ascii="Arial" w:cs="Arial" w:eastAsia="Arial" w:hAnsi="Arial"/>
+                <w:b w:val="false"/>
+                <w:bCs w:val="false"/>
+                <w:i w:val="false"/>
+                <w:iCs w:val="false"/>
+                <w:color w:val="000000"/>
+                <w:sz w:val="18"/>
+                <w:szCs w:val="18"/>
+              </w:rPr>
+              <w:t xml:space="preserve">Teacher listens for whether students distinguish top from bottom surfaces, whether anyone mentions pores or holes by name, and whether any student connects bubbles to gas movement. This informs pacing: if students already use the word stomata accurately, the Observe Phase can move faster; if not, more scaffolding time is allocated to diagrams.</w:t>
             </w:r>
           </w:p>
         </w:tc>
@@ -6669,21 +6651,21 @@
           </w:tcPr>
           <w:p>
             <w:pPr>
-              <w:spacing w:after="60" w:before="0"/>
-              <w:jc w:val="left"/>
-            </w:pPr>
-            <w:r>
-              <w:rPr>
-                <w:rFonts w:ascii="Arial" w:cs="Arial" w:eastAsia="Arial" w:hAnsi="Arial"/>
-                <w:b w:val="false"/>
-                <w:bCs w:val="false"/>
-                <w:i w:val="false"/>
-                <w:iCs w:val="false"/>
-                <w:color w:val="000000"/>
-                <w:sz w:val="18"/>
-                <w:szCs w:val="18"/>
-              </w:rPr>
-              <w:t xml:space="preserve"/>
+              <w:spacing w:after="40" w:before="0"/>
+              <w:jc w:val="left"/>
+            </w:pPr>
+            <w:r>
+              <w:rPr>
+                <w:rFonts w:ascii="Arial" w:cs="Arial" w:eastAsia="Arial" w:hAnsi="Arial"/>
+                <w:b w:val="false"/>
+                <w:bCs w:val="false"/>
+                <w:i w:val="false"/>
+                <w:iCs w:val="false"/>
+                <w:color w:val="000000"/>
+                <w:sz w:val="18"/>
+                <w:szCs w:val="18"/>
+              </w:rPr>
+              <w:t xml:space="preserve">Students receive a one-page resource sheet containing: (1) a labelled cross-section diagram of a dicotyledonous leaf showing upper epidermis, cuticle, palisade mesophyll, spongy mesophyll, lower epidermis, stomata, and guard cells; (2) a close-up diagram of an open and closed stoma; (3) a diagram of a stem cross-section showing a lenticel; (4) a photograph or illustration of mangrove pneumatophores from the Kenyan coast (e.g., Mida Creek or Gazi Bay mangroves); and (5) a short descriptive paragraph for each structure. In groups of three, students spend 8 minutes reading, observing the diagrams, and completing a structured observation table with four rows — one per structure — and three columns: Name of Structure, Location on Plant, and What Gases Pass Through It. Teacher projects the same diagrams on the board or a flip chart for whole-class reference.</w:t>
             </w:r>
           </w:p>
         </w:tc>
@@ -6719,7 +6701,7 @@
             <w:pPr>
               <w:spacing w:after="20" w:before="0"/>
             </w:pPr>
-            <w:hyperlink w:history="1" r:id="rIdxwhojyuzfwrdwam6b9ykr">
+            <w:hyperlink w:history="1" r:id="rIdvqxip9acxmspmill0gnbh">
               <w:r>
                 <w:rPr>
                   <w:rFonts w:ascii="Arial" w:cs="Arial" w:eastAsia="Arial" w:hAnsi="Arial"/>
@@ -6728,7 +6710,7 @@
                   <w:szCs w:val="16"/>
                   <w:u w:val="single" w:color="2E75B6"/>
                 </w:rPr>
-                <w:t xml:space="preserve">Genetics vocabulary</w:t>
+                <w:t xml:space="preserve">Photorespiration</w:t>
               </w:r>
             </w:hyperlink>
           </w:p>
@@ -6752,7 +6734,7 @@
               <w:spacing w:after="10" w:before="0"/>
               <w:ind w:left="120"/>
             </w:pPr>
-            <w:hyperlink w:history="1" r:id="rIdrjwjvyzsoksl2jyb2vzmt">
+            <w:hyperlink w:history="1" r:id="rIdauvwz1dzrwmfjw5ke7iav">
               <w:r>
                 <w:rPr>
                   <w:rFonts w:ascii="Arial" w:cs="Arial" w:eastAsia="Arial" w:hAnsi="Arial"/>
@@ -6797,7 +6779,7 @@
             <w:pPr>
               <w:spacing w:after="20" w:before="0"/>
             </w:pPr>
-            <w:hyperlink w:history="1" r:id="rIdjdbolwfz08hefwgl7lbkn">
+            <w:hyperlink w:history="1" r:id="rIdzz7ww8enzmdyg6lbwqx-m">
               <w:r>
                 <w:rPr>
                   <w:rFonts w:ascii="Arial" w:cs="Arial" w:eastAsia="Arial" w:hAnsi="Arial"/>
@@ -6806,7 +6788,7 @@
                   <w:szCs w:val="16"/>
                   <w:u w:val="single" w:color="2E75B6"/>
                 </w:rPr>
-                <w:t xml:space="preserve">Build the complementary DNA strand! (PLIX)</w:t>
+                <w:t xml:space="preserve">Evolution of Simple Cells (Flexbook)</w:t>
               </w:r>
             </w:hyperlink>
           </w:p>
@@ -6830,7 +6812,7 @@
               <w:spacing w:after="10" w:before="0"/>
               <w:ind w:left="120"/>
             </w:pPr>
-            <w:hyperlink w:history="1" r:id="rIda2xpk7vqank57vjr3pc0c">
+            <w:hyperlink w:history="1" r:id="rIdepey8pbiqyxmz4zvthxnz">
               <w:r>
                 <w:rPr>
                   <w:rFonts w:ascii="Arial" w:cs="Arial" w:eastAsia="Arial" w:hAnsi="Arial"/>
@@ -6858,21 +6840,21 @@
           </w:tcPr>
           <w:p>
             <w:pPr>
-              <w:spacing w:after="60" w:before="0"/>
-              <w:jc w:val="left"/>
-            </w:pPr>
-            <w:r>
-              <w:rPr>
-                <w:rFonts w:ascii="Arial" w:cs="Arial" w:eastAsia="Arial" w:hAnsi="Arial"/>
-                <w:b w:val="false"/>
-                <w:bCs w:val="false"/>
-                <w:i w:val="false"/>
-                <w:iCs w:val="false"/>
-                <w:color w:val="000000"/>
-                <w:sz w:val="18"/>
-                <w:szCs w:val="18"/>
-              </w:rPr>
-              <w:t xml:space="preserve"/>
+              <w:spacing w:after="40" w:before="0"/>
+              <w:jc w:val="left"/>
+            </w:pPr>
+            <w:r>
+              <w:rPr>
+                <w:rFonts w:ascii="Arial" w:cs="Arial" w:eastAsia="Arial" w:hAnsi="Arial"/>
+                <w:b w:val="false"/>
+                <w:bCs w:val="false"/>
+                <w:i w:val="false"/>
+                <w:iCs w:val="false"/>
+                <w:color w:val="000000"/>
+                <w:sz w:val="18"/>
+                <w:szCs w:val="18"/>
+              </w:rPr>
+              <w:t xml:space="preserve">While groups work, circulate and pose probing questions rather than giving answers: 'Where on the leaf cross-section can you find the stomata — top, bottom, or both? What does that match with the bubbles you saw in Lesson 1?' and 'Why do you think a mangrove tree at Gazi Bay would need roots that stick up out of the mud?' WAIT TIME: After each probing question, step back and wait 8 seconds. If a group is silent, restate the question more simply and wait again before offering a hint. Do not supply the answer. At the 8-minute mark, pause all groups and ask: 'Before we discuss — does anyone want to change something they wrote in the prediction phase?' Allow 30 seconds of silent individual revision.</w:t>
             </w:r>
           </w:p>
         </w:tc>
@@ -6890,21 +6872,21 @@
           </w:tcPr>
           <w:p>
             <w:pPr>
-              <w:spacing w:after="60" w:before="0"/>
-              <w:jc w:val="left"/>
-            </w:pPr>
-            <w:r>
-              <w:rPr>
-                <w:rFonts w:ascii="Arial" w:cs="Arial" w:eastAsia="Arial" w:hAnsi="Arial"/>
-                <w:b w:val="false"/>
-                <w:bCs w:val="false"/>
-                <w:i w:val="false"/>
-                <w:iCs w:val="false"/>
-                <w:color w:val="000000"/>
-                <w:sz w:val="18"/>
-                <w:szCs w:val="18"/>
-              </w:rPr>
-              <w:t xml:space="preserve"/>
+              <w:spacing w:after="40" w:before="0"/>
+              <w:jc w:val="left"/>
+            </w:pPr>
+            <w:r>
+              <w:rPr>
+                <w:rFonts w:ascii="Arial" w:cs="Arial" w:eastAsia="Arial" w:hAnsi="Arial"/>
+                <w:b w:val="false"/>
+                <w:bCs w:val="false"/>
+                <w:i w:val="false"/>
+                <w:iCs w:val="false"/>
+                <w:color w:val="000000"/>
+                <w:sz w:val="18"/>
+                <w:szCs w:val="18"/>
+              </w:rPr>
+              <w:t xml:space="preserve">Structured observation using a table scaffolds students to extract information systematically from multiple diagram types simultaneously. The mangrove context grounds abstract structures in a real Kenyan ecosystem students may have visited or seen in media, making the adaptation concept tangible. The pause-and-revise moment models scientific practice of updating ideas with new evidence.</w:t>
             </w:r>
           </w:p>
         </w:tc>
@@ -6922,21 +6904,21 @@
           </w:tcPr>
           <w:p>
             <w:pPr>
-              <w:spacing w:after="60" w:before="0"/>
-              <w:jc w:val="left"/>
-            </w:pPr>
-            <w:r>
-              <w:rPr>
-                <w:rFonts w:ascii="Arial" w:cs="Arial" w:eastAsia="Arial" w:hAnsi="Arial"/>
-                <w:b w:val="false"/>
-                <w:bCs w:val="false"/>
-                <w:i w:val="false"/>
-                <w:iCs w:val="false"/>
-                <w:color w:val="000000"/>
-                <w:sz w:val="18"/>
-                <w:szCs w:val="18"/>
-              </w:rPr>
-              <w:t xml:space="preserve"/>
+              <w:spacing w:after="40" w:before="0"/>
+              <w:jc w:val="left"/>
+            </w:pPr>
+            <w:r>
+              <w:rPr>
+                <w:rFonts w:ascii="Arial" w:cs="Arial" w:eastAsia="Arial" w:hAnsi="Arial"/>
+                <w:b w:val="false"/>
+                <w:bCs w:val="false"/>
+                <w:i w:val="false"/>
+                <w:iCs w:val="false"/>
+                <w:color w:val="000000"/>
+                <w:sz w:val="18"/>
+                <w:szCs w:val="18"/>
+              </w:rPr>
+              <w:t xml:space="preserve">Teacher scans completed observation tables during circulation, checking whether students correctly locate stomata predominantly on the lower epidermis, whether they distinguish lenticels from stomata, and whether they connect pneumatophores to waterlogged, oxygen-poor soils. Persistent confusion about stomata location is flagged for targeted clarification in the Explain Phase.</w:t>
             </w:r>
           </w:p>
         </w:tc>
@@ -6988,21 +6970,21 @@
           </w:tcPr>
           <w:p>
             <w:pPr>
-              <w:spacing w:after="60" w:before="0"/>
-              <w:jc w:val="left"/>
-            </w:pPr>
-            <w:r>
-              <w:rPr>
-                <w:rFonts w:ascii="Arial" w:cs="Arial" w:eastAsia="Arial" w:hAnsi="Arial"/>
-                <w:b w:val="false"/>
-                <w:bCs w:val="false"/>
-                <w:i w:val="false"/>
-                <w:iCs w:val="false"/>
-                <w:color w:val="000000"/>
-                <w:sz w:val="18"/>
-                <w:szCs w:val="18"/>
-              </w:rPr>
-              <w:t xml:space="preserve"/>
+              <w:spacing w:after="40" w:before="0"/>
+              <w:jc w:val="left"/>
+            </w:pPr>
+            <w:r>
+              <w:rPr>
+                <w:rFonts w:ascii="Arial" w:cs="Arial" w:eastAsia="Arial" w:hAnsi="Arial"/>
+                <w:b w:val="false"/>
+                <w:bCs w:val="false"/>
+                <w:i w:val="false"/>
+                <w:iCs w:val="false"/>
+                <w:color w:val="000000"/>
+                <w:sz w:val="18"/>
+                <w:szCs w:val="18"/>
+              </w:rPr>
+              <w:t xml:space="preserve">The class reconvenes for a whole-group discussion of 10 minutes. The teacher draws or reveals a large blank leaf cross-section on the board. Students volunteer labels one at a time, explaining why each structure belongs where it does. After labelling, the teacher facilitates a structured comparison discussion using three contrasting Kenyan plant environments: (1) a maize or bean plant on a highland farm in Nyeri — moderate humidity, regular rainfall; (2) a desert shrub in Marsabit or Turkana — intense heat, dry air, scarce water; and (3) a mangrove at Mida Creek on the coast — waterlogged, saline, low-oxygen soil. For each environment students answer: 'Which gaseous exchange structure would be most important or most modified here, and why?' Students annotate their resource sheet diagrams with brief marginal notes. The teacher then explicitly connects the structures back to the Lesson 1 phenomenon: 'In Lesson 1 you saw bubbles coming from the leaf submerged in warm water. Now that you know about stomata on the lower epidermis, what do you think those bubbles were actually coming from?'</w:t>
             </w:r>
           </w:p>
         </w:tc>
@@ -7038,7 +7020,7 @@
             <w:pPr>
               <w:spacing w:after="20" w:before="0"/>
             </w:pPr>
-            <w:hyperlink w:history="1" r:id="rIdzqwkuurhnypeouygkr8cy">
+            <w:hyperlink w:history="1" r:id="rId2ysy52sfbvb6sdcbnjv60">
               <w:r>
                 <w:rPr>
                   <w:rFonts w:ascii="Arial" w:cs="Arial" w:eastAsia="Arial" w:hAnsi="Arial"/>
@@ -7047,7 +7029,7 @@
                   <w:szCs w:val="16"/>
                   <w:u w:val="single" w:color="2E75B6"/>
                 </w:rPr>
-                <w:t xml:space="preserve">Genetics vocabulary</w:t>
+                <w:t xml:space="preserve">Photorespiration</w:t>
               </w:r>
             </w:hyperlink>
           </w:p>
@@ -7071,7 +7053,7 @@
               <w:spacing w:after="10" w:before="0"/>
               <w:ind w:left="120"/>
             </w:pPr>
-            <w:hyperlink w:history="1" r:id="rIdrvvxn5en3uaptwye1ykww">
+            <w:hyperlink w:history="1" r:id="rIdbc129k4wjhavezk_qphdn">
               <w:r>
                 <w:rPr>
                   <w:rFonts w:ascii="Arial" w:cs="Arial" w:eastAsia="Arial" w:hAnsi="Arial"/>
@@ -7116,7 +7098,7 @@
             <w:pPr>
               <w:spacing w:after="20" w:before="0"/>
             </w:pPr>
-            <w:hyperlink w:history="1" r:id="rIdow43eicjahcjwbaehgjtq">
+            <w:hyperlink w:history="1" r:id="rIdygeetzrirokyhbqrgjtpv">
               <w:r>
                 <w:rPr>
                   <w:rFonts w:ascii="Arial" w:cs="Arial" w:eastAsia="Arial" w:hAnsi="Arial"/>
@@ -7125,7 +7107,7 @@
                   <w:szCs w:val="16"/>
                   <w:u w:val="single" w:color="2E75B6"/>
                 </w:rPr>
-                <w:t xml:space="preserve">Build the complementary DNA strand! (PLIX)</w:t>
+                <w:t xml:space="preserve">Evolution of Simple Cells (Flexbook)</w:t>
               </w:r>
             </w:hyperlink>
           </w:p>
@@ -7149,7 +7131,7 @@
               <w:spacing w:after="10" w:before="0"/>
               <w:ind w:left="120"/>
             </w:pPr>
-            <w:hyperlink w:history="1" r:id="rIdgqljih5b2tzdw1_ll6fzm">
+            <w:hyperlink w:history="1" r:id="rIdfinzhfwckjyosnsgketbf">
               <w:r>
                 <w:rPr>
                   <w:rFonts w:ascii="Arial" w:cs="Arial" w:eastAsia="Arial" w:hAnsi="Arial"/>
@@ -7177,21 +7159,21 @@
           </w:tcPr>
           <w:p>
             <w:pPr>
-              <w:spacing w:after="60" w:before="0"/>
-              <w:jc w:val="left"/>
-            </w:pPr>
-            <w:r>
-              <w:rPr>
-                <w:rFonts w:ascii="Arial" w:cs="Arial" w:eastAsia="Arial" w:hAnsi="Arial"/>
-                <w:b w:val="false"/>
-                <w:bCs w:val="false"/>
-                <w:i w:val="false"/>
-                <w:iCs w:val="false"/>
-                <w:color w:val="000000"/>
-                <w:sz w:val="18"/>
-                <w:szCs w:val="18"/>
-              </w:rPr>
-              <w:t xml:space="preserve"/>
+              <w:spacing w:after="40" w:before="0"/>
+              <w:jc w:val="left"/>
+            </w:pPr>
+            <w:r>
+              <w:rPr>
+                <w:rFonts w:ascii="Arial" w:cs="Arial" w:eastAsia="Arial" w:hAnsi="Arial"/>
+                <w:b w:val="false"/>
+                <w:bCs w:val="false"/>
+                <w:i w:val="false"/>
+                <w:iCs w:val="false"/>
+                <w:color w:val="000000"/>
+                <w:sz w:val="18"/>
+                <w:szCs w:val="18"/>
+              </w:rPr>
+              <w:t xml:space="preserve">When labelling the board diagram, use the Claim-Evidence-Reasoning frame: 'What is your claim about where stomata are? What evidence from the diagram supports that? What is your reasoning?' Prompt students who give only a label to add reasoning: 'Tell me why that structure is there and not somewhere else on the leaf.' When discussing the desert shrub, ask: 'If a plant in Turkana kept its stomata wide open all day, what would happen to its water? How might it adapt?' WAIT TIME: After the Turkana question, wait 12 seconds — this is a higher-order inference question and students need processing time. Resist filling the silence. If no response comes after 12 seconds, offer a bridging prompt: 'Think about what happens to water in your water bottle left in the sun.' After the connection back to Lesson 1 bubbles, wait 8 seconds before taking responses.</w:t>
             </w:r>
           </w:p>
         </w:tc>
@@ -7209,21 +7191,21 @@
           </w:tcPr>
           <w:p>
             <w:pPr>
-              <w:spacing w:after="60" w:before="0"/>
-              <w:jc w:val="left"/>
-            </w:pPr>
-            <w:r>
-              <w:rPr>
-                <w:rFonts w:ascii="Arial" w:cs="Arial" w:eastAsia="Arial" w:hAnsi="Arial"/>
-                <w:b w:val="false"/>
-                <w:bCs w:val="false"/>
-                <w:i w:val="false"/>
-                <w:iCs w:val="false"/>
-                <w:color w:val="000000"/>
-                <w:sz w:val="18"/>
-                <w:szCs w:val="18"/>
-              </w:rPr>
-              <w:t xml:space="preserve"/>
+              <w:spacing w:after="40" w:before="0"/>
+              <w:jc w:val="left"/>
+            </w:pPr>
+            <w:r>
+              <w:rPr>
+                <w:rFonts w:ascii="Arial" w:cs="Arial" w:eastAsia="Arial" w:hAnsi="Arial"/>
+                <w:b w:val="false"/>
+                <w:bCs w:val="false"/>
+                <w:i w:val="false"/>
+                <w:iCs w:val="false"/>
+                <w:color w:val="000000"/>
+                <w:sz w:val="18"/>
+                <w:szCs w:val="18"/>
+              </w:rPr>
+              <w:t xml:space="preserve">Collaborative board labelling makes student thinking visible and collective. The three-environment comparison builds explanatory depth by requiring students to apply structural knowledge to novel contexts, not just recall definitions. Explicit reconnection to the Lesson 1 bubble phenomenon keeps the unit storyline coherent and reinforces that each lesson adds a layer of explanation to the same central mystery.</w:t>
             </w:r>
           </w:p>
         </w:tc>
@@ -7241,21 +7223,21 @@
           </w:tcPr>
           <w:p>
             <w:pPr>
-              <w:spacing w:after="60" w:before="0"/>
-              <w:jc w:val="left"/>
-            </w:pPr>
-            <w:r>
-              <w:rPr>
-                <w:rFonts w:ascii="Arial" w:cs="Arial" w:eastAsia="Arial" w:hAnsi="Arial"/>
-                <w:b w:val="false"/>
-                <w:bCs w:val="false"/>
-                <w:i w:val="false"/>
-                <w:iCs w:val="false"/>
-                <w:color w:val="000000"/>
-                <w:sz w:val="18"/>
-                <w:szCs w:val="18"/>
-              </w:rPr>
-              <w:t xml:space="preserve"/>
+              <w:spacing w:after="40" w:before="0"/>
+              <w:jc w:val="left"/>
+            </w:pPr>
+            <w:r>
+              <w:rPr>
+                <w:rFonts w:ascii="Arial" w:cs="Arial" w:eastAsia="Arial" w:hAnsi="Arial"/>
+                <w:b w:val="false"/>
+                <w:bCs w:val="false"/>
+                <w:i w:val="false"/>
+                <w:iCs w:val="false"/>
+                <w:color w:val="000000"/>
+                <w:sz w:val="18"/>
+                <w:szCs w:val="18"/>
+              </w:rPr>
+              <w:t xml:space="preserve">Listen for whether students can articulate a causal link — not just that stomata are on the lower surface but why (reduced water loss, shading from direct sun). Check whether students correctly reason that the Lesson 1 bubbles exited through stomata. Use targeted questioning to probe the three students who were silent during pair work in the Predict Phase, ensuring all learners are building understanding.</w:t>
             </w:r>
           </w:p>
         </w:tc>
@@ -7307,21 +7289,21 @@
           </w:tcPr>
           <w:p>
             <w:pPr>
-              <w:spacing w:after="60" w:before="0"/>
-              <w:jc w:val="left"/>
-            </w:pPr>
-            <w:r>
-              <w:rPr>
-                <w:rFonts w:ascii="Arial" w:cs="Arial" w:eastAsia="Arial" w:hAnsi="Arial"/>
-                <w:b w:val="false"/>
-                <w:bCs w:val="false"/>
-                <w:i w:val="false"/>
-                <w:iCs w:val="false"/>
-                <w:color w:val="000000"/>
-                <w:sz w:val="18"/>
-                <w:szCs w:val="18"/>
-              </w:rPr>
-              <w:t xml:space="preserve"/>
+              <w:spacing w:after="40" w:before="0"/>
+              <w:jc w:val="left"/>
+            </w:pPr>
+            <w:r>
+              <w:rPr>
+                <w:rFonts w:ascii="Arial" w:cs="Arial" w:eastAsia="Arial" w:hAnsi="Arial"/>
+                <w:b w:val="false"/>
+                <w:bCs w:val="false"/>
+                <w:i w:val="false"/>
+                <w:iCs w:val="false"/>
+                <w:color w:val="000000"/>
+                <w:sz w:val="18"/>
+                <w:szCs w:val="18"/>
+              </w:rPr>
+              <w:t xml:space="preserve">Students spend 4 minutes individually reviewing the Driving Question Board from Lesson 1. Each student receives two sticky notes of different colours. On the first colour they write one question that this lesson has answered or partly answered for them. On the second colour they write one new question that today's learning has raised — something they are now curious about that they were not thinking about before. Students place both notes on the DQB in designated sections: 'Questions We Can Now Answer' and 'New Questions from Lesson 2'. The teacher reads three or four new questions aloud and acknowledges them: 'These are exactly the kinds of questions that will drive our next lessons.'</w:t>
             </w:r>
           </w:p>
         </w:tc>
@@ -7357,7 +7339,7 @@
             <w:pPr>
               <w:spacing w:after="20" w:before="0"/>
             </w:pPr>
-            <w:hyperlink w:history="1" r:id="rIdnu4qdp_xdgebgivmeyaf7">
+            <w:hyperlink w:history="1" r:id="rIde9dlyzcctj8i1l-shb-zz">
               <w:r>
                 <w:rPr>
                   <w:rFonts w:ascii="Arial" w:cs="Arial" w:eastAsia="Arial" w:hAnsi="Arial"/>
@@ -7366,7 +7348,7 @@
                   <w:szCs w:val="16"/>
                   <w:u w:val="single" w:color="2E75B6"/>
                 </w:rPr>
-                <w:t xml:space="preserve">Genetics vocabulary</w:t>
+                <w:t xml:space="preserve">Photorespiration</w:t>
               </w:r>
             </w:hyperlink>
           </w:p>
@@ -7390,7 +7372,7 @@
               <w:spacing w:after="10" w:before="0"/>
               <w:ind w:left="120"/>
             </w:pPr>
-            <w:hyperlink w:history="1" r:id="rIdexe_oo22tfry6r-dixodd">
+            <w:hyperlink w:history="1" r:id="rIdhaos-ra2o5qvflgokgzvl">
               <w:r>
                 <w:rPr>
                   <w:rFonts w:ascii="Arial" w:cs="Arial" w:eastAsia="Arial" w:hAnsi="Arial"/>
@@ -7435,7 +7417,7 @@
             <w:pPr>
               <w:spacing w:after="20" w:before="0"/>
             </w:pPr>
-            <w:hyperlink w:history="1" r:id="rIdoirosnhkqyb4x-dnvdy91">
+            <w:hyperlink w:history="1" r:id="rIddxgfszs2ittpya23mr8ci">
               <w:r>
                 <w:rPr>
                   <w:rFonts w:ascii="Arial" w:cs="Arial" w:eastAsia="Arial" w:hAnsi="Arial"/>
@@ -7444,7 +7426,7 @@
                   <w:szCs w:val="16"/>
                   <w:u w:val="single" w:color="2E75B6"/>
                 </w:rPr>
-                <w:t xml:space="preserve">Build the complementary DNA strand! (PLIX)</w:t>
+                <w:t xml:space="preserve">Evolution of Simple Cells (Flexbook)</w:t>
               </w:r>
             </w:hyperlink>
           </w:p>
@@ -7468,7 +7450,7 @@
               <w:spacing w:after="10" w:before="0"/>
               <w:ind w:left="120"/>
             </w:pPr>
-            <w:hyperlink w:history="1" r:id="rIdexa0sflgebe9b2wwamzfb">
+            <w:hyperlink w:history="1" r:id="rIdigf4wgrxhjp3qa8mdetu3">
               <w:r>
                 <w:rPr>
                   <w:rFonts w:ascii="Arial" w:cs="Arial" w:eastAsia="Arial" w:hAnsi="Arial"/>
@@ -7496,21 +7478,21 @@
           </w:tcPr>
           <w:p>
             <w:pPr>
-              <w:spacing w:after="60" w:before="0"/>
-              <w:jc w:val="left"/>
-            </w:pPr>
-            <w:r>
-              <w:rPr>
-                <w:rFonts w:ascii="Arial" w:cs="Arial" w:eastAsia="Arial" w:hAnsi="Arial"/>
-                <w:b w:val="false"/>
-                <w:bCs w:val="false"/>
-                <w:i w:val="false"/>
-                <w:iCs w:val="false"/>
-                <w:color w:val="000000"/>
-                <w:sz w:val="18"/>
-                <w:szCs w:val="18"/>
-              </w:rPr>
-              <w:t xml:space="preserve"/>
+              <w:spacing w:after="40" w:before="0"/>
+              <w:jc w:val="left"/>
+            </w:pPr>
+            <w:r>
+              <w:rPr>
+                <w:rFonts w:ascii="Arial" w:cs="Arial" w:eastAsia="Arial" w:hAnsi="Arial"/>
+                <w:b w:val="false"/>
+                <w:bCs w:val="false"/>
+                <w:i w:val="false"/>
+                <w:iCs w:val="false"/>
+                <w:color w:val="000000"/>
+                <w:sz w:val="18"/>
+                <w:szCs w:val="18"/>
+              </w:rPr>
+              <w:t xml:space="preserve">Before students write, say: 'A good new question is one that came from something you learned today — not a question you could have asked before seeing those diagrams. Think about guard cells, about the cuticle, about pneumatophores.' WAIT TIME: Give 2 full minutes of silent individual writing time before any discussion. Do not prompt or circulate during this window — protect the thinking space. When reading selected questions aloud, do not evaluate or rank them. Say: 'This question about whether stomata can be on the upper epidermis in any plant is going to become very important in Lesson 3.' This previews the next lesson without giving away the answer.</w:t>
             </w:r>
           </w:p>
         </w:tc>
@@ -7528,21 +7510,21 @@
           </w:tcPr>
           <w:p>
             <w:pPr>
-              <w:spacing w:after="60" w:before="0"/>
-              <w:jc w:val="left"/>
-            </w:pPr>
-            <w:r>
-              <w:rPr>
-                <w:rFonts w:ascii="Arial" w:cs="Arial" w:eastAsia="Arial" w:hAnsi="Arial"/>
-                <w:b w:val="false"/>
-                <w:bCs w:val="false"/>
-                <w:i w:val="false"/>
-                <w:iCs w:val="false"/>
-                <w:color w:val="000000"/>
-                <w:sz w:val="18"/>
-                <w:szCs w:val="18"/>
-              </w:rPr>
-              <w:t xml:space="preserve"/>
+              <w:spacing w:after="40" w:before="0"/>
+              <w:jc w:val="left"/>
+            </w:pPr>
+            <w:r>
+              <w:rPr>
+                <w:rFonts w:ascii="Arial" w:cs="Arial" w:eastAsia="Arial" w:hAnsi="Arial"/>
+                <w:b w:val="false"/>
+                <w:bCs w:val="false"/>
+                <w:i w:val="false"/>
+                <w:iCs w:val="false"/>
+                <w:color w:val="000000"/>
+                <w:sz w:val="18"/>
+                <w:szCs w:val="18"/>
+              </w:rPr>
+              <w:t xml:space="preserve">Separating answered questions from new questions makes metacognitive progress visible — students literally see the board change as knowledge grows. The two-colour system ensures students engage with both consolidation and curiosity, preventing the DQB from becoming merely a list of answered facts. Teacher acknowledgement of new questions validates scientific curiosity as a legitimate learning outcome.</w:t>
             </w:r>
           </w:p>
         </w:tc>
@@ -7560,21 +7542,21 @@
           </w:tcPr>
           <w:p>
             <w:pPr>
-              <w:spacing w:after="60" w:before="0"/>
-              <w:jc w:val="left"/>
-            </w:pPr>
-            <w:r>
-              <w:rPr>
-                <w:rFonts w:ascii="Arial" w:cs="Arial" w:eastAsia="Arial" w:hAnsi="Arial"/>
-                <w:b w:val="false"/>
-                <w:bCs w:val="false"/>
-                <w:i w:val="false"/>
-                <w:iCs w:val="false"/>
-                <w:color w:val="000000"/>
-                <w:sz w:val="18"/>
-                <w:szCs w:val="18"/>
-              </w:rPr>
-              <w:t xml:space="preserve"/>
+              <w:spacing w:after="40" w:before="0"/>
+              <w:jc w:val="left"/>
+            </w:pPr>
+            <w:r>
+              <w:rPr>
+                <w:rFonts w:ascii="Arial" w:cs="Arial" w:eastAsia="Arial" w:hAnsi="Arial"/>
+                <w:b w:val="false"/>
+                <w:bCs w:val="false"/>
+                <w:i w:val="false"/>
+                <w:iCs w:val="false"/>
+                <w:color w:val="000000"/>
+                <w:sz w:val="18"/>
+                <w:szCs w:val="18"/>
+              </w:rPr>
+              <w:t xml:space="preserve">The answered-question sticky notes serve as a quick whole-class formative check on whether core concepts landed. If fewer than half the class can articulate an answered question, the teacher notes this for revision at the start of Lesson 3. The new-question notes reveal misconceptions and areas of genuine curiosity that can be used to sequence or emphasise content in upcoming lessons.</w:t>
             </w:r>
           </w:p>
         </w:tc>
@@ -7626,21 +7608,21 @@
           </w:tcPr>
           <w:p>
             <w:pPr>
-              <w:spacing w:after="60" w:before="0"/>
-              <w:jc w:val="left"/>
-            </w:pPr>
-            <w:r>
-              <w:rPr>
-                <w:rFonts w:ascii="Arial" w:cs="Arial" w:eastAsia="Arial" w:hAnsi="Arial"/>
-                <w:b w:val="false"/>
-                <w:bCs w:val="false"/>
-                <w:i w:val="false"/>
-                <w:iCs w:val="false"/>
-                <w:color w:val="000000"/>
-                <w:sz w:val="18"/>
-                <w:szCs w:val="18"/>
-              </w:rPr>
-              <w:t xml:space="preserve"/>
+              <w:spacing w:after="40" w:before="0"/>
+              <w:jc w:val="left"/>
+            </w:pPr>
+            <w:r>
+              <w:rPr>
+                <w:rFonts w:ascii="Arial" w:cs="Arial" w:eastAsia="Arial" w:hAnsi="Arial"/>
+                <w:b w:val="false"/>
+                <w:bCs w:val="false"/>
+                <w:i w:val="false"/>
+                <w:iCs w:val="false"/>
+                <w:color w:val="000000"/>
+                <w:sz w:val="18"/>
+                <w:szCs w:val="18"/>
+              </w:rPr>
+              <w:t xml:space="preserve">In the final 6 minutes students retrieve the initial explanatory model sketch they began in Lesson 1 (a drawing of a leaf with arrows showing where they thought gas entered and exited). Using a different colour pen or pencil, they now add and label the four structures learned today — stomata, cuticle, lenticels, and pneumatophores — with small annotations explaining the function of each. They also add a written sentence at the bottom of their model: 'The bubbles in the Lesson 1 experiment came from _______ because _______.' Students do not need to finish every detail — the model is a living document that will be revised each lesson. If time allows, one or two students share their revised model with a neighbour and offer one piece of feedback using the stem: 'I notice you added _______ which I agree with because _______ but I am wondering about _______.'</w:t>
             </w:r>
           </w:p>
         </w:tc>
@@ -7676,7 +7658,7 @@
             <w:pPr>
               <w:spacing w:after="20" w:before="0"/>
             </w:pPr>
-            <w:hyperlink w:history="1" r:id="rId8ampfjqalf_ciu4hef19s">
+            <w:hyperlink w:history="1" r:id="rIdaucc2slvp2l59xp0wqpsi">
               <w:r>
                 <w:rPr>
                   <w:rFonts w:ascii="Arial" w:cs="Arial" w:eastAsia="Arial" w:hAnsi="Arial"/>
@@ -7685,7 +7667,7 @@
                   <w:szCs w:val="16"/>
                   <w:u w:val="single" w:color="2E75B6"/>
                 </w:rPr>
-                <w:t xml:space="preserve">Genetics vocabulary</w:t>
+                <w:t xml:space="preserve">Photorespiration</w:t>
               </w:r>
             </w:hyperlink>
           </w:p>
@@ -7709,7 +7691,7 @@
               <w:spacing w:after="10" w:before="0"/>
               <w:ind w:left="120"/>
             </w:pPr>
-            <w:hyperlink w:history="1" r:id="rId_r4mzvxr2qrsix_atqwmp">
+            <w:hyperlink w:history="1" r:id="rIdwnso4iq3mlylk71gc0xpd">
               <w:r>
                 <w:rPr>
                   <w:rFonts w:ascii="Arial" w:cs="Arial" w:eastAsia="Arial" w:hAnsi="Arial"/>
@@ -7754,7 +7736,7 @@
             <w:pPr>
               <w:spacing w:after="20" w:before="0"/>
             </w:pPr>
-            <w:hyperlink w:history="1" r:id="rIdjifjdzytxbxqgq-mbeg5e">
+            <w:hyperlink w:history="1" r:id="rIdiycwnudyqcuyxk5imxuwc">
               <w:r>
                 <w:rPr>
                   <w:rFonts w:ascii="Arial" w:cs="Arial" w:eastAsia="Arial" w:hAnsi="Arial"/>
@@ -7763,7 +7745,7 @@
                   <w:szCs w:val="16"/>
                   <w:u w:val="single" w:color="2E75B6"/>
                 </w:rPr>
-                <w:t xml:space="preserve">Build the complementary DNA strand! (PLIX)</w:t>
+                <w:t xml:space="preserve">Evolution of Simple Cells (Flexbook)</w:t>
               </w:r>
             </w:hyperlink>
           </w:p>
@@ -7787,7 +7769,7 @@
               <w:spacing w:after="10" w:before="0"/>
               <w:ind w:left="120"/>
             </w:pPr>
-            <w:hyperlink w:history="1" r:id="rIdhmqa7qmkelpkgrib2wkel">
+            <w:hyperlink w:history="1" r:id="rId1nfvgxztjhh0itokj8v9e">
               <w:r>
                 <w:rPr>
                   <w:rFonts w:ascii="Arial" w:cs="Arial" w:eastAsia="Arial" w:hAnsi="Arial"/>
@@ -7815,21 +7797,21 @@
           </w:tcPr>
           <w:p>
             <w:pPr>
-              <w:spacing w:after="60" w:before="0"/>
-              <w:jc w:val="left"/>
-            </w:pPr>
-            <w:r>
-              <w:rPr>
-                <w:rFonts w:ascii="Arial" w:cs="Arial" w:eastAsia="Arial" w:hAnsi="Arial"/>
-                <w:b w:val="false"/>
-                <w:bCs w:val="false"/>
-                <w:i w:val="false"/>
-                <w:iCs w:val="false"/>
-                <w:color w:val="000000"/>
-                <w:sz w:val="18"/>
-                <w:szCs w:val="18"/>
-              </w:rPr>
-              <w:t xml:space="preserve"/>
+              <w:spacing w:after="40" w:before="0"/>
+              <w:jc w:val="left"/>
+            </w:pPr>
+            <w:r>
+              <w:rPr>
+                <w:rFonts w:ascii="Arial" w:cs="Arial" w:eastAsia="Arial" w:hAnsi="Arial"/>
+                <w:b w:val="false"/>
+                <w:bCs w:val="false"/>
+                <w:i w:val="false"/>
+                <w:iCs w:val="false"/>
+                <w:color w:val="000000"/>
+                <w:sz w:val="18"/>
+                <w:szCs w:val="18"/>
+              </w:rPr>
+              <w:t xml:space="preserve">Circulate and look for students who are only adding labels without functional annotations. Prompt: 'Your label says stomata — can you add a phrase that says what stomata actually do for the plant?' Look for students who have drawn stomata on the top surface only — gently ask: 'What did the diagram show about which surface has more stomata? Can you update your model to reflect that?' Do not correct the bubble-sentence fill-in directly — instead ask: 'What did we learn in the Explain Phase that helps you complete that sentence?' WAIT TIME: After this prompt, step away and give the student 15 seconds to think and write independently before returning. End the lesson by saying: 'Your models are getting more accurate. In Lesson 3 we are going to find out something surprising about how stomata open and close — and you will need to add that to your model too. Keep your predictions in place — do not erase them — because scientists keep a record of how their thinking changes.'</w:t>
             </w:r>
           </w:p>
         </w:tc>
@@ -7847,21 +7829,21 @@
           </w:tcPr>
           <w:p>
             <w:pPr>
-              <w:spacing w:after="60" w:before="0"/>
-              <w:jc w:val="left"/>
-            </w:pPr>
-            <w:r>
-              <w:rPr>
-                <w:rFonts w:ascii="Arial" w:cs="Arial" w:eastAsia="Arial" w:hAnsi="Arial"/>
-                <w:b w:val="false"/>
-                <w:bCs w:val="false"/>
-                <w:i w:val="false"/>
-                <w:iCs w:val="false"/>
-                <w:color w:val="000000"/>
-                <w:sz w:val="18"/>
-                <w:szCs w:val="18"/>
-              </w:rPr>
-              <w:t xml:space="preserve"/>
+              <w:spacing w:after="40" w:before="0"/>
+              <w:jc w:val="left"/>
+            </w:pPr>
+            <w:r>
+              <w:rPr>
+                <w:rFonts w:ascii="Arial" w:cs="Arial" w:eastAsia="Arial" w:hAnsi="Arial"/>
+                <w:b w:val="false"/>
+                <w:bCs w:val="false"/>
+                <w:i w:val="false"/>
+                <w:iCs w:val="false"/>
+                <w:color w:val="000000"/>
+                <w:sz w:val="18"/>
+                <w:szCs w:val="18"/>
+              </w:rPr>
+              <w:t xml:space="preserve">Iterative model revision is the central sense-making practice of the unit. Using a different colour pen preserves the record of prior thinking and makes conceptual growth visible to both student and teacher. The bubble-sentence stem directly ties structural knowledge back to the anchoring phenomenon, ensuring every lesson explicitly advances the unit storyline. Peer feedback using the structured stem builds scientific communication skills without requiring formal presentation time.</w:t>
             </w:r>
           </w:p>
         </w:tc>
@@ -7879,21 +7861,21 @@
           </w:tcPr>
           <w:p>
             <w:pPr>
-              <w:spacing w:after="60" w:before="0"/>
-              <w:jc w:val="left"/>
-            </w:pPr>
-            <w:r>
-              <w:rPr>
-                <w:rFonts w:ascii="Arial" w:cs="Arial" w:eastAsia="Arial" w:hAnsi="Arial"/>
-                <w:b w:val="false"/>
-                <w:bCs w:val="false"/>
-                <w:i w:val="false"/>
-                <w:iCs w:val="false"/>
-                <w:color w:val="000000"/>
-                <w:sz w:val="18"/>
-                <w:szCs w:val="18"/>
-              </w:rPr>
-              <w:t xml:space="preserve"/>
+              <w:spacing w:after="40" w:before="0"/>
+              <w:jc w:val="left"/>
+            </w:pPr>
+            <w:r>
+              <w:rPr>
+                <w:rFonts w:ascii="Arial" w:cs="Arial" w:eastAsia="Arial" w:hAnsi="Arial"/>
+                <w:b w:val="false"/>
+                <w:bCs w:val="false"/>
+                <w:i w:val="false"/>
+                <w:iCs w:val="false"/>
+                <w:color w:val="000000"/>
+                <w:sz w:val="18"/>
+                <w:szCs w:val="18"/>
+              </w:rPr>
+              <w:t xml:space="preserve">The revised model serves as the primary formative artifact for Lesson 2. Teacher looks for three things when collecting or photographing models: (1) correct placement of stomata on the lower epidermis; (2) inclusion of at least three of the four structures with functional annotations; (3) a plausible causal completion of the bubble sentence linking stomata to gas release. Models that show only label additions without function annotations flag students who may need additional scaffolding in Lesson 3.</w:t>
             </w:r>
           </w:p>
         </w:tc>
@@ -7972,21 +7954,21 @@
           </w:tcPr>
           <w:p>
             <w:pPr>
-              <w:spacing w:after="60" w:before="0"/>
-              <w:jc w:val="left"/>
-            </w:pPr>
-            <w:r>
-              <w:rPr>
-                <w:rFonts w:ascii="Arial" w:cs="Arial" w:eastAsia="Arial" w:hAnsi="Arial"/>
-                <w:b w:val="false"/>
-                <w:bCs w:val="false"/>
-                <w:i w:val="false"/>
-                <w:iCs w:val="false"/>
-                <w:color w:val="000000"/>
-                <w:sz w:val="18"/>
-                <w:szCs w:val="18"/>
-              </w:rPr>
-              <w:t xml:space="preserve"/>
+              <w:spacing w:after="40" w:before="0"/>
+              <w:jc w:val="left"/>
+            </w:pPr>
+            <w:r>
+              <w:rPr>
+                <w:rFonts w:ascii="Arial" w:cs="Arial" w:eastAsia="Arial" w:hAnsi="Arial"/>
+                <w:b w:val="false"/>
+                <w:bCs w:val="false"/>
+                <w:i w:val="false"/>
+                <w:iCs w:val="false"/>
+                <w:color w:val="000000"/>
+                <w:sz w:val="18"/>
+                <w:szCs w:val="18"/>
+              </w:rPr>
+              <w:t xml:space="preserve">After the lesson, consider: Did students make a clear verbal or written connection between the Lesson 1 bubbles and the stomata they identified today — or did the two remain separate in their thinking? Were students able to reason about adaptations for different Kenyan environments, or did they only recall the definition of each structure? Did the three-environment comparison (Nyeri, Turkana, Mida Creek) feel authentic and accessible, or did it seem abstract? Which students remained silent during whole-group discussion and how will they be re-engaged in Lesson 3? Review the new-question sticky notes from the DQB — do they cluster around guard cell function, cuticle thickness, or something unexpected? Use these clusters to adjust the entry point for Lesson 3. Check whether any student wrote a question about respiration specifically — this foreshadows Lesson 4 and can be acknowledged at the start of that lesson to reward curiosity.</w:t>
             </w:r>
           </w:p>
         </w:tc>
@@ -8099,21 +8081,21 @@
           </w:tcPr>
           <w:p>
             <w:pPr>
-              <w:spacing w:after="60" w:before="0"/>
-              <w:jc w:val="left"/>
-            </w:pPr>
-            <w:r>
-              <w:rPr>
-                <w:rFonts w:ascii="Arial" w:cs="Arial" w:eastAsia="Arial" w:hAnsi="Arial"/>
-                <w:b w:val="false"/>
-                <w:bCs w:val="false"/>
-                <w:i w:val="false"/>
-                <w:iCs w:val="false"/>
-                <w:color w:val="000000"/>
-                <w:sz w:val="18"/>
-                <w:szCs w:val="18"/>
-              </w:rPr>
-              <w:t xml:space="preserve"/>
+              <w:spacing w:after="40" w:before="0"/>
+              <w:jc w:val="left"/>
+            </w:pPr>
+            <w:r>
+              <w:rPr>
+                <w:rFonts w:ascii="Arial" w:cs="Arial" w:eastAsia="Arial" w:hAnsi="Arial"/>
+                <w:b w:val="false"/>
+                <w:bCs w:val="false"/>
+                <w:i w:val="false"/>
+                <w:iCs w:val="false"/>
+                <w:color w:val="000000"/>
+                <w:sz w:val="18"/>
+                <w:szCs w:val="18"/>
+              </w:rPr>
+              <w:t xml:space="preserve">Diagrams and descriptive text showing the four main sites of gaseous exchange in plants: stomata on the leaf epidermis, the waxy cuticle, lenticels on woody stems, and pneumatophores on mangrove roots. Connections were made to three contrasting Kenyan environments — highland farms, arid northern Kenya, and coastal mangroves at Mida Creek.</w:t>
             </w:r>
           </w:p>
         </w:tc>
@@ -8165,21 +8147,21 @@
           </w:tcPr>
           <w:p>
             <w:pPr>
-              <w:spacing w:after="60" w:before="0"/>
-              <w:jc w:val="left"/>
-            </w:pPr>
-            <w:r>
-              <w:rPr>
-                <w:rFonts w:ascii="Arial" w:cs="Arial" w:eastAsia="Arial" w:hAnsi="Arial"/>
-                <w:b w:val="false"/>
-                <w:bCs w:val="false"/>
-                <w:i w:val="false"/>
-                <w:iCs w:val="false"/>
-                <w:color w:val="000000"/>
-                <w:sz w:val="18"/>
-                <w:szCs w:val="18"/>
-              </w:rPr>
-              <w:t xml:space="preserve"/>
+              <w:spacing w:after="40" w:before="0"/>
+              <w:jc w:val="left"/>
+            </w:pPr>
+            <w:r>
+              <w:rPr>
+                <w:rFonts w:ascii="Arial" w:cs="Arial" w:eastAsia="Arial" w:hAnsi="Arial"/>
+                <w:b w:val="false"/>
+                <w:bCs w:val="false"/>
+                <w:i w:val="false"/>
+                <w:iCs w:val="false"/>
+                <w:color w:val="000000"/>
+                <w:sz w:val="18"/>
+                <w:szCs w:val="18"/>
+              </w:rPr>
+              <w:t xml:space="preserve">Plants exchange gases through specific structures: stomata (mainly on the lower leaf surface) allow CO2 in and O2 and water vapour out; the cuticle limits water loss but allows little direct gas exchange; lenticels allow gas exchange through woody stems; pneumatophores are specialised roots in mangroves that allow gas exchange in waterlogged soils. The density and modification of these structures reflects the environment a plant lives in.</w:t>
             </w:r>
           </w:p>
         </w:tc>
@@ -8231,21 +8213,21 @@
           </w:tcPr>
           <w:p>
             <w:pPr>
-              <w:spacing w:after="60" w:before="0"/>
-              <w:jc w:val="left"/>
-            </w:pPr>
-            <w:r>
-              <w:rPr>
-                <w:rFonts w:ascii="Arial" w:cs="Arial" w:eastAsia="Arial" w:hAnsi="Arial"/>
-                <w:b w:val="false"/>
-                <w:bCs w:val="false"/>
-                <w:i w:val="false"/>
-                <w:iCs w:val="false"/>
-                <w:color w:val="000000"/>
-                <w:sz w:val="18"/>
-                <w:szCs w:val="18"/>
-              </w:rPr>
-              <w:t xml:space="preserve"/>
+              <w:spacing w:after="40" w:before="0"/>
+              <w:jc w:val="left"/>
+            </w:pPr>
+            <w:r>
+              <w:rPr>
+                <w:rFonts w:ascii="Arial" w:cs="Arial" w:eastAsia="Arial" w:hAnsi="Arial"/>
+                <w:b w:val="false"/>
+                <w:bCs w:val="false"/>
+                <w:i w:val="false"/>
+                <w:iCs w:val="false"/>
+                <w:color w:val="000000"/>
+                <w:sz w:val="18"/>
+                <w:szCs w:val="18"/>
+              </w:rPr>
+              <w:t xml:space="preserve">The bubbles observed in Lesson 1 were most likely exiting through stomata on the lower surface of the submerged leaf, as warm water and agitation released dissolved gases and photosynthesis-produced oxygen through these pores. This means the leaf surface is not uniform — specific microscopic structures control where and how much gas moves in or out of the plant.</w:t>
             </w:r>
           </w:p>
         </w:tc>
@@ -8314,7 +8296,7 @@
                 <w:sz w:val="22"/>
                 <w:szCs w:val="22"/>
               </w:rPr>
-              <w:t xml:space="preserve">LESSON 3 (40 minutes): Lesson 3</w:t>
+              <w:t xml:space="preserve">LESSON 3 (40 minutes): Stomatal Mechanisms — How Plants Open and Close Their Gates</w:t>
             </w:r>
           </w:p>
         </w:tc>
@@ -8467,21 +8449,21 @@
           </w:tcPr>
           <w:p>
             <w:pPr>
-              <w:spacing w:after="60" w:before="0"/>
-              <w:jc w:val="left"/>
-            </w:pPr>
-            <w:r>
-              <w:rPr>
-                <w:rFonts w:ascii="Arial" w:cs="Arial" w:eastAsia="Arial" w:hAnsi="Arial"/>
-                <w:b w:val="false"/>
-                <w:bCs w:val="false"/>
-                <w:i w:val="false"/>
-                <w:iCs w:val="false"/>
-                <w:color w:val="000000"/>
-                <w:sz w:val="18"/>
-                <w:szCs w:val="18"/>
-              </w:rPr>
-              <w:t xml:space="preserve"/>
+              <w:spacing w:after="40" w:before="0"/>
+              <w:jc w:val="left"/>
+            </w:pPr>
+            <w:r>
+              <w:rPr>
+                <w:rFonts w:ascii="Arial" w:cs="Arial" w:eastAsia="Arial" w:hAnsi="Arial"/>
+                <w:b w:val="false"/>
+                <w:bCs w:val="false"/>
+                <w:i w:val="false"/>
+                <w:iCs w:val="false"/>
+                <w:color w:val="000000"/>
+                <w:sz w:val="18"/>
+                <w:szCs w:val="18"/>
+              </w:rPr>
+              <w:t xml:space="preserve">To explain the mechanisms by which stomata open and close, enabling plants to regulate the flow of gases through their leaf surfaces</w:t>
             </w:r>
           </w:p>
         </w:tc>
@@ -8533,21 +8515,21 @@
           </w:tcPr>
           <w:p>
             <w:pPr>
-              <w:spacing w:after="60" w:before="0"/>
-              <w:jc w:val="left"/>
-            </w:pPr>
-            <w:r>
-              <w:rPr>
-                <w:rFonts w:ascii="Arial" w:cs="Arial" w:eastAsia="Arial" w:hAnsi="Arial"/>
-                <w:b w:val="false"/>
-                <w:bCs w:val="false"/>
-                <w:i w:val="false"/>
-                <w:iCs w:val="false"/>
-                <w:color w:val="000000"/>
-                <w:sz w:val="18"/>
-                <w:szCs w:val="18"/>
-              </w:rPr>
-              <w:t xml:space="preserve"/>
+              <w:spacing w:after="40" w:before="0"/>
+              <w:jc w:val="left"/>
+            </w:pPr>
+            <w:r>
+              <w:rPr>
+                <w:rFonts w:ascii="Arial" w:cs="Arial" w:eastAsia="Arial" w:hAnsi="Arial"/>
+                <w:b w:val="false"/>
+                <w:bCs w:val="false"/>
+                <w:i w:val="false"/>
+                <w:iCs w:val="false"/>
+                <w:color w:val="000000"/>
+                <w:sz w:val="18"/>
+                <w:szCs w:val="18"/>
+              </w:rPr>
+              <w:t xml:space="preserve">Students will be able to explain how changes in guard cell turgor pressure cause stomata to open and close, describe the potassium ion pump theory and the starch-sugar hypothesis, and connect stomatal behaviour to environmental conditions including light, temperature, and water availability</w:t>
             </w:r>
           </w:p>
         </w:tc>
@@ -8599,21 +8581,21 @@
           </w:tcPr>
           <w:p>
             <w:pPr>
-              <w:spacing w:after="60" w:before="0"/>
-              <w:jc w:val="left"/>
-            </w:pPr>
-            <w:r>
-              <w:rPr>
-                <w:rFonts w:ascii="Arial" w:cs="Arial" w:eastAsia="Arial" w:hAnsi="Arial"/>
-                <w:b w:val="false"/>
-                <w:bCs w:val="false"/>
-                <w:i w:val="false"/>
-                <w:iCs w:val="false"/>
-                <w:color w:val="000000"/>
-                <w:sz w:val="18"/>
-                <w:szCs w:val="18"/>
-              </w:rPr>
-              <w:t xml:space="preserve"/>
+              <w:spacing w:after="40" w:before="0"/>
+              <w:jc w:val="left"/>
+            </w:pPr>
+            <w:r>
+              <w:rPr>
+                <w:rFonts w:ascii="Arial" w:cs="Arial" w:eastAsia="Arial" w:hAnsi="Arial"/>
+                <w:b w:val="false"/>
+                <w:bCs w:val="false"/>
+                <w:i w:val="false"/>
+                <w:iCs w:val="false"/>
+                <w:color w:val="000000"/>
+                <w:sz w:val="18"/>
+                <w:szCs w:val="18"/>
+              </w:rPr>
+              <w:t xml:space="preserve">Students will analyse animations and diagrams to construct scientific explanations, collaborate to compare and evaluate two competing hypotheses, and update their Driving Question Board with evidence-based reasoning</w:t>
             </w:r>
           </w:p>
         </w:tc>
@@ -8665,21 +8647,21 @@
           </w:tcPr>
           <w:p>
             <w:pPr>
-              <w:spacing w:after="60" w:before="0"/>
-              <w:jc w:val="left"/>
-            </w:pPr>
-            <w:r>
-              <w:rPr>
-                <w:rFonts w:ascii="Arial" w:cs="Arial" w:eastAsia="Arial" w:hAnsi="Arial"/>
-                <w:b w:val="false"/>
-                <w:bCs w:val="false"/>
-                <w:i w:val="false"/>
-                <w:iCs w:val="false"/>
-                <w:color w:val="000000"/>
-                <w:sz w:val="18"/>
-                <w:szCs w:val="18"/>
-              </w:rPr>
-              <w:t xml:space="preserve"/>
+              <w:spacing w:after="40" w:before="0"/>
+              <w:jc w:val="left"/>
+            </w:pPr>
+            <w:r>
+              <w:rPr>
+                <w:rFonts w:ascii="Arial" w:cs="Arial" w:eastAsia="Arial" w:hAnsi="Arial"/>
+                <w:b w:val="false"/>
+                <w:bCs w:val="false"/>
+                <w:i w:val="false"/>
+                <w:iCs w:val="false"/>
+                <w:color w:val="000000"/>
+                <w:sz w:val="18"/>
+                <w:szCs w:val="18"/>
+              </w:rPr>
+              <w:t xml:space="preserve">Students will appreciate the elegance of plant physiological mechanisms and develop curiosity about how invisible cellular processes produce the observable effects seen in the anchoring phenomenon</w:t>
             </w:r>
           </w:p>
         </w:tc>
@@ -8731,21 +8713,21 @@
           </w:tcPr>
           <w:p>
             <w:pPr>
-              <w:spacing w:after="60" w:before="0"/>
-              <w:jc w:val="left"/>
-            </w:pPr>
-            <w:r>
-              <w:rPr>
-                <w:rFonts w:ascii="Arial" w:cs="Arial" w:eastAsia="Arial" w:hAnsi="Arial"/>
-                <w:b w:val="false"/>
-                <w:bCs w:val="false"/>
-                <w:i w:val="false"/>
-                <w:iCs w:val="false"/>
-                <w:color w:val="000000"/>
-                <w:sz w:val="18"/>
-                <w:szCs w:val="18"/>
-              </w:rPr>
-              <w:t xml:space="preserve"/>
+              <w:spacing w:after="40" w:before="0"/>
+              <w:jc w:val="left"/>
+            </w:pPr>
+            <w:r>
+              <w:rPr>
+                <w:rFonts w:ascii="Arial" w:cs="Arial" w:eastAsia="Arial" w:hAnsi="Arial"/>
+                <w:b w:val="false"/>
+                <w:bCs w:val="false"/>
+                <w:i w:val="false"/>
+                <w:iCs w:val="false"/>
+                <w:color w:val="000000"/>
+                <w:sz w:val="18"/>
+                <w:szCs w:val="18"/>
+              </w:rPr>
+              <w:t xml:space="preserve">How does gaseous exchange occur in plants?</w:t>
             </w:r>
           </w:p>
         </w:tc>
@@ -8797,21 +8779,21 @@
           </w:tcPr>
           <w:p>
             <w:pPr>
-              <w:spacing w:after="60" w:before="0"/>
-              <w:jc w:val="left"/>
-            </w:pPr>
-            <w:r>
-              <w:rPr>
-                <w:rFonts w:ascii="Arial" w:cs="Arial" w:eastAsia="Arial" w:hAnsi="Arial"/>
-                <w:b w:val="false"/>
-                <w:bCs w:val="false"/>
-                <w:i w:val="false"/>
-                <w:iCs w:val="false"/>
-                <w:color w:val="000000"/>
-                <w:sz w:val="18"/>
-                <w:szCs w:val="18"/>
-              </w:rPr>
-              <w:t xml:space="preserve"/>
+              <w:spacing w:after="40" w:before="0"/>
+              <w:jc w:val="left"/>
+            </w:pPr>
+            <w:r>
+              <w:rPr>
+                <w:rFonts w:ascii="Arial" w:cs="Arial" w:eastAsia="Arial" w:hAnsi="Arial"/>
+                <w:b w:val="false"/>
+                <w:bCs w:val="false"/>
+                <w:i w:val="false"/>
+                <w:iCs w:val="false"/>
+                <w:color w:val="000000"/>
+                <w:sz w:val="18"/>
+                <w:szCs w:val="18"/>
+              </w:rPr>
+              <w:t xml:space="preserve">Lesson 3 advances the storyline by moving from identifying WHERE gas exchange happens (Lesson 2 structures) to explaining HOW the plant controls gas flow. Students gain a mechanistic understanding of stomatal opening and closing, directly addressing why bubbles appeared during the anchoring phenomenon and why bubble rate changes in different light conditions. This lesson provides the regulatory layer that connects structure to function.</w:t>
             </w:r>
           </w:p>
         </w:tc>
@@ -8861,25 +8843,7 @@
             </w:tcMar>
             <w:vAlign w:val="top"/>
           </w:tcPr>
-          <w:p>
-            <w:pPr>
-              <w:spacing w:after="60" w:before="0"/>
-              <w:jc w:val="left"/>
-            </w:pPr>
-            <w:r>
-              <w:rPr>
-                <w:rFonts w:ascii="Arial" w:cs="Arial" w:eastAsia="Arial" w:hAnsi="Arial"/>
-                <w:b w:val="false"/>
-                <w:bCs w:val="false"/>
-                <w:i w:val="false"/>
-                <w:iCs w:val="false"/>
-                <w:color w:val="000000"/>
-                <w:sz w:val="18"/>
-                <w:szCs w:val="18"/>
-              </w:rPr>
-              <w:t xml:space="preserve"/>
-            </w:r>
-          </w:p>
+          <w:p/>
         </w:tc>
       </w:tr>
     </w:tbl>
@@ -8956,21 +8920,21 @@
           </w:tcPr>
           <w:p>
             <w:pPr>
-              <w:spacing w:after="60" w:before="0"/>
-              <w:jc w:val="left"/>
-            </w:pPr>
-            <w:r>
-              <w:rPr>
-                <w:rFonts w:ascii="Arial" w:cs="Arial" w:eastAsia="Arial" w:hAnsi="Arial"/>
-                <w:b w:val="false"/>
-                <w:bCs w:val="false"/>
-                <w:i w:val="false"/>
-                <w:iCs w:val="false"/>
-                <w:color w:val="000000"/>
-                <w:sz w:val="18"/>
-                <w:szCs w:val="18"/>
-              </w:rPr>
-              <w:t xml:space="preserve"/>
+              <w:spacing w:after="40" w:before="0"/>
+              <w:jc w:val="left"/>
+            </w:pPr>
+            <w:r>
+              <w:rPr>
+                <w:rFonts w:ascii="Arial" w:cs="Arial" w:eastAsia="Arial" w:hAnsi="Arial"/>
+                <w:b w:val="false"/>
+                <w:bCs w:val="false"/>
+                <w:i w:val="false"/>
+                <w:iCs w:val="false"/>
+                <w:color w:val="000000"/>
+                <w:sz w:val="18"/>
+                <w:szCs w:val="18"/>
+              </w:rPr>
+              <w:t xml:space="preserve">Students begin by revisiting their predictions from the anchoring phenomenon about whether bubble production changes in different light conditions. They then engage with two explanatory models — the potassium ion pump theory and the starch-sugar hypothesis — through annotated diagrams or animations, working in collaborative groups to construct explanations for guard cell behaviour. A structured whole-class discussion consolidates understanding, and students update the Driving Question Board. The lesson closes with students revising their cross-section models from Lesson 2 to include guard cell dynamics.</w:t>
             </w:r>
           </w:p>
         </w:tc>
@@ -9281,21 +9245,21 @@
           </w:tcPr>
           <w:p>
             <w:pPr>
-              <w:spacing w:after="60" w:before="0"/>
-              <w:jc w:val="left"/>
-            </w:pPr>
-            <w:r>
-              <w:rPr>
-                <w:rFonts w:ascii="Arial" w:cs="Arial" w:eastAsia="Arial" w:hAnsi="Arial"/>
-                <w:b w:val="false"/>
-                <w:bCs w:val="false"/>
-                <w:i w:val="false"/>
-                <w:iCs w:val="false"/>
-                <w:color w:val="000000"/>
-                <w:sz w:val="18"/>
-                <w:szCs w:val="18"/>
-              </w:rPr>
-              <w:t xml:space="preserve"/>
+              <w:spacing w:after="40" w:before="0"/>
+              <w:jc w:val="left"/>
+            </w:pPr>
+            <w:r>
+              <w:rPr>
+                <w:rFonts w:ascii="Arial" w:cs="Arial" w:eastAsia="Arial" w:hAnsi="Arial"/>
+                <w:b w:val="false"/>
+                <w:bCs w:val="false"/>
+                <w:i w:val="false"/>
+                <w:iCs w:val="false"/>
+                <w:color w:val="000000"/>
+                <w:sz w:val="18"/>
+                <w:szCs w:val="18"/>
+              </w:rPr>
+              <w:t xml:space="preserve">Students are shown a simple recall prompt on the board: a diagram of the anchoring phenomenon setup — a maize or bean leaf submerged in warm water under a lamp. The teacher reveals a new question: what do students think would happen to the bubbles if the lamp were switched off for 10 minutes? Students write a personal prediction in their notebooks, giving a reason linked to what they learned in Lesson 2. They then share briefly with a partner before a few predictions are shared aloud. This activates prior knowledge of photosynthesis, stomata, and light dependence from Lesson 2, and creates genuine cognitive tension about the relationship between light and gas exit points.</w:t>
             </w:r>
           </w:p>
         </w:tc>
@@ -9331,7 +9295,7 @@
             <w:pPr>
               <w:spacing w:after="20" w:before="0"/>
             </w:pPr>
-            <w:hyperlink w:history="1" r:id="rIdyazyolukpi38mzultfnxc">
+            <w:hyperlink w:history="1" r:id="rIdhtvbhiurggq8wrkwohhx7">
               <w:r>
                 <w:rPr>
                   <w:rFonts w:ascii="Arial" w:cs="Arial" w:eastAsia="Arial" w:hAnsi="Arial"/>
@@ -9340,7 +9304,7 @@
                   <w:szCs w:val="16"/>
                   <w:u w:val="single" w:color="2E75B6"/>
                 </w:rPr>
-                <w:t xml:space="preserve">Genetics vocabulary</w:t>
+                <w:t xml:space="preserve">Photorespiration</w:t>
               </w:r>
             </w:hyperlink>
           </w:p>
@@ -9364,7 +9328,7 @@
               <w:spacing w:after="10" w:before="0"/>
               <w:ind w:left="120"/>
             </w:pPr>
-            <w:hyperlink w:history="1" r:id="rIdawox-6sonm5gtaihg6r7s">
+            <w:hyperlink w:history="1" r:id="rId3-u8xpa7wuwwetgvyuvua">
               <w:r>
                 <w:rPr>
                   <w:rFonts w:ascii="Arial" w:cs="Arial" w:eastAsia="Arial" w:hAnsi="Arial"/>
@@ -9409,7 +9373,7 @@
             <w:pPr>
               <w:spacing w:after="20" w:before="0"/>
             </w:pPr>
-            <w:hyperlink w:history="1" r:id="rIdxsihhzqjagyxha9ydmkt2">
+            <w:hyperlink w:history="1" r:id="rId5lmzr_mlbfawywe49vu8w">
               <w:r>
                 <w:rPr>
                   <w:rFonts w:ascii="Arial" w:cs="Arial" w:eastAsia="Arial" w:hAnsi="Arial"/>
@@ -9418,7 +9382,7 @@
                   <w:szCs w:val="16"/>
                   <w:u w:val="single" w:color="2E75B6"/>
                 </w:rPr>
-                <w:t xml:space="preserve">Build the complementary DNA strand! (PLIX)</w:t>
+                <w:t xml:space="preserve">Evolution of Simple Cells (Flexbook)</w:t>
               </w:r>
             </w:hyperlink>
           </w:p>
@@ -9442,7 +9406,7 @@
               <w:spacing w:after="10" w:before="0"/>
               <w:ind w:left="120"/>
             </w:pPr>
-            <w:hyperlink w:history="1" r:id="rId0sml3ys4k9itv3mdrkhwy">
+            <w:hyperlink w:history="1" r:id="rIdi41dor-kmnaz78urtk7nn">
               <w:r>
                 <w:rPr>
                   <w:rFonts w:ascii="Arial" w:cs="Arial" w:eastAsia="Arial" w:hAnsi="Arial"/>
@@ -9470,21 +9434,21 @@
           </w:tcPr>
           <w:p>
             <w:pPr>
-              <w:spacing w:after="60" w:before="0"/>
-              <w:jc w:val="left"/>
-            </w:pPr>
-            <w:r>
-              <w:rPr>
-                <w:rFonts w:ascii="Arial" w:cs="Arial" w:eastAsia="Arial" w:hAnsi="Arial"/>
-                <w:b w:val="false"/>
-                <w:bCs w:val="false"/>
-                <w:i w:val="false"/>
-                <w:iCs w:val="false"/>
-                <w:color w:val="000000"/>
-                <w:sz w:val="18"/>
-                <w:szCs w:val="18"/>
-              </w:rPr>
-              <w:t xml:space="preserve"/>
+              <w:spacing w:after="40" w:before="0"/>
+              <w:jc w:val="left"/>
+            </w:pPr>
+            <w:r>
+              <w:rPr>
+                <w:rFonts w:ascii="Arial" w:cs="Arial" w:eastAsia="Arial" w:hAnsi="Arial"/>
+                <w:b w:val="false"/>
+                <w:bCs w:val="false"/>
+                <w:i w:val="false"/>
+                <w:iCs w:val="false"/>
+                <w:color w:val="000000"/>
+                <w:sz w:val="18"/>
+                <w:szCs w:val="18"/>
+              </w:rPr>
+              <w:t xml:space="preserve">Display the anchoring phenomenon diagram and ask: 'Looking at your Lesson 2 notes about stomata, predict what you think would happen to those bubbles if we turned off the light. Write your prediction and give one reason — you have 90 seconds.' [WAIT TIME: 90 seconds of silent individual writing]. Then say: 'Share your prediction with your partner. You have one minute.' [WAIT TIME: 60 seconds]. Take 3 to 4 responses aloud. Respond neutrally: 'Interesting — some of us think the bubbles would slow down, others think they would stop completely. Let us hold that question as we investigate today.' Record two contrasting predictions on the board to revisit later.</w:t>
             </w:r>
           </w:p>
         </w:tc>
@@ -9502,21 +9466,21 @@
           </w:tcPr>
           <w:p>
             <w:pPr>
-              <w:spacing w:after="60" w:before="0"/>
-              <w:jc w:val="left"/>
-            </w:pPr>
-            <w:r>
-              <w:rPr>
-                <w:rFonts w:ascii="Arial" w:cs="Arial" w:eastAsia="Arial" w:hAnsi="Arial"/>
-                <w:b w:val="false"/>
-                <w:bCs w:val="false"/>
-                <w:i w:val="false"/>
-                <w:iCs w:val="false"/>
-                <w:color w:val="000000"/>
-                <w:sz w:val="18"/>
-                <w:szCs w:val="18"/>
-              </w:rPr>
-              <w:t xml:space="preserve"/>
+              <w:spacing w:after="40" w:before="0"/>
+              <w:jc w:val="left"/>
+            </w:pPr>
+            <w:r>
+              <w:rPr>
+                <w:rFonts w:ascii="Arial" w:cs="Arial" w:eastAsia="Arial" w:hAnsi="Arial"/>
+                <w:b w:val="false"/>
+                <w:bCs w:val="false"/>
+                <w:i w:val="false"/>
+                <w:iCs w:val="false"/>
+                <w:color w:val="000000"/>
+                <w:sz w:val="18"/>
+                <w:szCs w:val="18"/>
+              </w:rPr>
+              <w:t xml:space="preserve">Activating prior knowledge and creating productive disagreement — contrasting student predictions on the board establishes the intellectual need for today's mechanistic explanation. Students see that their current models cannot yet fully explain the phenomenon.</w:t>
             </w:r>
           </w:p>
         </w:tc>
@@ -9534,21 +9498,21 @@
           </w:tcPr>
           <w:p>
             <w:pPr>
-              <w:spacing w:after="60" w:before="0"/>
-              <w:jc w:val="left"/>
-            </w:pPr>
-            <w:r>
-              <w:rPr>
-                <w:rFonts w:ascii="Arial" w:cs="Arial" w:eastAsia="Arial" w:hAnsi="Arial"/>
-                <w:b w:val="false"/>
-                <w:bCs w:val="false"/>
-                <w:i w:val="false"/>
-                <w:iCs w:val="false"/>
-                <w:color w:val="000000"/>
-                <w:sz w:val="18"/>
-                <w:szCs w:val="18"/>
-              </w:rPr>
-              <w:t xml:space="preserve"/>
+              <w:spacing w:after="40" w:before="0"/>
+              <w:jc w:val="left"/>
+            </w:pPr>
+            <w:r>
+              <w:rPr>
+                <w:rFonts w:ascii="Arial" w:cs="Arial" w:eastAsia="Arial" w:hAnsi="Arial"/>
+                <w:b w:val="false"/>
+                <w:bCs w:val="false"/>
+                <w:i w:val="false"/>
+                <w:iCs w:val="false"/>
+                <w:color w:val="000000"/>
+                <w:sz w:val="18"/>
+                <w:szCs w:val="18"/>
+              </w:rPr>
+              <w:t xml:space="preserve">Teacher circulates during partner sharing and listens for whether students connect stomatal opening to light. Note which students already invoke guard cells versus those who give vague answers. This informs the depth of scaffolding needed during the Observe Phase.</w:t>
             </w:r>
           </w:p>
         </w:tc>
@@ -9600,21 +9564,21 @@
           </w:tcPr>
           <w:p>
             <w:pPr>
-              <w:spacing w:after="60" w:before="0"/>
-              <w:jc w:val="left"/>
-            </w:pPr>
-            <w:r>
-              <w:rPr>
-                <w:rFonts w:ascii="Arial" w:cs="Arial" w:eastAsia="Arial" w:hAnsi="Arial"/>
-                <w:b w:val="false"/>
-                <w:bCs w:val="false"/>
-                <w:i w:val="false"/>
-                <w:iCs w:val="false"/>
-                <w:color w:val="000000"/>
-                <w:sz w:val="18"/>
-                <w:szCs w:val="18"/>
-              </w:rPr>
-              <w:t xml:space="preserve"/>
+              <w:spacing w:after="40" w:before="0"/>
+              <w:jc w:val="left"/>
+            </w:pPr>
+            <w:r>
+              <w:rPr>
+                <w:rFonts w:ascii="Arial" w:cs="Arial" w:eastAsia="Arial" w:hAnsi="Arial"/>
+                <w:b w:val="false"/>
+                <w:bCs w:val="false"/>
+                <w:i w:val="false"/>
+                <w:iCs w:val="false"/>
+                <w:color w:val="000000"/>
+                <w:sz w:val="18"/>
+                <w:szCs w:val="18"/>
+              </w:rPr>
+              <w:t xml:space="preserve">Students engage with two explanatory models of stomatal movement. The teacher distributes a one-page resource (printed diagram sheet or projected slides) showing: (1) a sequence diagram of the potassium ion pump theory — guard cells in the light absorb potassium ions, water follows by osmosis, guard cells become turgid and bow outward opening the stoma; and (2) a diagram of the starch-sugar hypothesis — in light, starch in guard cells converts to sugar, lowering water potential, water enters by osmosis, guard cells swell and open. Students work in groups of three or four and are given a structured observation task: annotate both diagrams by labelling (a) the direction of water movement, (b) what triggers the change, and (c) what the guard cell looks like when turgid versus flaccid. Groups use coloured pens or pencils if available. Students are encouraged to note similarities and differences between the two models on a simple two-column table in their notebooks.</w:t>
             </w:r>
           </w:p>
         </w:tc>
@@ -9650,7 +9614,7 @@
             <w:pPr>
               <w:spacing w:after="20" w:before="0"/>
             </w:pPr>
-            <w:hyperlink w:history="1" r:id="rIdya6ffq_duda56zp4at7vg">
+            <w:hyperlink w:history="1" r:id="rIdxhbfyxk4jblj0cbtj2fnn">
               <w:r>
                 <w:rPr>
                   <w:rFonts w:ascii="Arial" w:cs="Arial" w:eastAsia="Arial" w:hAnsi="Arial"/>
@@ -9659,7 +9623,7 @@
                   <w:szCs w:val="16"/>
                   <w:u w:val="single" w:color="2E75B6"/>
                 </w:rPr>
-                <w:t xml:space="preserve">Genetics vocabulary</w:t>
+                <w:t xml:space="preserve">Photorespiration</w:t>
               </w:r>
             </w:hyperlink>
           </w:p>
@@ -9683,7 +9647,7 @@
               <w:spacing w:after="10" w:before="0"/>
               <w:ind w:left="120"/>
             </w:pPr>
-            <w:hyperlink w:history="1" r:id="rIdmczyofavrl9oyccp5r1za">
+            <w:hyperlink w:history="1" r:id="rIdqtlefq9saow5vnazj0wpk">
               <w:r>
                 <w:rPr>
                   <w:rFonts w:ascii="Arial" w:cs="Arial" w:eastAsia="Arial" w:hAnsi="Arial"/>
@@ -9728,7 +9692,7 @@
             <w:pPr>
               <w:spacing w:after="20" w:before="0"/>
             </w:pPr>
-            <w:hyperlink w:history="1" r:id="rIdkoebleg229ujfmuzrteoe">
+            <w:hyperlink w:history="1" r:id="rIdu_go8qxf3f5wzpku0tbor">
               <w:r>
                 <w:rPr>
                   <w:rFonts w:ascii="Arial" w:cs="Arial" w:eastAsia="Arial" w:hAnsi="Arial"/>
@@ -9737,7 +9701,7 @@
                   <w:szCs w:val="16"/>
                   <w:u w:val="single" w:color="2E75B6"/>
                 </w:rPr>
-                <w:t xml:space="preserve">Build the complementary DNA strand! (PLIX)</w:t>
+                <w:t xml:space="preserve">Evolution of Simple Cells (Flexbook)</w:t>
               </w:r>
             </w:hyperlink>
           </w:p>
@@ -9761,7 +9725,7 @@
               <w:spacing w:after="10" w:before="0"/>
               <w:ind w:left="120"/>
             </w:pPr>
-            <w:hyperlink w:history="1" r:id="rIdi9wp9ybuzrhtpw50__ccs">
+            <w:hyperlink w:history="1" r:id="rId97oirn_larxwsvviltaos">
               <w:r>
                 <w:rPr>
                   <w:rFonts w:ascii="Arial" w:cs="Arial" w:eastAsia="Arial" w:hAnsi="Arial"/>
@@ -9789,21 +9753,21 @@
           </w:tcPr>
           <w:p>
             <w:pPr>
-              <w:spacing w:after="60" w:before="0"/>
-              <w:jc w:val="left"/>
-            </w:pPr>
-            <w:r>
-              <w:rPr>
-                <w:rFonts w:ascii="Arial" w:cs="Arial" w:eastAsia="Arial" w:hAnsi="Arial"/>
-                <w:b w:val="false"/>
-                <w:bCs w:val="false"/>
-                <w:i w:val="false"/>
-                <w:iCs w:val="false"/>
-                <w:color w:val="000000"/>
-                <w:sz w:val="18"/>
-                <w:szCs w:val="18"/>
-              </w:rPr>
-              <w:t xml:space="preserve"/>
+              <w:spacing w:after="40" w:before="0"/>
+              <w:jc w:val="left"/>
+            </w:pPr>
+            <w:r>
+              <w:rPr>
+                <w:rFonts w:ascii="Arial" w:cs="Arial" w:eastAsia="Arial" w:hAnsi="Arial"/>
+                <w:b w:val="false"/>
+                <w:bCs w:val="false"/>
+                <w:i w:val="false"/>
+                <w:iCs w:val="false"/>
+                <w:color w:val="000000"/>
+                <w:sz w:val="18"/>
+                <w:szCs w:val="18"/>
+              </w:rPr>
+              <w:t xml:space="preserve">Distribute or project the diagram resource. Say: 'You are going to study two scientific explanations for the same thing — how guard cells change shape. Scientists sometimes have more than one hypothesis for the same observation, and that is normal in science. Your job today is not to memorise — your job is to understand the mechanism well enough to explain it in your own words.' Give groups 8 minutes to annotate. [WAIT TIME: 8 minutes of group work with teacher circulating]. Circulate and use probing questions: 'Where does the water come from when the guard cell swells?', 'What does turgid mean — can you show me using your hands?', 'Which part of this diagram reminds you of something you already know about osmosis?' If a group finishes early, prompt: 'Can you draw what the stoma looks like from above when it is open versus closed?' Do not give answers — redirect students to re-examine their diagrams.</w:t>
             </w:r>
           </w:p>
         </w:tc>
@@ -9821,21 +9785,21 @@
           </w:tcPr>
           <w:p>
             <w:pPr>
-              <w:spacing w:after="60" w:before="0"/>
-              <w:jc w:val="left"/>
-            </w:pPr>
-            <w:r>
-              <w:rPr>
-                <w:rFonts w:ascii="Arial" w:cs="Arial" w:eastAsia="Arial" w:hAnsi="Arial"/>
-                <w:b w:val="false"/>
-                <w:bCs w:val="false"/>
-                <w:i w:val="false"/>
-                <w:iCs w:val="false"/>
-                <w:color w:val="000000"/>
-                <w:sz w:val="18"/>
-                <w:szCs w:val="18"/>
-              </w:rPr>
-              <w:t xml:space="preserve"/>
+              <w:spacing w:after="40" w:before="0"/>
+              <w:jc w:val="left"/>
+            </w:pPr>
+            <w:r>
+              <w:rPr>
+                <w:rFonts w:ascii="Arial" w:cs="Arial" w:eastAsia="Arial" w:hAnsi="Arial"/>
+                <w:b w:val="false"/>
+                <w:bCs w:val="false"/>
+                <w:i w:val="false"/>
+                <w:iCs w:val="false"/>
+                <w:color w:val="000000"/>
+                <w:sz w:val="18"/>
+                <w:szCs w:val="18"/>
+              </w:rPr>
+              <w:t xml:space="preserve">Two-model comparison builds analytical thinking. By examining parallel explanations, students practise evaluating scientific hypotheses rather than passively receiving one answer. Annotating diagrams is a sensemaking strategy that makes abstract ion movement and osmosis visible and manipulable.</w:t>
             </w:r>
           </w:p>
         </w:tc>
@@ -9853,21 +9817,21 @@
           </w:tcPr>
           <w:p>
             <w:pPr>
-              <w:spacing w:after="60" w:before="0"/>
-              <w:jc w:val="left"/>
-            </w:pPr>
-            <w:r>
-              <w:rPr>
-                <w:rFonts w:ascii="Arial" w:cs="Arial" w:eastAsia="Arial" w:hAnsi="Arial"/>
-                <w:b w:val="false"/>
-                <w:bCs w:val="false"/>
-                <w:i w:val="false"/>
-                <w:iCs w:val="false"/>
-                <w:color w:val="000000"/>
-                <w:sz w:val="18"/>
-                <w:szCs w:val="18"/>
-              </w:rPr>
-              <w:t xml:space="preserve"/>
+              <w:spacing w:after="40" w:before="0"/>
+              <w:jc w:val="left"/>
+            </w:pPr>
+            <w:r>
+              <w:rPr>
+                <w:rFonts w:ascii="Arial" w:cs="Arial" w:eastAsia="Arial" w:hAnsi="Arial"/>
+                <w:b w:val="false"/>
+                <w:bCs w:val="false"/>
+                <w:i w:val="false"/>
+                <w:iCs w:val="false"/>
+                <w:color w:val="000000"/>
+                <w:sz w:val="18"/>
+                <w:szCs w:val="18"/>
+              </w:rPr>
+              <w:t xml:space="preserve">Circulate and check that group annotations correctly identify the direction of water movement (into guard cells when opening) and that students distinguish between flaccid and turgid states. Ask one group member at random to explain one step — this reveals depth of group understanding. Collect informal notes on misconceptions, such as students believing guard cells push apart mechanically rather than swelling due to osmosis.</w:t>
             </w:r>
           </w:p>
         </w:tc>
@@ -9919,21 +9883,21 @@
           </w:tcPr>
           <w:p>
             <w:pPr>
-              <w:spacing w:after="60" w:before="0"/>
-              <w:jc w:val="left"/>
-            </w:pPr>
-            <w:r>
-              <w:rPr>
-                <w:rFonts w:ascii="Arial" w:cs="Arial" w:eastAsia="Arial" w:hAnsi="Arial"/>
-                <w:b w:val="false"/>
-                <w:bCs w:val="false"/>
-                <w:i w:val="false"/>
-                <w:iCs w:val="false"/>
-                <w:color w:val="000000"/>
-                <w:sz w:val="18"/>
-                <w:szCs w:val="18"/>
-              </w:rPr>
-              <w:t xml:space="preserve"/>
+              <w:spacing w:after="40" w:before="0"/>
+              <w:jc w:val="left"/>
+            </w:pPr>
+            <w:r>
+              <w:rPr>
+                <w:rFonts w:ascii="Arial" w:cs="Arial" w:eastAsia="Arial" w:hAnsi="Arial"/>
+                <w:b w:val="false"/>
+                <w:bCs w:val="false"/>
+                <w:i w:val="false"/>
+                <w:iCs w:val="false"/>
+                <w:color w:val="000000"/>
+                <w:sz w:val="18"/>
+                <w:szCs w:val="18"/>
+              </w:rPr>
+              <w:t xml:space="preserve">The class reconvenes for a structured whole-group discussion. Each group nominates one spokesperson to share one insight from their annotations. The teacher facilitates a co-constructed explanation on the board, building a summary diagram of guard cell opening in light and closing in darkness or drought. Students then individually answer three written questions in their notebooks: (1) In your own words, explain why stomata open in light — use the word turgor pressure. (2) Using what you know about stomata and osmosis, explain why a plant that has not been watered for three days in the hot Kenyan midlands might wilt and close its stomata even during the day. (3) Return to the anchoring phenomenon — now explain why bubbles slowed or stopped when the light was switched off. Students also revisit the two predictions written on the board at the start of the lesson and determine which was most accurate and why.</w:t>
             </w:r>
           </w:p>
         </w:tc>
@@ -9969,7 +9933,7 @@
             <w:pPr>
               <w:spacing w:after="20" w:before="0"/>
             </w:pPr>
-            <w:hyperlink w:history="1" r:id="rId58aptjd7usz6pzgrposhx">
+            <w:hyperlink w:history="1" r:id="rIdrxaflibyy2ujty1dogvyw">
               <w:r>
                 <w:rPr>
                   <w:rFonts w:ascii="Arial" w:cs="Arial" w:eastAsia="Arial" w:hAnsi="Arial"/>
@@ -9978,7 +9942,7 @@
                   <w:szCs w:val="16"/>
                   <w:u w:val="single" w:color="2E75B6"/>
                 </w:rPr>
-                <w:t xml:space="preserve">Genetics vocabulary</w:t>
+                <w:t xml:space="preserve">Photorespiration</w:t>
               </w:r>
             </w:hyperlink>
           </w:p>
@@ -10002,7 +9966,7 @@
               <w:spacing w:after="10" w:before="0"/>
               <w:ind w:left="120"/>
             </w:pPr>
-            <w:hyperlink w:history="1" r:id="rIdh8h1xq811cg9rglmimlf0">
+            <w:hyperlink w:history="1" r:id="rIdgbwcgs2v9riqnvvna_vxn">
               <w:r>
                 <w:rPr>
                   <w:rFonts w:ascii="Arial" w:cs="Arial" w:eastAsia="Arial" w:hAnsi="Arial"/>
@@ -10047,7 +10011,7 @@
             <w:pPr>
               <w:spacing w:after="20" w:before="0"/>
             </w:pPr>
-            <w:hyperlink w:history="1" r:id="rId3hyt8w2ie-pt_zfidfjci">
+            <w:hyperlink w:history="1" r:id="rIddeyuwmccag2zjaioaejut">
               <w:r>
                 <w:rPr>
                   <w:rFonts w:ascii="Arial" w:cs="Arial" w:eastAsia="Arial" w:hAnsi="Arial"/>
@@ -10056,7 +10020,7 @@
                   <w:szCs w:val="16"/>
                   <w:u w:val="single" w:color="2E75B6"/>
                 </w:rPr>
-                <w:t xml:space="preserve">Build the complementary DNA strand! (PLIX)</w:t>
+                <w:t xml:space="preserve">Evolution of Simple Cells (Flexbook)</w:t>
               </w:r>
             </w:hyperlink>
           </w:p>
@@ -10080,7 +10044,7 @@
               <w:spacing w:after="10" w:before="0"/>
               <w:ind w:left="120"/>
             </w:pPr>
-            <w:hyperlink w:history="1" r:id="rIdjpcqdto6ok4mzoizcgf1b">
+            <w:hyperlink w:history="1" r:id="rIdnlsrbqmlxg4fkjdk8p_pr">
               <w:r>
                 <w:rPr>
                   <w:rFonts w:ascii="Arial" w:cs="Arial" w:eastAsia="Arial" w:hAnsi="Arial"/>
@@ -10108,21 +10072,21 @@
           </w:tcPr>
           <w:p>
             <w:pPr>
-              <w:spacing w:after="60" w:before="0"/>
-              <w:jc w:val="left"/>
-            </w:pPr>
-            <w:r>
-              <w:rPr>
-                <w:rFonts w:ascii="Arial" w:cs="Arial" w:eastAsia="Arial" w:hAnsi="Arial"/>
-                <w:b w:val="false"/>
-                <w:bCs w:val="false"/>
-                <w:i w:val="false"/>
-                <w:iCs w:val="false"/>
-                <w:color w:val="000000"/>
-                <w:sz w:val="18"/>
-                <w:szCs w:val="18"/>
-              </w:rPr>
-              <w:t xml:space="preserve"/>
+              <w:spacing w:after="40" w:before="0"/>
+              <w:jc w:val="left"/>
+            </w:pPr>
+            <w:r>
+              <w:rPr>
+                <w:rFonts w:ascii="Arial" w:cs="Arial" w:eastAsia="Arial" w:hAnsi="Arial"/>
+                <w:b w:val="false"/>
+                <w:bCs w:val="false"/>
+                <w:i w:val="false"/>
+                <w:iCs w:val="false"/>
+                <w:color w:val="000000"/>
+                <w:sz w:val="18"/>
+                <w:szCs w:val="18"/>
+              </w:rPr>
+              <w:t xml:space="preserve">Begin the debrief by saying: 'Each group, give me one thing your diagram taught you about how guard cells change shape.' Take responses in turn, annotating a simple board diagram in real time. Narrate your drawing: 'So I am drawing the guard cell — it is curved, like two bananas facing each other. When potassium ions move in, water follows — osmosis — the cell becomes turgid and bows outward... and the gap in the middle — that is our stoma — opens.' After the diagram is complete, say: 'Now work independently on the three questions. You have 7 minutes.' [WAIT TIME: 7 minutes of silent individual writing]. After writing, ask two or three volunteers to share their answer to question 3, the phenomenon link. Respond: 'So you are saying the bubbles slowed because the stomata were closing — which process would that affect most?' [WAIT TIME: 15 seconds for student response]. Validate and refine: 'Exactly — photosynthesis slows because CO2 cannot enter as freely, and fewer gas bubbles form or escape.' Return to the board predictions and ask: 'Were we right? What did we not know at the start of this lesson that we know now?'</w:t>
             </w:r>
           </w:p>
         </w:tc>
@@ -10140,21 +10104,21 @@
           </w:tcPr>
           <w:p>
             <w:pPr>
-              <w:spacing w:after="60" w:before="0"/>
-              <w:jc w:val="left"/>
-            </w:pPr>
-            <w:r>
-              <w:rPr>
-                <w:rFonts w:ascii="Arial" w:cs="Arial" w:eastAsia="Arial" w:hAnsi="Arial"/>
-                <w:b w:val="false"/>
-                <w:bCs w:val="false"/>
-                <w:i w:val="false"/>
-                <w:iCs w:val="false"/>
-                <w:color w:val="000000"/>
-                <w:sz w:val="18"/>
-                <w:szCs w:val="18"/>
-              </w:rPr>
-              <w:t xml:space="preserve"/>
+              <w:spacing w:after="40" w:before="0"/>
+              <w:jc w:val="left"/>
+            </w:pPr>
+            <w:r>
+              <w:rPr>
+                <w:rFonts w:ascii="Arial" w:cs="Arial" w:eastAsia="Arial" w:hAnsi="Arial"/>
+                <w:b w:val="false"/>
+                <w:bCs w:val="false"/>
+                <w:i w:val="false"/>
+                <w:iCs w:val="false"/>
+                <w:color w:val="000000"/>
+                <w:sz w:val="18"/>
+                <w:szCs w:val="18"/>
+              </w:rPr>
+              <w:t xml:space="preserve">Co-constructed board diagram externalises the group's collective understanding. The three written questions require students to transfer mechanistic knowledge to new contexts — the dry Kenyan midlands drought scenario grounds abstract osmosis in local environmental reality. Returning to the phenomenon predictions closes the predict-observe-explain loop explicitly.</w:t>
             </w:r>
           </w:p>
         </w:tc>
@@ -10172,21 +10136,21 @@
           </w:tcPr>
           <w:p>
             <w:pPr>
-              <w:spacing w:after="60" w:before="0"/>
-              <w:jc w:val="left"/>
-            </w:pPr>
-            <w:r>
-              <w:rPr>
-                <w:rFonts w:ascii="Arial" w:cs="Arial" w:eastAsia="Arial" w:hAnsi="Arial"/>
-                <w:b w:val="false"/>
-                <w:bCs w:val="false"/>
-                <w:i w:val="false"/>
-                <w:iCs w:val="false"/>
-                <w:color w:val="000000"/>
-                <w:sz w:val="18"/>
-                <w:szCs w:val="18"/>
-              </w:rPr>
-              <w:t xml:space="preserve"/>
+              <w:spacing w:after="40" w:before="0"/>
+              <w:jc w:val="left"/>
+            </w:pPr>
+            <w:r>
+              <w:rPr>
+                <w:rFonts w:ascii="Arial" w:cs="Arial" w:eastAsia="Arial" w:hAnsi="Arial"/>
+                <w:b w:val="false"/>
+                <w:bCs w:val="false"/>
+                <w:i w:val="false"/>
+                <w:iCs w:val="false"/>
+                <w:color w:val="000000"/>
+                <w:sz w:val="18"/>
+                <w:szCs w:val="18"/>
+              </w:rPr>
+              <w:t xml:space="preserve">Collect or scan notebook responses to the three questions. Look specifically for: correct use of the term turgor pressure; connection between water availability and stomatal closure in a local context; and an accurate explanation linking stomata closure to reduced bubble production in the phenomenon. Misconception to watch for: students who say stomata close because the plant is sleeping rather than because of water loss or ion movement.</w:t>
             </w:r>
           </w:p>
         </w:tc>
@@ -10238,21 +10202,21 @@
           </w:tcPr>
           <w:p>
             <w:pPr>
-              <w:spacing w:after="60" w:before="0"/>
-              <w:jc w:val="left"/>
-            </w:pPr>
-            <w:r>
-              <w:rPr>
-                <w:rFonts w:ascii="Arial" w:cs="Arial" w:eastAsia="Arial" w:hAnsi="Arial"/>
-                <w:b w:val="false"/>
-                <w:bCs w:val="false"/>
-                <w:i w:val="false"/>
-                <w:iCs w:val="false"/>
-                <w:color w:val="000000"/>
-                <w:sz w:val="18"/>
-                <w:szCs w:val="18"/>
-              </w:rPr>
-              <w:t xml:space="preserve"/>
+              <w:spacing w:after="40" w:before="0"/>
+              <w:jc w:val="left"/>
+            </w:pPr>
+            <w:r>
+              <w:rPr>
+                <w:rFonts w:ascii="Arial" w:cs="Arial" w:eastAsia="Arial" w:hAnsi="Arial"/>
+                <w:b w:val="false"/>
+                <w:bCs w:val="false"/>
+                <w:i w:val="false"/>
+                <w:iCs w:val="false"/>
+                <w:color w:val="000000"/>
+                <w:sz w:val="18"/>
+                <w:szCs w:val="18"/>
+              </w:rPr>
+              <w:t xml:space="preserve">Students return to the class Driving Question Board established in Lesson 1. Working individually for two minutes, each student writes on a sticky note or index card one thing they now understand that they did not understand before this lesson, and one new question that today's learning has raised. They place their sticky notes in the appropriate columns of the DQB: Answered Questions, New Questions, or Still Wondering. The teacher then briefly reads aloud two or three new questions that have been added, commenting on how the class understanding is growing. Likely new questions to emerge include: Does the potassium ion pump theory apply to all plants including mangroves and desert succulents? Do stomata close at the same rate in all plants? What happens to stomata during the night — do plants respire differently then?</w:t>
             </w:r>
           </w:p>
         </w:tc>
@@ -10288,7 +10252,7 @@
             <w:pPr>
               <w:spacing w:after="20" w:before="0"/>
             </w:pPr>
-            <w:hyperlink w:history="1" r:id="rIdhmbgrgyolveelmk0qsm2a">
+            <w:hyperlink w:history="1" r:id="rIdzfdy8h1w9ehwhdrvjzr2e">
               <w:r>
                 <w:rPr>
                   <w:rFonts w:ascii="Arial" w:cs="Arial" w:eastAsia="Arial" w:hAnsi="Arial"/>
@@ -10297,7 +10261,7 @@
                   <w:szCs w:val="16"/>
                   <w:u w:val="single" w:color="2E75B6"/>
                 </w:rPr>
-                <w:t xml:space="preserve">Genetics vocabulary</w:t>
+                <w:t xml:space="preserve">Photorespiration</w:t>
               </w:r>
             </w:hyperlink>
           </w:p>
@@ -10321,7 +10285,7 @@
               <w:spacing w:after="10" w:before="0"/>
               <w:ind w:left="120"/>
             </w:pPr>
-            <w:hyperlink w:history="1" r:id="rIdwoxzyg-hbdb_mbbeecezb">
+            <w:hyperlink w:history="1" r:id="rIdylvfxzs0_6lmeoghibiem">
               <w:r>
                 <w:rPr>
                   <w:rFonts w:ascii="Arial" w:cs="Arial" w:eastAsia="Arial" w:hAnsi="Arial"/>
@@ -10366,7 +10330,7 @@
             <w:pPr>
               <w:spacing w:after="20" w:before="0"/>
             </w:pPr>
-            <w:hyperlink w:history="1" r:id="rId7kasxfjcmljzrkkonhm4d">
+            <w:hyperlink w:history="1" r:id="rIdhkiatazdtqxqnifrobxfa">
               <w:r>
                 <w:rPr>
                   <w:rFonts w:ascii="Arial" w:cs="Arial" w:eastAsia="Arial" w:hAnsi="Arial"/>
@@ -10375,7 +10339,7 @@
                   <w:szCs w:val="16"/>
                   <w:u w:val="single" w:color="2E75B6"/>
                 </w:rPr>
-                <w:t xml:space="preserve">Build the complementary DNA strand! (PLIX)</w:t>
+                <w:t xml:space="preserve">Evolution of Simple Cells (Flexbook)</w:t>
               </w:r>
             </w:hyperlink>
           </w:p>
@@ -10399,7 +10363,7 @@
               <w:spacing w:after="10" w:before="0"/>
               <w:ind w:left="120"/>
             </w:pPr>
-            <w:hyperlink w:history="1" r:id="rIdkgmarsfeqfkbw1lwnb01e">
+            <w:hyperlink w:history="1" r:id="rIdbt_fiqxrux20jpqfreb8e">
               <w:r>
                 <w:rPr>
                   <w:rFonts w:ascii="Arial" w:cs="Arial" w:eastAsia="Arial" w:hAnsi="Arial"/>
@@ -10427,21 +10391,21 @@
           </w:tcPr>
           <w:p>
             <w:pPr>
-              <w:spacing w:after="60" w:before="0"/>
-              <w:jc w:val="left"/>
-            </w:pPr>
-            <w:r>
-              <w:rPr>
-                <w:rFonts w:ascii="Arial" w:cs="Arial" w:eastAsia="Arial" w:hAnsi="Arial"/>
-                <w:b w:val="false"/>
-                <w:bCs w:val="false"/>
-                <w:i w:val="false"/>
-                <w:iCs w:val="false"/>
-                <w:color w:val="000000"/>
-                <w:sz w:val="18"/>
-                <w:szCs w:val="18"/>
-              </w:rPr>
-              <w:t xml:space="preserve"/>
+              <w:spacing w:after="40" w:before="0"/>
+              <w:jc w:val="left"/>
+            </w:pPr>
+            <w:r>
+              <w:rPr>
+                <w:rFonts w:ascii="Arial" w:cs="Arial" w:eastAsia="Arial" w:hAnsi="Arial"/>
+                <w:b w:val="false"/>
+                <w:bCs w:val="false"/>
+                <w:i w:val="false"/>
+                <w:iCs w:val="false"/>
+                <w:color w:val="000000"/>
+                <w:sz w:val="18"/>
+                <w:szCs w:val="18"/>
+              </w:rPr>
+              <w:t xml:space="preserve">Say: 'Take two minutes — write one thing you now understand and one new question on your cards and add them to the board.' [WAIT TIME: 2 minutes]. After students post their cards, read two or three aloud: 'I see someone is asking whether desert plants like those in Turkana have fewer stomata or different guard cells — that is a brilliant question and connects to what we saw in Lesson 2 about adaptations. Let us keep that question visible because it might surface again in a later lesson.' Point to the driving question displayed on the board: How do plants breathe and how do they release energy from food? Say: 'We have now answered a big part of the first half of this question — we know HOW the breathing gates work. The second half — releasing energy from food — is where we are heading next.'</w:t>
             </w:r>
           </w:p>
         </w:tc>
@@ -10459,21 +10423,21 @@
           </w:tcPr>
           <w:p>
             <w:pPr>
-              <w:spacing w:after="60" w:before="0"/>
-              <w:jc w:val="left"/>
-            </w:pPr>
-            <w:r>
-              <w:rPr>
-                <w:rFonts w:ascii="Arial" w:cs="Arial" w:eastAsia="Arial" w:hAnsi="Arial"/>
-                <w:b w:val="false"/>
-                <w:bCs w:val="false"/>
-                <w:i w:val="false"/>
-                <w:iCs w:val="false"/>
-                <w:color w:val="000000"/>
-                <w:sz w:val="18"/>
-                <w:szCs w:val="18"/>
-              </w:rPr>
-              <w:t xml:space="preserve"/>
+              <w:spacing w:after="40" w:before="0"/>
+              <w:jc w:val="left"/>
+            </w:pPr>
+            <w:r>
+              <w:rPr>
+                <w:rFonts w:ascii="Arial" w:cs="Arial" w:eastAsia="Arial" w:hAnsi="Arial"/>
+                <w:b w:val="false"/>
+                <w:bCs w:val="false"/>
+                <w:i w:val="false"/>
+                <w:iCs w:val="false"/>
+                <w:color w:val="000000"/>
+                <w:sz w:val="18"/>
+                <w:szCs w:val="18"/>
+              </w:rPr>
+              <w:t xml:space="preserve">DQB maintenance makes the progression of inquiry visible and communal. Reading student questions aloud validates epistemic curiosity and models how scientists generate new questions from answers. Explicitly connecting today's learning to the driving question maintains the narrative coherence of the unit storyline.</w:t>
             </w:r>
           </w:p>
         </w:tc>
@@ -10491,21 +10455,21 @@
           </w:tcPr>
           <w:p>
             <w:pPr>
-              <w:spacing w:after="60" w:before="0"/>
-              <w:jc w:val="left"/>
-            </w:pPr>
-            <w:r>
-              <w:rPr>
-                <w:rFonts w:ascii="Arial" w:cs="Arial" w:eastAsia="Arial" w:hAnsi="Arial"/>
-                <w:b w:val="false"/>
-                <w:bCs w:val="false"/>
-                <w:i w:val="false"/>
-                <w:iCs w:val="false"/>
-                <w:color w:val="000000"/>
-                <w:sz w:val="18"/>
-                <w:szCs w:val="18"/>
-              </w:rPr>
-              <w:t xml:space="preserve"/>
+              <w:spacing w:after="40" w:before="0"/>
+              <w:jc w:val="left"/>
+            </w:pPr>
+            <w:r>
+              <w:rPr>
+                <w:rFonts w:ascii="Arial" w:cs="Arial" w:eastAsia="Arial" w:hAnsi="Arial"/>
+                <w:b w:val="false"/>
+                <w:bCs w:val="false"/>
+                <w:i w:val="false"/>
+                <w:iCs w:val="false"/>
+                <w:color w:val="000000"/>
+                <w:sz w:val="18"/>
+                <w:szCs w:val="18"/>
+              </w:rPr>
+              <w:t xml:space="preserve">Review the sticky notes posted after the lesson to assess the quality of student new questions — are they mechanistic and specific, or vague? Also check that answered questions reflect today's learning objectives. Use this to identify students who may need additional support before Lesson 4.</w:t>
             </w:r>
           </w:p>
         </w:tc>
@@ -10557,21 +10521,21 @@
           </w:tcPr>
           <w:p>
             <w:pPr>
-              <w:spacing w:after="60" w:before="0"/>
-              <w:jc w:val="left"/>
-            </w:pPr>
-            <w:r>
-              <w:rPr>
-                <w:rFonts w:ascii="Arial" w:cs="Arial" w:eastAsia="Arial" w:hAnsi="Arial"/>
-                <w:b w:val="false"/>
-                <w:bCs w:val="false"/>
-                <w:i w:val="false"/>
-                <w:iCs w:val="false"/>
-                <w:color w:val="000000"/>
-                <w:sz w:val="18"/>
-                <w:szCs w:val="18"/>
-              </w:rPr>
-              <w:t xml:space="preserve"/>
+              <w:spacing w:after="40" w:before="0"/>
+              <w:jc w:val="left"/>
+            </w:pPr>
+            <w:r>
+              <w:rPr>
+                <w:rFonts w:ascii="Arial" w:cs="Arial" w:eastAsia="Arial" w:hAnsi="Arial"/>
+                <w:b w:val="false"/>
+                <w:bCs w:val="false"/>
+                <w:i w:val="false"/>
+                <w:iCs w:val="false"/>
+                <w:color w:val="000000"/>
+                <w:sz w:val="18"/>
+                <w:szCs w:val="18"/>
+              </w:rPr>
+              <w:t xml:space="preserve">Students return to the cross-section leaf diagram they began labelling in Lesson 2. They add a new layer of annotation to their guard cell and stomata labels: using a small inset diagram or notation, they show what happens to the guard cells in (a) bright light and (b) darkness or drought. They use arrows to indicate the direction of water movement (osmosis) and label turgor pressure, flaccid state, and turgid state. Students who finish early are challenged to add a note predicting what adaptations guard cells in a mangrove or a cactus might have, referencing the Kenyan coastal or arid environments introduced in Lesson 2. At the close of the lesson, students add one sentence beneath their diagram: 'Stomata are controlled by guard cells because...' completing it in their own words.</w:t>
             </w:r>
           </w:p>
         </w:tc>
@@ -10607,7 +10571,7 @@
             <w:pPr>
               <w:spacing w:after="20" w:before="0"/>
             </w:pPr>
-            <w:hyperlink w:history="1" r:id="rIdq5_yu5m9y3ppgmbtxac0g">
+            <w:hyperlink w:history="1" r:id="rId_zje01foedomfi-vuhbou">
               <w:r>
                 <w:rPr>
                   <w:rFonts w:ascii="Arial" w:cs="Arial" w:eastAsia="Arial" w:hAnsi="Arial"/>
@@ -10616,7 +10580,7 @@
                   <w:szCs w:val="16"/>
                   <w:u w:val="single" w:color="2E75B6"/>
                 </w:rPr>
-                <w:t xml:space="preserve">Genetics vocabulary</w:t>
+                <w:t xml:space="preserve">Photorespiration</w:t>
               </w:r>
             </w:hyperlink>
           </w:p>
@@ -10640,7 +10604,7 @@
               <w:spacing w:after="10" w:before="0"/>
               <w:ind w:left="120"/>
             </w:pPr>
-            <w:hyperlink w:history="1" r:id="rIdndkbqsna9vgs2qnkrrg7u">
+            <w:hyperlink w:history="1" r:id="rIdg-ig0ldtmmckppo6r_mua">
               <w:r>
                 <w:rPr>
                   <w:rFonts w:ascii="Arial" w:cs="Arial" w:eastAsia="Arial" w:hAnsi="Arial"/>
@@ -10685,7 +10649,7 @@
             <w:pPr>
               <w:spacing w:after="20" w:before="0"/>
             </w:pPr>
-            <w:hyperlink w:history="1" r:id="rIdnn4td5fdkgbtg3ms1but6">
+            <w:hyperlink w:history="1" r:id="rIdbnnzb7v8mojldr7cb6fzt">
               <w:r>
                 <w:rPr>
                   <w:rFonts w:ascii="Arial" w:cs="Arial" w:eastAsia="Arial" w:hAnsi="Arial"/>
@@ -10694,7 +10658,7 @@
                   <w:szCs w:val="16"/>
                   <w:u w:val="single" w:color="2E75B6"/>
                 </w:rPr>
-                <w:t xml:space="preserve">Build the complementary DNA strand! (PLIX)</w:t>
+                <w:t xml:space="preserve">Evolution of Simple Cells (Flexbook)</w:t>
               </w:r>
             </w:hyperlink>
           </w:p>
@@ -10718,7 +10682,7 @@
               <w:spacing w:after="10" w:before="0"/>
               <w:ind w:left="120"/>
             </w:pPr>
-            <w:hyperlink w:history="1" r:id="rIdjlgbaufl9j4fjvuzushpy">
+            <w:hyperlink w:history="1" r:id="rIdd-wqagupy47fntwxzj-ap">
               <w:r>
                 <w:rPr>
                   <w:rFonts w:ascii="Arial" w:cs="Arial" w:eastAsia="Arial" w:hAnsi="Arial"/>
@@ -10746,21 +10710,21 @@
           </w:tcPr>
           <w:p>
             <w:pPr>
-              <w:spacing w:after="60" w:before="0"/>
-              <w:jc w:val="left"/>
-            </w:pPr>
-            <w:r>
-              <w:rPr>
-                <w:rFonts w:ascii="Arial" w:cs="Arial" w:eastAsia="Arial" w:hAnsi="Arial"/>
-                <w:b w:val="false"/>
-                <w:bCs w:val="false"/>
-                <w:i w:val="false"/>
-                <w:iCs w:val="false"/>
-                <w:color w:val="000000"/>
-                <w:sz w:val="18"/>
-                <w:szCs w:val="18"/>
-              </w:rPr>
-              <w:t xml:space="preserve"/>
+              <w:spacing w:after="40" w:before="0"/>
+              <w:jc w:val="left"/>
+            </w:pPr>
+            <w:r>
+              <w:rPr>
+                <w:rFonts w:ascii="Arial" w:cs="Arial" w:eastAsia="Arial" w:hAnsi="Arial"/>
+                <w:b w:val="false"/>
+                <w:bCs w:val="false"/>
+                <w:i w:val="false"/>
+                <w:iCs w:val="false"/>
+                <w:color w:val="000000"/>
+                <w:sz w:val="18"/>
+                <w:szCs w:val="18"/>
+              </w:rPr>
+              <w:t xml:space="preserve">Say: 'Open your Lesson 2 cross-section diagram. You are going to upgrade it with what you learned today. Add an inset box near your stomata label — show guard cells in light and in darkness. Use the words turgid, flaccid, turgor pressure, and osmosis.' [WAIT TIME: 5 minutes of individual work]. Circulate and prompt: 'Can you show me which way water is moving when the stoma opens?', 'What would this same guard cell look like during a dry afternoon in Machakos?' For the closing sentence, say: 'At the bottom of your diagram, complete this sentence: Stomata are controlled by guard cells because... Do not copy from your notes — use your own words.' [WAIT TIME: 2 minutes]. Close the lesson by saying: 'Your models are becoming more powerful because you are adding mechanisms, not just names. Next lesson we move deeper — into the chemistry of how the plant actually releases energy from the food it makes. That is the second half of our driving question.'</w:t>
             </w:r>
           </w:p>
         </w:tc>
@@ -10778,21 +10742,21 @@
           </w:tcPr>
           <w:p>
             <w:pPr>
-              <w:spacing w:after="60" w:before="0"/>
-              <w:jc w:val="left"/>
-            </w:pPr>
-            <w:r>
-              <w:rPr>
-                <w:rFonts w:ascii="Arial" w:cs="Arial" w:eastAsia="Arial" w:hAnsi="Arial"/>
-                <w:b w:val="false"/>
-                <w:bCs w:val="false"/>
-                <w:i w:val="false"/>
-                <w:iCs w:val="false"/>
-                <w:color w:val="000000"/>
-                <w:sz w:val="18"/>
-                <w:szCs w:val="18"/>
-              </w:rPr>
-              <w:t xml:space="preserve"/>
+              <w:spacing w:after="40" w:before="0"/>
+              <w:jc w:val="left"/>
+            </w:pPr>
+            <w:r>
+              <w:rPr>
+                <w:rFonts w:ascii="Arial" w:cs="Arial" w:eastAsia="Arial" w:hAnsi="Arial"/>
+                <w:b w:val="false"/>
+                <w:bCs w:val="false"/>
+                <w:i w:val="false"/>
+                <w:iCs w:val="false"/>
+                <w:color w:val="000000"/>
+                <w:sz w:val="18"/>
+                <w:szCs w:val="18"/>
+              </w:rPr>
+              <w:t xml:space="preserve">Iterative model revision makes learning visible and cumulative — students can physically see their understanding growing across the unit by comparing Lesson 2 and Lesson 3 annotations. The closing sentence stem requires synthesis in the student's own language, resisting surface copying and promoting genuine understanding. Local contextualisation (Machakos dryness, coastal mangroves) anchors the abstract to the familiar.</w:t>
             </w:r>
           </w:p>
         </w:tc>
@@ -10810,21 +10774,21 @@
           </w:tcPr>
           <w:p>
             <w:pPr>
-              <w:spacing w:after="60" w:before="0"/>
-              <w:jc w:val="left"/>
-            </w:pPr>
-            <w:r>
-              <w:rPr>
-                <w:rFonts w:ascii="Arial" w:cs="Arial" w:eastAsia="Arial" w:hAnsi="Arial"/>
-                <w:b w:val="false"/>
-                <w:bCs w:val="false"/>
-                <w:i w:val="false"/>
-                <w:iCs w:val="false"/>
-                <w:color w:val="000000"/>
-                <w:sz w:val="18"/>
-                <w:szCs w:val="18"/>
-              </w:rPr>
-              <w:t xml:space="preserve"/>
+              <w:spacing w:after="40" w:before="0"/>
+              <w:jc w:val="left"/>
+            </w:pPr>
+            <w:r>
+              <w:rPr>
+                <w:rFonts w:ascii="Arial" w:cs="Arial" w:eastAsia="Arial" w:hAnsi="Arial"/>
+                <w:b w:val="false"/>
+                <w:bCs w:val="false"/>
+                <w:i w:val="false"/>
+                <w:iCs w:val="false"/>
+                <w:color w:val="000000"/>
+                <w:sz w:val="18"/>
+                <w:szCs w:val="18"/>
+              </w:rPr>
+              <w:t xml:space="preserve">Review completed model upgrades at the end of the lesson or as an exit task. Check for accurate depiction of guard cells in both states, correct labelling of osmosis direction, and a closing sentence that expresses mechanism rather than mere label repetition. Flag students whose diagrams still show guard cells as simple holes for targeted support in Lesson 4.</w:t>
             </w:r>
           </w:p>
         </w:tc>
@@ -10903,21 +10867,21 @@
           </w:tcPr>
           <w:p>
             <w:pPr>
-              <w:spacing w:after="60" w:before="0"/>
-              <w:jc w:val="left"/>
-            </w:pPr>
-            <w:r>
-              <w:rPr>
-                <w:rFonts w:ascii="Arial" w:cs="Arial" w:eastAsia="Arial" w:hAnsi="Arial"/>
-                <w:b w:val="false"/>
-                <w:bCs w:val="false"/>
-                <w:i w:val="false"/>
-                <w:iCs w:val="false"/>
-                <w:color w:val="000000"/>
-                <w:sz w:val="18"/>
-                <w:szCs w:val="18"/>
-              </w:rPr>
-              <w:t xml:space="preserve"/>
+              <w:spacing w:after="40" w:before="0"/>
+              <w:jc w:val="left"/>
+            </w:pPr>
+            <w:r>
+              <w:rPr>
+                <w:rFonts w:ascii="Arial" w:cs="Arial" w:eastAsia="Arial" w:hAnsi="Arial"/>
+                <w:b w:val="false"/>
+                <w:bCs w:val="false"/>
+                <w:i w:val="false"/>
+                <w:iCs w:val="false"/>
+                <w:color w:val="000000"/>
+                <w:sz w:val="18"/>
+                <w:szCs w:val="18"/>
+              </w:rPr>
+              <w:t xml:space="preserve">After the lesson, consider: Did students successfully distinguish between the two hypotheses or did most rely on only one? Were students able to connect stomatal closure to the anchoring phenomenon bubble reduction? Did the local context examples (Kenyan midlands drought, Turkana desert plants) generate engagement or confusion? Were there misconceptions about osmosis direction that need addressing before Lesson 4? Note which students added particularly sophisticated new questions to the DQB — they may serve as peer explainers in Lesson 4. Also reflect on pacing: the 8-minute group annotation time is tight; if groups needed more time, consider whether the closing model revision could be assigned as a brief homework task.</w:t>
             </w:r>
           </w:p>
         </w:tc>
@@ -11030,21 +10994,21 @@
           </w:tcPr>
           <w:p>
             <w:pPr>
-              <w:spacing w:after="60" w:before="0"/>
-              <w:jc w:val="left"/>
-            </w:pPr>
-            <w:r>
-              <w:rPr>
-                <w:rFonts w:ascii="Arial" w:cs="Arial" w:eastAsia="Arial" w:hAnsi="Arial"/>
-                <w:b w:val="false"/>
-                <w:bCs w:val="false"/>
-                <w:i w:val="false"/>
-                <w:iCs w:val="false"/>
-                <w:color w:val="000000"/>
-                <w:sz w:val="18"/>
-                <w:szCs w:val="18"/>
-              </w:rPr>
-              <w:t xml:space="preserve"/>
+              <w:spacing w:after="40" w:before="0"/>
+              <w:jc w:val="left"/>
+            </w:pPr>
+            <w:r>
+              <w:rPr>
+                <w:rFonts w:ascii="Arial" w:cs="Arial" w:eastAsia="Arial" w:hAnsi="Arial"/>
+                <w:b w:val="false"/>
+                <w:bCs w:val="false"/>
+                <w:i w:val="false"/>
+                <w:iCs w:val="false"/>
+                <w:color w:val="000000"/>
+                <w:sz w:val="18"/>
+                <w:szCs w:val="18"/>
+              </w:rPr>
+              <w:t xml:space="preserve">In the anchoring phenomenon, bubbles were released from the leaf surface when it was placed under light — and today we connected that observation to guard cell behaviour controlled by light.</w:t>
             </w:r>
           </w:p>
         </w:tc>
@@ -11096,21 +11060,21 @@
           </w:tcPr>
           <w:p>
             <w:pPr>
-              <w:spacing w:after="60" w:before="0"/>
-              <w:jc w:val="left"/>
-            </w:pPr>
-            <w:r>
-              <w:rPr>
-                <w:rFonts w:ascii="Arial" w:cs="Arial" w:eastAsia="Arial" w:hAnsi="Arial"/>
-                <w:b w:val="false"/>
-                <w:bCs w:val="false"/>
-                <w:i w:val="false"/>
-                <w:iCs w:val="false"/>
-                <w:color w:val="000000"/>
-                <w:sz w:val="18"/>
-                <w:szCs w:val="18"/>
-              </w:rPr>
-              <w:t xml:space="preserve"/>
+              <w:spacing w:after="40" w:before="0"/>
+              <w:jc w:val="left"/>
+            </w:pPr>
+            <w:r>
+              <w:rPr>
+                <w:rFonts w:ascii="Arial" w:cs="Arial" w:eastAsia="Arial" w:hAnsi="Arial"/>
+                <w:b w:val="false"/>
+                <w:bCs w:val="false"/>
+                <w:i w:val="false"/>
+                <w:iCs w:val="false"/>
+                <w:color w:val="000000"/>
+                <w:sz w:val="18"/>
+                <w:szCs w:val="18"/>
+              </w:rPr>
+              <w:t xml:space="preserve">Stomata open and close because guard cells change shape due to changes in turgor pressure. Two hypotheses explain this: the potassium ion pump theory (light triggers K+ uptake, water follows by osmosis, guard cells swell and open) and the starch-sugar hypothesis (light converts starch to sugar in guard cells, lowering water potential, water enters by osmosis). Both involve osmosis as the key mechanism. In darkness or drought, the reverse happens — guard cells lose water, become flaccid, and stomata close.</w:t>
             </w:r>
           </w:p>
         </w:tc>
@@ -11162,21 +11126,21 @@
           </w:tcPr>
           <w:p>
             <w:pPr>
-              <w:spacing w:after="60" w:before="0"/>
-              <w:jc w:val="left"/>
-            </w:pPr>
-            <w:r>
-              <w:rPr>
-                <w:rFonts w:ascii="Arial" w:cs="Arial" w:eastAsia="Arial" w:hAnsi="Arial"/>
-                <w:b w:val="false"/>
-                <w:bCs w:val="false"/>
-                <w:i w:val="false"/>
-                <w:iCs w:val="false"/>
-                <w:color w:val="000000"/>
-                <w:sz w:val="18"/>
-                <w:szCs w:val="18"/>
-              </w:rPr>
-              <w:t xml:space="preserve"/>
+              <w:spacing w:after="40" w:before="0"/>
+              <w:jc w:val="left"/>
+            </w:pPr>
+            <w:r>
+              <w:rPr>
+                <w:rFonts w:ascii="Arial" w:cs="Arial" w:eastAsia="Arial" w:hAnsi="Arial"/>
+                <w:b w:val="false"/>
+                <w:bCs w:val="false"/>
+                <w:i w:val="false"/>
+                <w:iCs w:val="false"/>
+                <w:color w:val="000000"/>
+                <w:sz w:val="18"/>
+                <w:szCs w:val="18"/>
+              </w:rPr>
+              <w:t xml:space="preserve">The bubbles slowed in darkness because stomata closed — guard cells lost turgor pressure when light was removed. This reduced the exchange of gases through the leaf surface. The plant regulates this process actively using ion pumps and osmosis, meaning the leaf does not simply leak gas passively — it controls gas flow in response to environmental conditions including light intensity, temperature, and water availability. This explains why plants in dry Kenyan environments close their stomata during the hottest part of the day to conserve water, even at the cost of slowing photosynthesis.</w:t>
             </w:r>
           </w:p>
         </w:tc>
@@ -12421,7 +12385,7 @@
             <w:pPr>
               <w:spacing w:after="20" w:before="0"/>
             </w:pPr>
-            <w:hyperlink w:history="1" r:id="rIdsraqqbdom5ixyhde0epip">
+            <w:hyperlink w:history="1" r:id="rIdks7damb1mt5f4bz496h0v">
               <w:r>
                 <w:rPr>
                   <w:rFonts w:ascii="Arial" w:cs="Arial" w:eastAsia="Arial" w:hAnsi="Arial"/>
@@ -12454,7 +12418,7 @@
               <w:spacing w:after="10" w:before="0"/>
               <w:ind w:left="120"/>
             </w:pPr>
-            <w:hyperlink w:history="1" r:id="rIdouwne3-9oix0drltonf7e">
+            <w:hyperlink w:history="1" r:id="rIdq6my39-ze_sa-mote7awf">
               <w:r>
                 <w:rPr>
                   <w:rFonts w:ascii="Arial" w:cs="Arial" w:eastAsia="Arial" w:hAnsi="Arial"/>
@@ -12499,7 +12463,7 @@
             <w:pPr>
               <w:spacing w:after="20" w:before="0"/>
             </w:pPr>
-            <w:hyperlink w:history="1" r:id="rIdmuak7w-0vbx-otiruglpy">
+            <w:hyperlink w:history="1" r:id="rIdi2fmx25o8_gbyz_cpbm56">
               <w:r>
                 <w:rPr>
                   <w:rFonts w:ascii="Arial" w:cs="Arial" w:eastAsia="Arial" w:hAnsi="Arial"/>
@@ -12532,7 +12496,7 @@
               <w:spacing w:after="10" w:before="0"/>
               <w:ind w:left="120"/>
             </w:pPr>
-            <w:hyperlink w:history="1" r:id="rIddyizr4vunv9ef5xzczmrx">
+            <w:hyperlink w:history="1" r:id="rIdoyk7xbkvnbuw556mkboig">
               <w:r>
                 <w:rPr>
                   <w:rFonts w:ascii="Arial" w:cs="Arial" w:eastAsia="Arial" w:hAnsi="Arial"/>
@@ -12740,7 +12704,7 @@
             <w:pPr>
               <w:spacing w:after="20" w:before="0"/>
             </w:pPr>
-            <w:hyperlink w:history="1" r:id="rIddhmwzobcduvg76iemiujt">
+            <w:hyperlink w:history="1" r:id="rIdzqlmex8ynhbzqqx2h7dx4">
               <w:r>
                 <w:rPr>
                   <w:rFonts w:ascii="Arial" w:cs="Arial" w:eastAsia="Arial" w:hAnsi="Arial"/>
@@ -12773,7 +12737,7 @@
               <w:spacing w:after="10" w:before="0"/>
               <w:ind w:left="120"/>
             </w:pPr>
-            <w:hyperlink w:history="1" r:id="rId8wxiuhn6zelwb9q_pnxw3">
+            <w:hyperlink w:history="1" r:id="rId8wolx0ejlj2ttpros-37b">
               <w:r>
                 <w:rPr>
                   <w:rFonts w:ascii="Arial" w:cs="Arial" w:eastAsia="Arial" w:hAnsi="Arial"/>
@@ -12818,7 +12782,7 @@
             <w:pPr>
               <w:spacing w:after="20" w:before="0"/>
             </w:pPr>
-            <w:hyperlink w:history="1" r:id="rIdn4atfj9qlwwloc8qvl0wm">
+            <w:hyperlink w:history="1" r:id="rIdikhpw4ivjy1zizok0p2z5">
               <w:r>
                 <w:rPr>
                   <w:rFonts w:ascii="Arial" w:cs="Arial" w:eastAsia="Arial" w:hAnsi="Arial"/>
@@ -12851,7 +12815,7 @@
               <w:spacing w:after="10" w:before="0"/>
               <w:ind w:left="120"/>
             </w:pPr>
-            <w:hyperlink w:history="1" r:id="rIdxkubmx7a-sjm4y_5vokhg">
+            <w:hyperlink w:history="1" r:id="rIdumwk-owdu66su03wsh2er">
               <w:r>
                 <w:rPr>
                   <w:rFonts w:ascii="Arial" w:cs="Arial" w:eastAsia="Arial" w:hAnsi="Arial"/>
@@ -13059,7 +13023,7 @@
             <w:pPr>
               <w:spacing w:after="20" w:before="0"/>
             </w:pPr>
-            <w:hyperlink w:history="1" r:id="rIdozzko4n5md-_v0psqx0uj">
+            <w:hyperlink w:history="1" r:id="rId5dytrtg2yojx1fij8ymwk">
               <w:r>
                 <w:rPr>
                   <w:rFonts w:ascii="Arial" w:cs="Arial" w:eastAsia="Arial" w:hAnsi="Arial"/>
@@ -13092,7 +13056,7 @@
               <w:spacing w:after="10" w:before="0"/>
               <w:ind w:left="120"/>
             </w:pPr>
-            <w:hyperlink w:history="1" r:id="rIdynl2-izqpj-qti5k_ufjc">
+            <w:hyperlink w:history="1" r:id="rId55r9aogo72otvqopowqyy">
               <w:r>
                 <w:rPr>
                   <w:rFonts w:ascii="Arial" w:cs="Arial" w:eastAsia="Arial" w:hAnsi="Arial"/>
@@ -13137,7 +13101,7 @@
             <w:pPr>
               <w:spacing w:after="20" w:before="0"/>
             </w:pPr>
-            <w:hyperlink w:history="1" r:id="rIdnuswaa_nynge2_fxwvdn7">
+            <w:hyperlink w:history="1" r:id="rIdurtjx0q2bqzyozdqh-j6t">
               <w:r>
                 <w:rPr>
                   <w:rFonts w:ascii="Arial" w:cs="Arial" w:eastAsia="Arial" w:hAnsi="Arial"/>
@@ -13170,7 +13134,7 @@
               <w:spacing w:after="10" w:before="0"/>
               <w:ind w:left="120"/>
             </w:pPr>
-            <w:hyperlink w:history="1" r:id="rIdjqp8krs4zpfv_0-qvctrr">
+            <w:hyperlink w:history="1" r:id="rIdp1uhxh5heyenpexijoxnd">
               <w:r>
                 <w:rPr>
                   <w:rFonts w:ascii="Arial" w:cs="Arial" w:eastAsia="Arial" w:hAnsi="Arial"/>
@@ -13378,7 +13342,7 @@
             <w:pPr>
               <w:spacing w:after="20" w:before="0"/>
             </w:pPr>
-            <w:hyperlink w:history="1" r:id="rIdaqicxbhyd1yqfk7n-08_s">
+            <w:hyperlink w:history="1" r:id="rId_vnhgn5xp1qagtyo4ud4g">
               <w:r>
                 <w:rPr>
                   <w:rFonts w:ascii="Arial" w:cs="Arial" w:eastAsia="Arial" w:hAnsi="Arial"/>
@@ -13411,7 +13375,7 @@
               <w:spacing w:after="10" w:before="0"/>
               <w:ind w:left="120"/>
             </w:pPr>
-            <w:hyperlink w:history="1" r:id="rIdwy4exzvma5h6jx9pjafzz">
+            <w:hyperlink w:history="1" r:id="rId5pdy0voxdn5xyg9krvuce">
               <w:r>
                 <w:rPr>
                   <w:rFonts w:ascii="Arial" w:cs="Arial" w:eastAsia="Arial" w:hAnsi="Arial"/>
@@ -13456,7 +13420,7 @@
             <w:pPr>
               <w:spacing w:after="20" w:before="0"/>
             </w:pPr>
-            <w:hyperlink w:history="1" r:id="rId79dcugv3hzwwzuf-ezolh">
+            <w:hyperlink w:history="1" r:id="rId2ta78hjffd0ru-5euh_wx">
               <w:r>
                 <w:rPr>
                   <w:rFonts w:ascii="Arial" w:cs="Arial" w:eastAsia="Arial" w:hAnsi="Arial"/>
@@ -13489,7 +13453,7 @@
               <w:spacing w:after="10" w:before="0"/>
               <w:ind w:left="120"/>
             </w:pPr>
-            <w:hyperlink w:history="1" r:id="rIdcl-gzwuwwb392ymgwixed">
+            <w:hyperlink w:history="1" r:id="rIdxrffwuwgqkt81n4cxpplr">
               <w:r>
                 <w:rPr>
                   <w:rFonts w:ascii="Arial" w:cs="Arial" w:eastAsia="Arial" w:hAnsi="Arial"/>
@@ -13697,7 +13661,7 @@
             <w:pPr>
               <w:spacing w:after="20" w:before="0"/>
             </w:pPr>
-            <w:hyperlink w:history="1" r:id="rId3stvcbbkiwpwcpycahrwz">
+            <w:hyperlink w:history="1" r:id="rIdege2x5j5qurh6yvrtrpsi">
               <w:r>
                 <w:rPr>
                   <w:rFonts w:ascii="Arial" w:cs="Arial" w:eastAsia="Arial" w:hAnsi="Arial"/>
@@ -13730,7 +13694,7 @@
               <w:spacing w:after="10" w:before="0"/>
               <w:ind w:left="120"/>
             </w:pPr>
-            <w:hyperlink w:history="1" r:id="rIdgx6kdpuuroa86onblnsiw">
+            <w:hyperlink w:history="1" r:id="rId5xlzfr98kzxkepiujm1cx">
               <w:r>
                 <w:rPr>
                   <w:rFonts w:ascii="Arial" w:cs="Arial" w:eastAsia="Arial" w:hAnsi="Arial"/>
@@ -13775,7 +13739,7 @@
             <w:pPr>
               <w:spacing w:after="20" w:before="0"/>
             </w:pPr>
-            <w:hyperlink w:history="1" r:id="rIdl-na1p0flwz7jxq2qlqgm">
+            <w:hyperlink w:history="1" r:id="rIdkdrrhicu2nw6rlzj_-dn3">
               <w:r>
                 <w:rPr>
                   <w:rFonts w:ascii="Arial" w:cs="Arial" w:eastAsia="Arial" w:hAnsi="Arial"/>
@@ -13808,7 +13772,7 @@
               <w:spacing w:after="10" w:before="0"/>
               <w:ind w:left="120"/>
             </w:pPr>
-            <w:hyperlink w:history="1" r:id="rIdaor8isix2rqu7qkbyvl92">
+            <w:hyperlink w:history="1" r:id="rId4gj1l9c-r5gcxwimnfzb9">
               <w:r>
                 <w:rPr>
                   <w:rFonts w:ascii="Arial" w:cs="Arial" w:eastAsia="Arial" w:hAnsi="Arial"/>
@@ -15587,7 +15551,7 @@
             <w:pPr>
               <w:spacing w:after="20" w:before="0"/>
             </w:pPr>
-            <w:hyperlink w:history="1" r:id="rIdzykf1hxxq_mjvgq1njor-">
+            <w:hyperlink w:history="1" r:id="rId_d4fhpguombiu66pjd9o7">
               <w:r>
                 <w:rPr>
                   <w:rFonts w:ascii="Arial" w:cs="Arial" w:eastAsia="Arial" w:hAnsi="Arial"/>
@@ -15620,7 +15584,7 @@
               <w:spacing w:after="10" w:before="0"/>
               <w:ind w:left="120"/>
             </w:pPr>
-            <w:hyperlink w:history="1" r:id="rIdr8v73helcadn6n9c6usmc">
+            <w:hyperlink w:history="1" r:id="rIdgkeizafcvebn6xjb_9wav">
               <w:r>
                 <w:rPr>
                   <w:rFonts w:ascii="Arial" w:cs="Arial" w:eastAsia="Arial" w:hAnsi="Arial"/>
@@ -15665,7 +15629,7 @@
             <w:pPr>
               <w:spacing w:after="20" w:before="0"/>
             </w:pPr>
-            <w:hyperlink w:history="1" r:id="rIdkcpia-jm-nlycbpay-ulb">
+            <w:hyperlink w:history="1" r:id="rIdr1dpmhd7jyrktacdgk5r9">
               <w:r>
                 <w:rPr>
                   <w:rFonts w:ascii="Arial" w:cs="Arial" w:eastAsia="Arial" w:hAnsi="Arial"/>
@@ -15698,7 +15662,7 @@
               <w:spacing w:after="10" w:before="0"/>
               <w:ind w:left="120"/>
             </w:pPr>
-            <w:hyperlink w:history="1" r:id="rIdcipgmooceavmy3svn_jpp">
+            <w:hyperlink w:history="1" r:id="rId3rnw-xaixta4lfbr2r9ys">
               <w:r>
                 <w:rPr>
                   <w:rFonts w:ascii="Arial" w:cs="Arial" w:eastAsia="Arial" w:hAnsi="Arial"/>
@@ -15906,7 +15870,7 @@
             <w:pPr>
               <w:spacing w:after="20" w:before="0"/>
             </w:pPr>
-            <w:hyperlink w:history="1" r:id="rIdvbf527kmhgchtqa_qjq67">
+            <w:hyperlink w:history="1" r:id="rIddli1vaevt2i_vrckkomak">
               <w:r>
                 <w:rPr>
                   <w:rFonts w:ascii="Arial" w:cs="Arial" w:eastAsia="Arial" w:hAnsi="Arial"/>
@@ -15939,7 +15903,7 @@
               <w:spacing w:after="10" w:before="0"/>
               <w:ind w:left="120"/>
             </w:pPr>
-            <w:hyperlink w:history="1" r:id="rIdk7hhqkyvrrjp-d-ppmbd1">
+            <w:hyperlink w:history="1" r:id="rId9npzaszcuvfjxi9wljeoz">
               <w:r>
                 <w:rPr>
                   <w:rFonts w:ascii="Arial" w:cs="Arial" w:eastAsia="Arial" w:hAnsi="Arial"/>
@@ -15984,7 +15948,7 @@
             <w:pPr>
               <w:spacing w:after="20" w:before="0"/>
             </w:pPr>
-            <w:hyperlink w:history="1" r:id="rId1xfn-ejgdaprqamhkqolh">
+            <w:hyperlink w:history="1" r:id="rId60wner78_7gbyqiazujki">
               <w:r>
                 <w:rPr>
                   <w:rFonts w:ascii="Arial" w:cs="Arial" w:eastAsia="Arial" w:hAnsi="Arial"/>
@@ -16017,7 +15981,7 @@
               <w:spacing w:after="10" w:before="0"/>
               <w:ind w:left="120"/>
             </w:pPr>
-            <w:hyperlink w:history="1" r:id="rIdcud28azj3lk5mb60hj7gy">
+            <w:hyperlink w:history="1" r:id="rIdqx0xwn1yzrnx_pcq3_ysy">
               <w:r>
                 <w:rPr>
                   <w:rFonts w:ascii="Arial" w:cs="Arial" w:eastAsia="Arial" w:hAnsi="Arial"/>
@@ -16225,7 +16189,7 @@
             <w:pPr>
               <w:spacing w:after="20" w:before="0"/>
             </w:pPr>
-            <w:hyperlink w:history="1" r:id="rIdmvzr9ajhtzrg-nfnith5v">
+            <w:hyperlink w:history="1" r:id="rIdopulswdhf6h1nz0rgssfx">
               <w:r>
                 <w:rPr>
                   <w:rFonts w:ascii="Arial" w:cs="Arial" w:eastAsia="Arial" w:hAnsi="Arial"/>
@@ -16258,7 +16222,7 @@
               <w:spacing w:after="10" w:before="0"/>
               <w:ind w:left="120"/>
             </w:pPr>
-            <w:hyperlink w:history="1" r:id="rIdnxkdhomn51sbgo6znkudh">
+            <w:hyperlink w:history="1" r:id="rIdkfkqaaxoy6h5wv7cxteia">
               <w:r>
                 <w:rPr>
                   <w:rFonts w:ascii="Arial" w:cs="Arial" w:eastAsia="Arial" w:hAnsi="Arial"/>
@@ -16303,7 +16267,7 @@
             <w:pPr>
               <w:spacing w:after="20" w:before="0"/>
             </w:pPr>
-            <w:hyperlink w:history="1" r:id="rId5dm2lzyx_oyriphttxvm7">
+            <w:hyperlink w:history="1" r:id="rIdv8tlvlrz5dwxltrqeesxh">
               <w:r>
                 <w:rPr>
                   <w:rFonts w:ascii="Arial" w:cs="Arial" w:eastAsia="Arial" w:hAnsi="Arial"/>
@@ -16336,7 +16300,7 @@
               <w:spacing w:after="10" w:before="0"/>
               <w:ind w:left="120"/>
             </w:pPr>
-            <w:hyperlink w:history="1" r:id="rId43fesw-znze81ojwn9k56">
+            <w:hyperlink w:history="1" r:id="rIdfnrk5tq1pb_vpbehft01u">
               <w:r>
                 <w:rPr>
                   <w:rFonts w:ascii="Arial" w:cs="Arial" w:eastAsia="Arial" w:hAnsi="Arial"/>
@@ -16544,7 +16508,7 @@
             <w:pPr>
               <w:spacing w:after="20" w:before="0"/>
             </w:pPr>
-            <w:hyperlink w:history="1" r:id="rIdlrkvnon27yncwrviip0uq">
+            <w:hyperlink w:history="1" r:id="rIdnuw6uueuj0qkdhjajfee_">
               <w:r>
                 <w:rPr>
                   <w:rFonts w:ascii="Arial" w:cs="Arial" w:eastAsia="Arial" w:hAnsi="Arial"/>
@@ -16577,7 +16541,7 @@
               <w:spacing w:after="10" w:before="0"/>
               <w:ind w:left="120"/>
             </w:pPr>
-            <w:hyperlink w:history="1" r:id="rIdxpeoxflr-ocbzztaufpro">
+            <w:hyperlink w:history="1" r:id="rIdjhxhokddj8es2h40bcsva">
               <w:r>
                 <w:rPr>
                   <w:rFonts w:ascii="Arial" w:cs="Arial" w:eastAsia="Arial" w:hAnsi="Arial"/>
@@ -16622,7 +16586,7 @@
             <w:pPr>
               <w:spacing w:after="20" w:before="0"/>
             </w:pPr>
-            <w:hyperlink w:history="1" r:id="rIds-wvn1so_dmxeu1k3jucb">
+            <w:hyperlink w:history="1" r:id="rIdnufo-7gon6yjjfppgje5e">
               <w:r>
                 <w:rPr>
                   <w:rFonts w:ascii="Arial" w:cs="Arial" w:eastAsia="Arial" w:hAnsi="Arial"/>
@@ -16655,7 +16619,7 @@
               <w:spacing w:after="10" w:before="0"/>
               <w:ind w:left="120"/>
             </w:pPr>
-            <w:hyperlink w:history="1" r:id="rIdu-jdr-dht3mqhz-anktea">
+            <w:hyperlink w:history="1" r:id="rIdxu-88yb8iyvep63eczxkc">
               <w:r>
                 <w:rPr>
                   <w:rFonts w:ascii="Arial" w:cs="Arial" w:eastAsia="Arial" w:hAnsi="Arial"/>
@@ -16863,7 +16827,7 @@
             <w:pPr>
               <w:spacing w:after="20" w:before="0"/>
             </w:pPr>
-            <w:hyperlink w:history="1" r:id="rIdqbacaf9d7jjknpvo-o9zi">
+            <w:hyperlink w:history="1" r:id="rIdfdjlovnnykmvtzmemat2v">
               <w:r>
                 <w:rPr>
                   <w:rFonts w:ascii="Arial" w:cs="Arial" w:eastAsia="Arial" w:hAnsi="Arial"/>
@@ -16896,7 +16860,7 @@
               <w:spacing w:after="10" w:before="0"/>
               <w:ind w:left="120"/>
             </w:pPr>
-            <w:hyperlink w:history="1" r:id="rIdnhd99j89ifgollvxmvfym">
+            <w:hyperlink w:history="1" r:id="rIdo40b5krxtgqv8foplr9xc">
               <w:r>
                 <w:rPr>
                   <w:rFonts w:ascii="Arial" w:cs="Arial" w:eastAsia="Arial" w:hAnsi="Arial"/>
@@ -16941,7 +16905,7 @@
             <w:pPr>
               <w:spacing w:after="20" w:before="0"/>
             </w:pPr>
-            <w:hyperlink w:history="1" r:id="rId7lxfucklnr4e1i8w4t6wk">
+            <w:hyperlink w:history="1" r:id="rId5n9mxv52fgquwsj1dkpu7">
               <w:r>
                 <w:rPr>
                   <w:rFonts w:ascii="Arial" w:cs="Arial" w:eastAsia="Arial" w:hAnsi="Arial"/>
@@ -16974,7 +16938,7 @@
               <w:spacing w:after="10" w:before="0"/>
               <w:ind w:left="120"/>
             </w:pPr>
-            <w:hyperlink w:history="1" r:id="rId9s9jcza9t6oqzpsnn2f_e">
+            <w:hyperlink w:history="1" r:id="rIdzqo1njxqu9czikolkvhjm">
               <w:r>
                 <w:rPr>
                   <w:rFonts w:ascii="Arial" w:cs="Arial" w:eastAsia="Arial" w:hAnsi="Arial"/>
@@ -18753,7 +18717,7 @@
             <w:pPr>
               <w:spacing w:after="20" w:before="0"/>
             </w:pPr>
-            <w:hyperlink w:history="1" r:id="rIdstsxy5j_dsuolgbzi4p_r">
+            <w:hyperlink w:history="1" r:id="rIdwrnlzrv5rdooubqhgvtrl">
               <w:r>
                 <w:rPr>
                   <w:rFonts w:ascii="Arial" w:cs="Arial" w:eastAsia="Arial" w:hAnsi="Arial"/>
@@ -18786,7 +18750,7 @@
               <w:spacing w:after="10" w:before="0"/>
               <w:ind w:left="120"/>
             </w:pPr>
-            <w:hyperlink w:history="1" r:id="rIdftodiqjke9usutzwatwpc">
+            <w:hyperlink w:history="1" r:id="rId9qdqznjih6nilqknbztfx">
               <w:r>
                 <w:rPr>
                   <w:rFonts w:ascii="Arial" w:cs="Arial" w:eastAsia="Arial" w:hAnsi="Arial"/>
@@ -18831,7 +18795,7 @@
             <w:pPr>
               <w:spacing w:after="20" w:before="0"/>
             </w:pPr>
-            <w:hyperlink w:history="1" r:id="rIds_hsei4mxponkto8a8kye">
+            <w:hyperlink w:history="1" r:id="rIdph7aqor7blyjki3aomgkw">
               <w:r>
                 <w:rPr>
                   <w:rFonts w:ascii="Arial" w:cs="Arial" w:eastAsia="Arial" w:hAnsi="Arial"/>
@@ -18864,7 +18828,7 @@
               <w:spacing w:after="10" w:before="0"/>
               <w:ind w:left="120"/>
             </w:pPr>
-            <w:hyperlink w:history="1" r:id="rIdxedsqv_dh3tgiblgdulm4">
+            <w:hyperlink w:history="1" r:id="rIdlzr8kwcehpl7bh4tfwdlw">
               <w:r>
                 <w:rPr>
                   <w:rFonts w:ascii="Arial" w:cs="Arial" w:eastAsia="Arial" w:hAnsi="Arial"/>
@@ -19072,7 +19036,7 @@
             <w:pPr>
               <w:spacing w:after="20" w:before="0"/>
             </w:pPr>
-            <w:hyperlink w:history="1" r:id="rId4nejddzjwbxuqxhi7opbp">
+            <w:hyperlink w:history="1" r:id="rIdtcxhyouykblwjpw0gkvbf">
               <w:r>
                 <w:rPr>
                   <w:rFonts w:ascii="Arial" w:cs="Arial" w:eastAsia="Arial" w:hAnsi="Arial"/>
@@ -19105,7 +19069,7 @@
               <w:spacing w:after="10" w:before="0"/>
               <w:ind w:left="120"/>
             </w:pPr>
-            <w:hyperlink w:history="1" r:id="rIdphhg3mf1hxhluqb6cla2_">
+            <w:hyperlink w:history="1" r:id="rIdg0bvfx8hrguppxypyh8h0">
               <w:r>
                 <w:rPr>
                   <w:rFonts w:ascii="Arial" w:cs="Arial" w:eastAsia="Arial" w:hAnsi="Arial"/>
@@ -19150,7 +19114,7 @@
             <w:pPr>
               <w:spacing w:after="20" w:before="0"/>
             </w:pPr>
-            <w:hyperlink w:history="1" r:id="rId-g2rpu9vxplfjasqngxgz">
+            <w:hyperlink w:history="1" r:id="rId9j5vzmqjd7pdks8o4jstb">
               <w:r>
                 <w:rPr>
                   <w:rFonts w:ascii="Arial" w:cs="Arial" w:eastAsia="Arial" w:hAnsi="Arial"/>
@@ -19183,7 +19147,7 @@
               <w:spacing w:after="10" w:before="0"/>
               <w:ind w:left="120"/>
             </w:pPr>
-            <w:hyperlink w:history="1" r:id="rIduenh72pzg-m_nmc3sbx-m">
+            <w:hyperlink w:history="1" r:id="rIdfiames3vajsoufog43rnj">
               <w:r>
                 <w:rPr>
                   <w:rFonts w:ascii="Arial" w:cs="Arial" w:eastAsia="Arial" w:hAnsi="Arial"/>
@@ -19391,7 +19355,7 @@
             <w:pPr>
               <w:spacing w:after="20" w:before="0"/>
             </w:pPr>
-            <w:hyperlink w:history="1" r:id="rIdrumuaksv8fk2mkbfd-rrt">
+            <w:hyperlink w:history="1" r:id="rIdp_jbrbzrkkkdobtxrd5xj">
               <w:r>
                 <w:rPr>
                   <w:rFonts w:ascii="Arial" w:cs="Arial" w:eastAsia="Arial" w:hAnsi="Arial"/>
@@ -19424,7 +19388,7 @@
               <w:spacing w:after="10" w:before="0"/>
               <w:ind w:left="120"/>
             </w:pPr>
-            <w:hyperlink w:history="1" r:id="rId-kq3zw3soohw94dtnck-g">
+            <w:hyperlink w:history="1" r:id="rIdknzcfl-3ndmjchsyjgeyu">
               <w:r>
                 <w:rPr>
                   <w:rFonts w:ascii="Arial" w:cs="Arial" w:eastAsia="Arial" w:hAnsi="Arial"/>
@@ -19469,7 +19433,7 @@
             <w:pPr>
               <w:spacing w:after="20" w:before="0"/>
             </w:pPr>
-            <w:hyperlink w:history="1" r:id="rIdzunhi6fkc_uxvgenjdycp">
+            <w:hyperlink w:history="1" r:id="rIdgnujqnhqyvsthxiltold1">
               <w:r>
                 <w:rPr>
                   <w:rFonts w:ascii="Arial" w:cs="Arial" w:eastAsia="Arial" w:hAnsi="Arial"/>
@@ -19502,7 +19466,7 @@
               <w:spacing w:after="10" w:before="0"/>
               <w:ind w:left="120"/>
             </w:pPr>
-            <w:hyperlink w:history="1" r:id="rIdrvoobgc7cmjcscidgdfau">
+            <w:hyperlink w:history="1" r:id="rIdgysflzayszgyhctiazg7x">
               <w:r>
                 <w:rPr>
                   <w:rFonts w:ascii="Arial" w:cs="Arial" w:eastAsia="Arial" w:hAnsi="Arial"/>
@@ -19710,7 +19674,7 @@
             <w:pPr>
               <w:spacing w:after="20" w:before="0"/>
             </w:pPr>
-            <w:hyperlink w:history="1" r:id="rId_mykg7bz7wif_uwr554uk">
+            <w:hyperlink w:history="1" r:id="rIdrragkiolh2eem4dpxichq">
               <w:r>
                 <w:rPr>
                   <w:rFonts w:ascii="Arial" w:cs="Arial" w:eastAsia="Arial" w:hAnsi="Arial"/>
@@ -19743,7 +19707,7 @@
               <w:spacing w:after="10" w:before="0"/>
               <w:ind w:left="120"/>
             </w:pPr>
-            <w:hyperlink w:history="1" r:id="rIdbm95ohy9efrj9sosilhfx">
+            <w:hyperlink w:history="1" r:id="rIdwmg9qrw_7nfxuskchwfpq">
               <w:r>
                 <w:rPr>
                   <w:rFonts w:ascii="Arial" w:cs="Arial" w:eastAsia="Arial" w:hAnsi="Arial"/>
@@ -19788,7 +19752,7 @@
             <w:pPr>
               <w:spacing w:after="20" w:before="0"/>
             </w:pPr>
-            <w:hyperlink w:history="1" r:id="rIdr_l4htem9407fjr38z5rh">
+            <w:hyperlink w:history="1" r:id="rIdoi6ttnfouclj027gm1s8a">
               <w:r>
                 <w:rPr>
                   <w:rFonts w:ascii="Arial" w:cs="Arial" w:eastAsia="Arial" w:hAnsi="Arial"/>
@@ -19821,7 +19785,7 @@
               <w:spacing w:after="10" w:before="0"/>
               <w:ind w:left="120"/>
             </w:pPr>
-            <w:hyperlink w:history="1" r:id="rIdd74tkgxfg5gu18sv9q00u">
+            <w:hyperlink w:history="1" r:id="rIdahoi6hse3xonghghrzrpk">
               <w:r>
                 <w:rPr>
                   <w:rFonts w:ascii="Arial" w:cs="Arial" w:eastAsia="Arial" w:hAnsi="Arial"/>
@@ -20029,7 +19993,7 @@
             <w:pPr>
               <w:spacing w:after="20" w:before="0"/>
             </w:pPr>
-            <w:hyperlink w:history="1" r:id="rIdrjjvdunnz0jpskoldq_cc">
+            <w:hyperlink w:history="1" r:id="rIdfkrze3-8srvmoqfumie70">
               <w:r>
                 <w:rPr>
                   <w:rFonts w:ascii="Arial" w:cs="Arial" w:eastAsia="Arial" w:hAnsi="Arial"/>
@@ -20062,7 +20026,7 @@
               <w:spacing w:after="10" w:before="0"/>
               <w:ind w:left="120"/>
             </w:pPr>
-            <w:hyperlink w:history="1" r:id="rId3sm3jpcukgqr9uzbzjjsz">
+            <w:hyperlink w:history="1" r:id="rIdm5syrb8n-4ahlchob13az">
               <w:r>
                 <w:rPr>
                   <w:rFonts w:ascii="Arial" w:cs="Arial" w:eastAsia="Arial" w:hAnsi="Arial"/>
@@ -20107,7 +20071,7 @@
             <w:pPr>
               <w:spacing w:after="20" w:before="0"/>
             </w:pPr>
-            <w:hyperlink w:history="1" r:id="rIdxwyefyuar0z-jybvsg-vz">
+            <w:hyperlink w:history="1" r:id="rIdrcsmnjcuaojxwvkvmrwgp">
               <w:r>
                 <w:rPr>
                   <w:rFonts w:ascii="Arial" w:cs="Arial" w:eastAsia="Arial" w:hAnsi="Arial"/>
@@ -20140,7 +20104,7 @@
               <w:spacing w:after="10" w:before="0"/>
               <w:ind w:left="120"/>
             </w:pPr>
-            <w:hyperlink w:history="1" r:id="rIdh74_1seymhvvqhaztl_pe">
+            <w:hyperlink w:history="1" r:id="rId24ys0pn3o92nzngiljvzs">
               <w:r>
                 <w:rPr>
                   <w:rFonts w:ascii="Arial" w:cs="Arial" w:eastAsia="Arial" w:hAnsi="Arial"/>
@@ -21919,7 +21883,7 @@
             <w:pPr>
               <w:spacing w:after="20" w:before="0"/>
             </w:pPr>
-            <w:hyperlink w:history="1" r:id="rIdlg0dwubriu3oht2n-5smd">
+            <w:hyperlink w:history="1" r:id="rIdyjehqmqzhm7frviupbzx7">
               <w:r>
                 <w:rPr>
                   <w:rFonts w:ascii="Arial" w:cs="Arial" w:eastAsia="Arial" w:hAnsi="Arial"/>
@@ -21952,7 +21916,7 @@
               <w:spacing w:after="10" w:before="0"/>
               <w:ind w:left="120"/>
             </w:pPr>
-            <w:hyperlink w:history="1" r:id="rIdixj-29rwwruzbi_q5mbcz">
+            <w:hyperlink w:history="1" r:id="rIda5uwgrlizths3cb-7lmy8">
               <w:r>
                 <w:rPr>
                   <w:rFonts w:ascii="Arial" w:cs="Arial" w:eastAsia="Arial" w:hAnsi="Arial"/>
@@ -21997,7 +21961,7 @@
             <w:pPr>
               <w:spacing w:after="20" w:before="0"/>
             </w:pPr>
-            <w:hyperlink w:history="1" r:id="rIdnrarvzmjynt5wjgcnrwhn">
+            <w:hyperlink w:history="1" r:id="rIdeylxuxrrsvip1wdqkobbt">
               <w:r>
                 <w:rPr>
                   <w:rFonts w:ascii="Arial" w:cs="Arial" w:eastAsia="Arial" w:hAnsi="Arial"/>
@@ -22030,7 +21994,7 @@
               <w:spacing w:after="10" w:before="0"/>
               <w:ind w:left="120"/>
             </w:pPr>
-            <w:hyperlink w:history="1" r:id="rIdjxdx4o-7ri-akm6lodcyr">
+            <w:hyperlink w:history="1" r:id="rIda-juoiznbkktg3ldzpmhw">
               <w:r>
                 <w:rPr>
                   <w:rFonts w:ascii="Arial" w:cs="Arial" w:eastAsia="Arial" w:hAnsi="Arial"/>
@@ -22238,7 +22202,7 @@
             <w:pPr>
               <w:spacing w:after="20" w:before="0"/>
             </w:pPr>
-            <w:hyperlink w:history="1" r:id="rIdsulb_rgr8s4vqhx7po0mq">
+            <w:hyperlink w:history="1" r:id="rIdfgp7ggspeymmuqxwxlygc">
               <w:r>
                 <w:rPr>
                   <w:rFonts w:ascii="Arial" w:cs="Arial" w:eastAsia="Arial" w:hAnsi="Arial"/>
@@ -22271,7 +22235,7 @@
               <w:spacing w:after="10" w:before="0"/>
               <w:ind w:left="120"/>
             </w:pPr>
-            <w:hyperlink w:history="1" r:id="rIdxplkt3odjnlrnom9zfqro">
+            <w:hyperlink w:history="1" r:id="rIdolmiy5f1erbonv0yuvdgj">
               <w:r>
                 <w:rPr>
                   <w:rFonts w:ascii="Arial" w:cs="Arial" w:eastAsia="Arial" w:hAnsi="Arial"/>
@@ -22316,7 +22280,7 @@
             <w:pPr>
               <w:spacing w:after="20" w:before="0"/>
             </w:pPr>
-            <w:hyperlink w:history="1" r:id="rIdkq-bw0zwbsvsb31iksm4p">
+            <w:hyperlink w:history="1" r:id="rIdnxpp9houn8ts1i4o2aehq">
               <w:r>
                 <w:rPr>
                   <w:rFonts w:ascii="Arial" w:cs="Arial" w:eastAsia="Arial" w:hAnsi="Arial"/>
@@ -22349,7 +22313,7 @@
               <w:spacing w:after="10" w:before="0"/>
               <w:ind w:left="120"/>
             </w:pPr>
-            <w:hyperlink w:history="1" r:id="rIdavaz_pg1c-0zylyhxazfd">
+            <w:hyperlink w:history="1" r:id="rIdx1yzcg3stwe8lsgicr-ly">
               <w:r>
                 <w:rPr>
                   <w:rFonts w:ascii="Arial" w:cs="Arial" w:eastAsia="Arial" w:hAnsi="Arial"/>
@@ -22557,7 +22521,7 @@
             <w:pPr>
               <w:spacing w:after="20" w:before="0"/>
             </w:pPr>
-            <w:hyperlink w:history="1" r:id="rIdqcz1ckply8y0qmwtknbyi">
+            <w:hyperlink w:history="1" r:id="rIdv0n0virwjjv1ivqyqavih">
               <w:r>
                 <w:rPr>
                   <w:rFonts w:ascii="Arial" w:cs="Arial" w:eastAsia="Arial" w:hAnsi="Arial"/>
@@ -22590,7 +22554,7 @@
               <w:spacing w:after="10" w:before="0"/>
               <w:ind w:left="120"/>
             </w:pPr>
-            <w:hyperlink w:history="1" r:id="rIdrxed6z8eaatg_uu-mugtk">
+            <w:hyperlink w:history="1" r:id="rId60lbg_fth6kvke8c78jyf">
               <w:r>
                 <w:rPr>
                   <w:rFonts w:ascii="Arial" w:cs="Arial" w:eastAsia="Arial" w:hAnsi="Arial"/>
@@ -22635,7 +22599,7 @@
             <w:pPr>
               <w:spacing w:after="20" w:before="0"/>
             </w:pPr>
-            <w:hyperlink w:history="1" r:id="rIda5oafwskid0spdkfdyib0">
+            <w:hyperlink w:history="1" r:id="rId9sqj6ztvuns1cuk_6zqe9">
               <w:r>
                 <w:rPr>
                   <w:rFonts w:ascii="Arial" w:cs="Arial" w:eastAsia="Arial" w:hAnsi="Arial"/>
@@ -22668,7 +22632,7 @@
               <w:spacing w:after="10" w:before="0"/>
               <w:ind w:left="120"/>
             </w:pPr>
-            <w:hyperlink w:history="1" r:id="rIdttvdjdvi1b1lst9nxqqdi">
+            <w:hyperlink w:history="1" r:id="rIdtpsbujmj9gjaoufuwd5zs">
               <w:r>
                 <w:rPr>
                   <w:rFonts w:ascii="Arial" w:cs="Arial" w:eastAsia="Arial" w:hAnsi="Arial"/>
@@ -22876,7 +22840,7 @@
             <w:pPr>
               <w:spacing w:after="20" w:before="0"/>
             </w:pPr>
-            <w:hyperlink w:history="1" r:id="rId9hovlrhk0dywtdmbs6ylc">
+            <w:hyperlink w:history="1" r:id="rIdcfc2cpamlqzpx2szkf75g">
               <w:r>
                 <w:rPr>
                   <w:rFonts w:ascii="Arial" w:cs="Arial" w:eastAsia="Arial" w:hAnsi="Arial"/>
@@ -22909,7 +22873,7 @@
               <w:spacing w:after="10" w:before="0"/>
               <w:ind w:left="120"/>
             </w:pPr>
-            <w:hyperlink w:history="1" r:id="rIdjfffiwxdoehkqougiakn6">
+            <w:hyperlink w:history="1" r:id="rIdsg8ct7mtfd8-tswmhigkg">
               <w:r>
                 <w:rPr>
                   <w:rFonts w:ascii="Arial" w:cs="Arial" w:eastAsia="Arial" w:hAnsi="Arial"/>
@@ -22954,7 +22918,7 @@
             <w:pPr>
               <w:spacing w:after="20" w:before="0"/>
             </w:pPr>
-            <w:hyperlink w:history="1" r:id="rIdp-x_jz16qch41ko0c6-f_">
+            <w:hyperlink w:history="1" r:id="rId-05i9qrj1sbhoyied0cwp">
               <w:r>
                 <w:rPr>
                   <w:rFonts w:ascii="Arial" w:cs="Arial" w:eastAsia="Arial" w:hAnsi="Arial"/>
@@ -22987,7 +22951,7 @@
               <w:spacing w:after="10" w:before="0"/>
               <w:ind w:left="120"/>
             </w:pPr>
-            <w:hyperlink w:history="1" r:id="rIdp-k2qwks6pzzw1wm8drxu">
+            <w:hyperlink w:history="1" r:id="rIdvzixbvpdnjrkrtntwjkce">
               <w:r>
                 <w:rPr>
                   <w:rFonts w:ascii="Arial" w:cs="Arial" w:eastAsia="Arial" w:hAnsi="Arial"/>
@@ -23195,7 +23159,7 @@
             <w:pPr>
               <w:spacing w:after="20" w:before="0"/>
             </w:pPr>
-            <w:hyperlink w:history="1" r:id="rIdmymgsreiwih7ulra1vce7">
+            <w:hyperlink w:history="1" r:id="rIdfhmbyiwl_rekxr3rmda-s">
               <w:r>
                 <w:rPr>
                   <w:rFonts w:ascii="Arial" w:cs="Arial" w:eastAsia="Arial" w:hAnsi="Arial"/>
@@ -23228,7 +23192,7 @@
               <w:spacing w:after="10" w:before="0"/>
               <w:ind w:left="120"/>
             </w:pPr>
-            <w:hyperlink w:history="1" r:id="rIdidkvvncgca_3akeccwvwc">
+            <w:hyperlink w:history="1" r:id="rId4-bcd_rwpsiou3iw5pmca">
               <w:r>
                 <w:rPr>
                   <w:rFonts w:ascii="Arial" w:cs="Arial" w:eastAsia="Arial" w:hAnsi="Arial"/>
@@ -23273,7 +23237,7 @@
             <w:pPr>
               <w:spacing w:after="20" w:before="0"/>
             </w:pPr>
-            <w:hyperlink w:history="1" r:id="rIdwe7t3u_j6yyilxlo-swo1">
+            <w:hyperlink w:history="1" r:id="rIdijnpwpmll8caqubjvwz0b">
               <w:r>
                 <w:rPr>
                   <w:rFonts w:ascii="Arial" w:cs="Arial" w:eastAsia="Arial" w:hAnsi="Arial"/>
@@ -23306,7 +23270,7 @@
               <w:spacing w:after="10" w:before="0"/>
               <w:ind w:left="120"/>
             </w:pPr>
-            <w:hyperlink w:history="1" r:id="rIdarbk6snrktrbrefk88mhe">
+            <w:hyperlink w:history="1" r:id="rIdh9knto-fvfqgsfhpwkpb_">
               <w:r>
                 <w:rPr>
                   <w:rFonts w:ascii="Arial" w:cs="Arial" w:eastAsia="Arial" w:hAnsi="Arial"/>
@@ -25085,7 +25049,7 @@
             <w:pPr>
               <w:spacing w:after="20" w:before="0"/>
             </w:pPr>
-            <w:hyperlink w:history="1" r:id="rIdsevzlsvufpgippewxrvai">
+            <w:hyperlink w:history="1" r:id="rIdl9oxl0hp0iehb_70bjwqw">
               <w:r>
                 <w:rPr>
                   <w:rFonts w:ascii="Arial" w:cs="Arial" w:eastAsia="Arial" w:hAnsi="Arial"/>
@@ -25118,7 +25082,7 @@
               <w:spacing w:after="10" w:before="0"/>
               <w:ind w:left="120"/>
             </w:pPr>
-            <w:hyperlink w:history="1" r:id="rId9thjax3wvtkkfrmzf5ptr">
+            <w:hyperlink w:history="1" r:id="rId4vcjgrmz2dmstolpxw3r2">
               <w:r>
                 <w:rPr>
                   <w:rFonts w:ascii="Arial" w:cs="Arial" w:eastAsia="Arial" w:hAnsi="Arial"/>
@@ -25163,7 +25127,7 @@
             <w:pPr>
               <w:spacing w:after="20" w:before="0"/>
             </w:pPr>
-            <w:hyperlink w:history="1" r:id="rIdfc8ln5nr7zb8ys37hq-vi">
+            <w:hyperlink w:history="1" r:id="rIdnjlca1sah6ajjmhjruh8l">
               <w:r>
                 <w:rPr>
                   <w:rFonts w:ascii="Arial" w:cs="Arial" w:eastAsia="Arial" w:hAnsi="Arial"/>
@@ -25196,7 +25160,7 @@
               <w:spacing w:after="10" w:before="0"/>
               <w:ind w:left="120"/>
             </w:pPr>
-            <w:hyperlink w:history="1" r:id="rIduu_s1atqliim-z8qvqn21">
+            <w:hyperlink w:history="1" r:id="rIdpsdzbwvbfr4v-bw3ud_6v">
               <w:r>
                 <w:rPr>
                   <w:rFonts w:ascii="Arial" w:cs="Arial" w:eastAsia="Arial" w:hAnsi="Arial"/>
@@ -25404,7 +25368,7 @@
             <w:pPr>
               <w:spacing w:after="20" w:before="0"/>
             </w:pPr>
-            <w:hyperlink w:history="1" r:id="rIdjiocmobxk0d7frvr1ha9a">
+            <w:hyperlink w:history="1" r:id="rId4ghg_bxgvor_rt_ek8flu">
               <w:r>
                 <w:rPr>
                   <w:rFonts w:ascii="Arial" w:cs="Arial" w:eastAsia="Arial" w:hAnsi="Arial"/>
@@ -25437,7 +25401,7 @@
               <w:spacing w:after="10" w:before="0"/>
               <w:ind w:left="120"/>
             </w:pPr>
-            <w:hyperlink w:history="1" r:id="rIduczpohnf3iohuf1pfugfo">
+            <w:hyperlink w:history="1" r:id="rIdkfcunljrnzbqibtsgbgxf">
               <w:r>
                 <w:rPr>
                   <w:rFonts w:ascii="Arial" w:cs="Arial" w:eastAsia="Arial" w:hAnsi="Arial"/>
@@ -25482,7 +25446,7 @@
             <w:pPr>
               <w:spacing w:after="20" w:before="0"/>
             </w:pPr>
-            <w:hyperlink w:history="1" r:id="rIdqlgq-gw_oat7ll-sq_sri">
+            <w:hyperlink w:history="1" r:id="rIdgvfzzaoo9wipot1ztvzvb">
               <w:r>
                 <w:rPr>
                   <w:rFonts w:ascii="Arial" w:cs="Arial" w:eastAsia="Arial" w:hAnsi="Arial"/>
@@ -25515,7 +25479,7 @@
               <w:spacing w:after="10" w:before="0"/>
               <w:ind w:left="120"/>
             </w:pPr>
-            <w:hyperlink w:history="1" r:id="rIdw7cdognlfw5jw1w8nkbuc">
+            <w:hyperlink w:history="1" r:id="rId4u4tzvq1oxu2jvlxifvzw">
               <w:r>
                 <w:rPr>
                   <w:rFonts w:ascii="Arial" w:cs="Arial" w:eastAsia="Arial" w:hAnsi="Arial"/>
@@ -25723,7 +25687,7 @@
             <w:pPr>
               <w:spacing w:after="20" w:before="0"/>
             </w:pPr>
-            <w:hyperlink w:history="1" r:id="rIdzgyegd1_h9fa2cvxgaaqi">
+            <w:hyperlink w:history="1" r:id="rIdxjcpdnzv0qokpa8kkjlse">
               <w:r>
                 <w:rPr>
                   <w:rFonts w:ascii="Arial" w:cs="Arial" w:eastAsia="Arial" w:hAnsi="Arial"/>
@@ -25756,7 +25720,7 @@
               <w:spacing w:after="10" w:before="0"/>
               <w:ind w:left="120"/>
             </w:pPr>
-            <w:hyperlink w:history="1" r:id="rIdi-b1rvqi7uxgh0fguuppp">
+            <w:hyperlink w:history="1" r:id="rIdc9hnz4312z5ghspyzuppd">
               <w:r>
                 <w:rPr>
                   <w:rFonts w:ascii="Arial" w:cs="Arial" w:eastAsia="Arial" w:hAnsi="Arial"/>
@@ -25801,7 +25765,7 @@
             <w:pPr>
               <w:spacing w:after="20" w:before="0"/>
             </w:pPr>
-            <w:hyperlink w:history="1" r:id="rIdphdxduhjuaqtynck_0wxa">
+            <w:hyperlink w:history="1" r:id="rId5tggigjbwwaokefba7cok">
               <w:r>
                 <w:rPr>
                   <w:rFonts w:ascii="Arial" w:cs="Arial" w:eastAsia="Arial" w:hAnsi="Arial"/>
@@ -25834,7 +25798,7 @@
               <w:spacing w:after="10" w:before="0"/>
               <w:ind w:left="120"/>
             </w:pPr>
-            <w:hyperlink w:history="1" r:id="rIdv6h4g7j5sugawlbfsnlty">
+            <w:hyperlink w:history="1" r:id="rIdtulowzrecqrtucqj9bgsq">
               <w:r>
                 <w:rPr>
                   <w:rFonts w:ascii="Arial" w:cs="Arial" w:eastAsia="Arial" w:hAnsi="Arial"/>
@@ -26042,7 +26006,7 @@
             <w:pPr>
               <w:spacing w:after="20" w:before="0"/>
             </w:pPr>
-            <w:hyperlink w:history="1" r:id="rIdpqbbjtstvujqicjsdn2vw">
+            <w:hyperlink w:history="1" r:id="rIdhp3ijgvd2wbdzo_lywysx">
               <w:r>
                 <w:rPr>
                   <w:rFonts w:ascii="Arial" w:cs="Arial" w:eastAsia="Arial" w:hAnsi="Arial"/>
@@ -26075,7 +26039,7 @@
               <w:spacing w:after="10" w:before="0"/>
               <w:ind w:left="120"/>
             </w:pPr>
-            <w:hyperlink w:history="1" r:id="rIdbvqm-x_iozd5uha1qmqmj">
+            <w:hyperlink w:history="1" r:id="rId9n-4pydtl74-lprvlfosv">
               <w:r>
                 <w:rPr>
                   <w:rFonts w:ascii="Arial" w:cs="Arial" w:eastAsia="Arial" w:hAnsi="Arial"/>
@@ -26120,7 +26084,7 @@
             <w:pPr>
               <w:spacing w:after="20" w:before="0"/>
             </w:pPr>
-            <w:hyperlink w:history="1" r:id="rIdgswd3icngtblfmuqmiiti">
+            <w:hyperlink w:history="1" r:id="rId9ze5rpcozve5fwfgcbsxk">
               <w:r>
                 <w:rPr>
                   <w:rFonts w:ascii="Arial" w:cs="Arial" w:eastAsia="Arial" w:hAnsi="Arial"/>
@@ -26153,7 +26117,7 @@
               <w:spacing w:after="10" w:before="0"/>
               <w:ind w:left="120"/>
             </w:pPr>
-            <w:hyperlink w:history="1" r:id="rIdtm937m0rvx9evtl4dnxdg">
+            <w:hyperlink w:history="1" r:id="rIdgqmkurhwwiwiirpcm1kia">
               <w:r>
                 <w:rPr>
                   <w:rFonts w:ascii="Arial" w:cs="Arial" w:eastAsia="Arial" w:hAnsi="Arial"/>
@@ -26361,7 +26325,7 @@
             <w:pPr>
               <w:spacing w:after="20" w:before="0"/>
             </w:pPr>
-            <w:hyperlink w:history="1" r:id="rIdhibvqxcwoidzglz_pqzlj">
+            <w:hyperlink w:history="1" r:id="rIdqdueuxuzahvdccwtgso2z">
               <w:r>
                 <w:rPr>
                   <w:rFonts w:ascii="Arial" w:cs="Arial" w:eastAsia="Arial" w:hAnsi="Arial"/>
@@ -26394,7 +26358,7 @@
               <w:spacing w:after="10" w:before="0"/>
               <w:ind w:left="120"/>
             </w:pPr>
-            <w:hyperlink w:history="1" r:id="rIdjjbzqpb1xqcqtwn6zydft">
+            <w:hyperlink w:history="1" r:id="rIdh2a0vbn2zrkmqlqasktbn">
               <w:r>
                 <w:rPr>
                   <w:rFonts w:ascii="Arial" w:cs="Arial" w:eastAsia="Arial" w:hAnsi="Arial"/>
@@ -26439,7 +26403,7 @@
             <w:pPr>
               <w:spacing w:after="20" w:before="0"/>
             </w:pPr>
-            <w:hyperlink w:history="1" r:id="rIdty3vl8ful000mheeqdnd4">
+            <w:hyperlink w:history="1" r:id="rIdlpir6ax8dz34-nqrqddk9">
               <w:r>
                 <w:rPr>
                   <w:rFonts w:ascii="Arial" w:cs="Arial" w:eastAsia="Arial" w:hAnsi="Arial"/>
@@ -26472,7 +26436,7 @@
               <w:spacing w:after="10" w:before="0"/>
               <w:ind w:left="120"/>
             </w:pPr>
-            <w:hyperlink w:history="1" r:id="rId62hytifmhdsqyu02ch4_f">
+            <w:hyperlink w:history="1" r:id="rIdcpee4rjnqy4s_bqbom6ex">
               <w:r>
                 <w:rPr>
                   <w:rFonts w:ascii="Arial" w:cs="Arial" w:eastAsia="Arial" w:hAnsi="Arial"/>

--- a/data/outputs/docx/Grade 10 Biology/Bio 2.3/Biology_Gaseous_Exchange_and_Respiration_in_Plants_CBE_LessonSequence.docx
+++ b/data/outputs/docx/Grade 10 Biology/Bio 2.3/Biology_Gaseous_Exchange_and_Respiration_in_Plants_CBE_LessonSequence.docx
@@ -3393,7 +3393,7 @@
             <w:pPr>
               <w:spacing w:after="20" w:before="0"/>
             </w:pPr>
-            <w:hyperlink w:history="1" r:id="rIdnxf9ebj2woxni0aynb5x3">
+            <w:hyperlink w:history="1" r:id="rIdz0pljb1j4ayjiuv1ndmr4">
               <w:r>
                 <w:rPr>
                   <w:rFonts w:ascii="Arial" w:cs="Arial" w:eastAsia="Arial" w:hAnsi="Arial"/>
@@ -3426,7 +3426,7 @@
               <w:spacing w:after="10" w:before="0"/>
               <w:ind w:left="120"/>
             </w:pPr>
-            <w:hyperlink w:history="1" r:id="rIdgvijswyfmrhwng5cxkn8k">
+            <w:hyperlink w:history="1" r:id="rIdelg5xdmrtddrzypsf9ret">
               <w:r>
                 <w:rPr>
                   <w:rFonts w:ascii="Arial" w:cs="Arial" w:eastAsia="Arial" w:hAnsi="Arial"/>
@@ -3471,7 +3471,7 @@
             <w:pPr>
               <w:spacing w:after="20" w:before="0"/>
             </w:pPr>
-            <w:hyperlink w:history="1" r:id="rIdbyby3dgewex_bcp5w_wbf">
+            <w:hyperlink w:history="1" r:id="rIdbyrjhozoc04fxqjtqpsh2">
               <w:r>
                 <w:rPr>
                   <w:rFonts w:ascii="Arial" w:cs="Arial" w:eastAsia="Arial" w:hAnsi="Arial"/>
@@ -3504,7 +3504,7 @@
               <w:spacing w:after="10" w:before="0"/>
               <w:ind w:left="120"/>
             </w:pPr>
-            <w:hyperlink w:history="1" r:id="rIdxgk28ipvyag9s_ipl0afa">
+            <w:hyperlink w:history="1" r:id="rIdhzxl7zgwbyzxbmt3jncxe">
               <w:r>
                 <w:rPr>
                   <w:rFonts w:ascii="Arial" w:cs="Arial" w:eastAsia="Arial" w:hAnsi="Arial"/>
@@ -3712,7 +3712,7 @@
             <w:pPr>
               <w:spacing w:after="20" w:before="0"/>
             </w:pPr>
-            <w:hyperlink w:history="1" r:id="rIdedhrmvyznlsuo-wdndk5t">
+            <w:hyperlink w:history="1" r:id="rIdk0gbzspf__ffzm2qfkitr">
               <w:r>
                 <w:rPr>
                   <w:rFonts w:ascii="Arial" w:cs="Arial" w:eastAsia="Arial" w:hAnsi="Arial"/>
@@ -3745,7 +3745,7 @@
               <w:spacing w:after="10" w:before="0"/>
               <w:ind w:left="120"/>
             </w:pPr>
-            <w:hyperlink w:history="1" r:id="rIdsme_szu7b9s5wln2x9toz">
+            <w:hyperlink w:history="1" r:id="rId0sxj4sgkhvmdtiidfnx0i">
               <w:r>
                 <w:rPr>
                   <w:rFonts w:ascii="Arial" w:cs="Arial" w:eastAsia="Arial" w:hAnsi="Arial"/>
@@ -3790,7 +3790,7 @@
             <w:pPr>
               <w:spacing w:after="20" w:before="0"/>
             </w:pPr>
-            <w:hyperlink w:history="1" r:id="rIdss7zq7bvxcmppzimlj3cy">
+            <w:hyperlink w:history="1" r:id="rId53iwrkqhydafx9y7houss">
               <w:r>
                 <w:rPr>
                   <w:rFonts w:ascii="Arial" w:cs="Arial" w:eastAsia="Arial" w:hAnsi="Arial"/>
@@ -3823,7 +3823,7 @@
               <w:spacing w:after="10" w:before="0"/>
               <w:ind w:left="120"/>
             </w:pPr>
-            <w:hyperlink w:history="1" r:id="rIdt15hgyanaw54bmcy5wivp">
+            <w:hyperlink w:history="1" r:id="rIdnuz7-lhqdcgniprnfl1ex">
               <w:r>
                 <w:rPr>
                   <w:rFonts w:ascii="Arial" w:cs="Arial" w:eastAsia="Arial" w:hAnsi="Arial"/>
@@ -4031,7 +4031,7 @@
             <w:pPr>
               <w:spacing w:after="20" w:before="0"/>
             </w:pPr>
-            <w:hyperlink w:history="1" r:id="rIdnq_bnav2ibxx2ep67jesq">
+            <w:hyperlink w:history="1" r:id="rIdz_vwwf6xt3i1eplbhmcvg">
               <w:r>
                 <w:rPr>
                   <w:rFonts w:ascii="Arial" w:cs="Arial" w:eastAsia="Arial" w:hAnsi="Arial"/>
@@ -4064,7 +4064,7 @@
               <w:spacing w:after="10" w:before="0"/>
               <w:ind w:left="120"/>
             </w:pPr>
-            <w:hyperlink w:history="1" r:id="rIdbgct-1uxhepxmvmomzcvn">
+            <w:hyperlink w:history="1" r:id="rId5ac4e4qcbfph6jqjcrxv2">
               <w:r>
                 <w:rPr>
                   <w:rFonts w:ascii="Arial" w:cs="Arial" w:eastAsia="Arial" w:hAnsi="Arial"/>
@@ -4109,7 +4109,7 @@
             <w:pPr>
               <w:spacing w:after="20" w:before="0"/>
             </w:pPr>
-            <w:hyperlink w:history="1" r:id="rId7xf1bddzomvw85_u26hkx">
+            <w:hyperlink w:history="1" r:id="rIdvrkytbd4lvraitijputfe">
               <w:r>
                 <w:rPr>
                   <w:rFonts w:ascii="Arial" w:cs="Arial" w:eastAsia="Arial" w:hAnsi="Arial"/>
@@ -4142,7 +4142,7 @@
               <w:spacing w:after="10" w:before="0"/>
               <w:ind w:left="120"/>
             </w:pPr>
-            <w:hyperlink w:history="1" r:id="rIdswcomeepl6xaofob5ub1c">
+            <w:hyperlink w:history="1" r:id="rIdlb_4scinvzclpasev-l9v">
               <w:r>
                 <w:rPr>
                   <w:rFonts w:ascii="Arial" w:cs="Arial" w:eastAsia="Arial" w:hAnsi="Arial"/>
@@ -4350,7 +4350,7 @@
             <w:pPr>
               <w:spacing w:after="20" w:before="0"/>
             </w:pPr>
-            <w:hyperlink w:history="1" r:id="rId6bznf3xdofyhgsiwbp0or">
+            <w:hyperlink w:history="1" r:id="rIdl7gykpvvhobx6rgrtxo6e">
               <w:r>
                 <w:rPr>
                   <w:rFonts w:ascii="Arial" w:cs="Arial" w:eastAsia="Arial" w:hAnsi="Arial"/>
@@ -4383,7 +4383,7 @@
               <w:spacing w:after="10" w:before="0"/>
               <w:ind w:left="120"/>
             </w:pPr>
-            <w:hyperlink w:history="1" r:id="rIdnl-wo6rst6ndaofnqd8th">
+            <w:hyperlink w:history="1" r:id="rIdof5jewwh7u3xrtvi12ppf">
               <w:r>
                 <w:rPr>
                   <w:rFonts w:ascii="Arial" w:cs="Arial" w:eastAsia="Arial" w:hAnsi="Arial"/>
@@ -4428,7 +4428,7 @@
             <w:pPr>
               <w:spacing w:after="20" w:before="0"/>
             </w:pPr>
-            <w:hyperlink w:history="1" r:id="rId7nqisw2xopv9pz2qfvbhe">
+            <w:hyperlink w:history="1" r:id="rIdtzlf2fokpwvzgpbpbhgfw">
               <w:r>
                 <w:rPr>
                   <w:rFonts w:ascii="Arial" w:cs="Arial" w:eastAsia="Arial" w:hAnsi="Arial"/>
@@ -4461,7 +4461,7 @@
               <w:spacing w:after="10" w:before="0"/>
               <w:ind w:left="120"/>
             </w:pPr>
-            <w:hyperlink w:history="1" r:id="rIdcp8px-y8jmkkiowpnkkvg">
+            <w:hyperlink w:history="1" r:id="rIdc5htb9_2jwdlnlqv81xdy">
               <w:r>
                 <w:rPr>
                   <w:rFonts w:ascii="Arial" w:cs="Arial" w:eastAsia="Arial" w:hAnsi="Arial"/>
@@ -4669,7 +4669,7 @@
             <w:pPr>
               <w:spacing w:after="20" w:before="0"/>
             </w:pPr>
-            <w:hyperlink w:history="1" r:id="rIdwj1e_miiyw53fy9y_yd0h">
+            <w:hyperlink w:history="1" r:id="rIdhi3z2bsrnbmbmqfafff1j">
               <w:r>
                 <w:rPr>
                   <w:rFonts w:ascii="Arial" w:cs="Arial" w:eastAsia="Arial" w:hAnsi="Arial"/>
@@ -4702,7 +4702,7 @@
               <w:spacing w:after="10" w:before="0"/>
               <w:ind w:left="120"/>
             </w:pPr>
-            <w:hyperlink w:history="1" r:id="rIdzc2udv6dejng5yjkmx5dr">
+            <w:hyperlink w:history="1" r:id="rId_rg7vrwkt-bfshk0ee9nr">
               <w:r>
                 <w:rPr>
                   <w:rFonts w:ascii="Arial" w:cs="Arial" w:eastAsia="Arial" w:hAnsi="Arial"/>
@@ -4747,7 +4747,7 @@
             <w:pPr>
               <w:spacing w:after="20" w:before="0"/>
             </w:pPr>
-            <w:hyperlink w:history="1" r:id="rIddis3h_txssbyxj2sao9ce">
+            <w:hyperlink w:history="1" r:id="rId03ucakp6x9ff01wc_slw9">
               <w:r>
                 <w:rPr>
                   <w:rFonts w:ascii="Arial" w:cs="Arial" w:eastAsia="Arial" w:hAnsi="Arial"/>
@@ -4780,7 +4780,7 @@
               <w:spacing w:after="10" w:before="0"/>
               <w:ind w:left="120"/>
             </w:pPr>
-            <w:hyperlink w:history="1" r:id="rIdwpcevoiweuqbz7ng50y8k">
+            <w:hyperlink w:history="1" r:id="rId17kmatpw9nn8wsafpy4js">
               <w:r>
                 <w:rPr>
                   <w:rFonts w:ascii="Arial" w:cs="Arial" w:eastAsia="Arial" w:hAnsi="Arial"/>
@@ -5930,7 +5930,25 @@
             </w:tcMar>
             <w:vAlign w:val="top"/>
           </w:tcPr>
-          <w:p/>
+          <w:p>
+            <w:pPr>
+              <w:spacing w:after="40" w:before="0"/>
+              <w:jc w:val="left"/>
+            </w:pPr>
+            <w:r>
+              <w:rPr>
+                <w:rFonts w:ascii="Arial" w:cs="Arial" w:eastAsia="Arial" w:hAnsi="Arial"/>
+                <w:b w:val="false"/>
+                <w:bCs w:val="false"/>
+                <w:i w:val="false"/>
+                <w:iCs w:val="false"/>
+                <w:color w:val="000000"/>
+                <w:sz w:val="18"/>
+                <w:szCs w:val="18"/>
+              </w:rPr>
+              <w:t xml:space="preserve">No significant hazards. If hand lenses or printed micrographs are used, ensure resources are handled carefully. Warm water from Lesson 1 should be disposed of properly. No chemical reagents in this lesson.</w:t>
+            </w:r>
+          </w:p>
         </w:tc>
       </w:tr>
     </w:tbl>
@@ -6382,7 +6400,7 @@
             <w:pPr>
               <w:spacing w:after="20" w:before="0"/>
             </w:pPr>
-            <w:hyperlink w:history="1" r:id="rIdv28sm4d2pq7ttuzfdfszs">
+            <w:hyperlink w:history="1" r:id="rIdqblxakh6h3ulabolhmgse">
               <w:r>
                 <w:rPr>
                   <w:rFonts w:ascii="Arial" w:cs="Arial" w:eastAsia="Arial" w:hAnsi="Arial"/>
@@ -6415,7 +6433,7 @@
               <w:spacing w:after="10" w:before="0"/>
               <w:ind w:left="120"/>
             </w:pPr>
-            <w:hyperlink w:history="1" r:id="rId5cljj2-wdwgx1rori9hco">
+            <w:hyperlink w:history="1" r:id="rIditvkvkqib74u370mpo2eb">
               <w:r>
                 <w:rPr>
                   <w:rFonts w:ascii="Arial" w:cs="Arial" w:eastAsia="Arial" w:hAnsi="Arial"/>
@@ -6460,7 +6478,7 @@
             <w:pPr>
               <w:spacing w:after="20" w:before="0"/>
             </w:pPr>
-            <w:hyperlink w:history="1" r:id="rIdrek5v3zyrwdlkfzkavxo5">
+            <w:hyperlink w:history="1" r:id="rIdjd9-wi0yll1fmolku04un">
               <w:r>
                 <w:rPr>
                   <w:rFonts w:ascii="Arial" w:cs="Arial" w:eastAsia="Arial" w:hAnsi="Arial"/>
@@ -6493,7 +6511,7 @@
               <w:spacing w:after="10" w:before="0"/>
               <w:ind w:left="120"/>
             </w:pPr>
-            <w:hyperlink w:history="1" r:id="rIdh1nz7cnaasfcfwgia41vt">
+            <w:hyperlink w:history="1" r:id="rIduzny1v_5v5rbqlleab6bf">
               <w:r>
                 <w:rPr>
                   <w:rFonts w:ascii="Arial" w:cs="Arial" w:eastAsia="Arial" w:hAnsi="Arial"/>
@@ -6701,7 +6719,7 @@
             <w:pPr>
               <w:spacing w:after="20" w:before="0"/>
             </w:pPr>
-            <w:hyperlink w:history="1" r:id="rIdvqxip9acxmspmill0gnbh">
+            <w:hyperlink w:history="1" r:id="rIdk5ooesnfom8lo3bj6orni">
               <w:r>
                 <w:rPr>
                   <w:rFonts w:ascii="Arial" w:cs="Arial" w:eastAsia="Arial" w:hAnsi="Arial"/>
@@ -6734,7 +6752,7 @@
               <w:spacing w:after="10" w:before="0"/>
               <w:ind w:left="120"/>
             </w:pPr>
-            <w:hyperlink w:history="1" r:id="rIdauvwz1dzrwmfjw5ke7iav">
+            <w:hyperlink w:history="1" r:id="rId8_de1ipjo0yx9f5zulh-x">
               <w:r>
                 <w:rPr>
                   <w:rFonts w:ascii="Arial" w:cs="Arial" w:eastAsia="Arial" w:hAnsi="Arial"/>
@@ -6779,7 +6797,7 @@
             <w:pPr>
               <w:spacing w:after="20" w:before="0"/>
             </w:pPr>
-            <w:hyperlink w:history="1" r:id="rIdzz7ww8enzmdyg6lbwqx-m">
+            <w:hyperlink w:history="1" r:id="rIdv5qvfucftid-adpgzs1ex">
               <w:r>
                 <w:rPr>
                   <w:rFonts w:ascii="Arial" w:cs="Arial" w:eastAsia="Arial" w:hAnsi="Arial"/>
@@ -6812,7 +6830,7 @@
               <w:spacing w:after="10" w:before="0"/>
               <w:ind w:left="120"/>
             </w:pPr>
-            <w:hyperlink w:history="1" r:id="rIdepey8pbiqyxmz4zvthxnz">
+            <w:hyperlink w:history="1" r:id="rIdks_rn-lds0abeojgmyrps">
               <w:r>
                 <w:rPr>
                   <w:rFonts w:ascii="Arial" w:cs="Arial" w:eastAsia="Arial" w:hAnsi="Arial"/>
@@ -7020,7 +7038,7 @@
             <w:pPr>
               <w:spacing w:after="20" w:before="0"/>
             </w:pPr>
-            <w:hyperlink w:history="1" r:id="rId2ysy52sfbvb6sdcbnjv60">
+            <w:hyperlink w:history="1" r:id="rIdvhajk_lrkgg12yk72dand">
               <w:r>
                 <w:rPr>
                   <w:rFonts w:ascii="Arial" w:cs="Arial" w:eastAsia="Arial" w:hAnsi="Arial"/>
@@ -7053,7 +7071,7 @@
               <w:spacing w:after="10" w:before="0"/>
               <w:ind w:left="120"/>
             </w:pPr>
-            <w:hyperlink w:history="1" r:id="rIdbc129k4wjhavezk_qphdn">
+            <w:hyperlink w:history="1" r:id="rIdw4vcu-mgfubmn05kyo7na">
               <w:r>
                 <w:rPr>
                   <w:rFonts w:ascii="Arial" w:cs="Arial" w:eastAsia="Arial" w:hAnsi="Arial"/>
@@ -7098,7 +7116,7 @@
             <w:pPr>
               <w:spacing w:after="20" w:before="0"/>
             </w:pPr>
-            <w:hyperlink w:history="1" r:id="rIdygeetzrirokyhbqrgjtpv">
+            <w:hyperlink w:history="1" r:id="rIdavxiujeduww07xwyvvhi1">
               <w:r>
                 <w:rPr>
                   <w:rFonts w:ascii="Arial" w:cs="Arial" w:eastAsia="Arial" w:hAnsi="Arial"/>
@@ -7131,7 +7149,7 @@
               <w:spacing w:after="10" w:before="0"/>
               <w:ind w:left="120"/>
             </w:pPr>
-            <w:hyperlink w:history="1" r:id="rIdfinzhfwckjyosnsgketbf">
+            <w:hyperlink w:history="1" r:id="rIdioihji13qx4nyfq8rx03z">
               <w:r>
                 <w:rPr>
                   <w:rFonts w:ascii="Arial" w:cs="Arial" w:eastAsia="Arial" w:hAnsi="Arial"/>
@@ -7339,7 +7357,7 @@
             <w:pPr>
               <w:spacing w:after="20" w:before="0"/>
             </w:pPr>
-            <w:hyperlink w:history="1" r:id="rIde9dlyzcctj8i1l-shb-zz">
+            <w:hyperlink w:history="1" r:id="rIdbvisytixdzaosi-h6x_co">
               <w:r>
                 <w:rPr>
                   <w:rFonts w:ascii="Arial" w:cs="Arial" w:eastAsia="Arial" w:hAnsi="Arial"/>
@@ -7372,7 +7390,7 @@
               <w:spacing w:after="10" w:before="0"/>
               <w:ind w:left="120"/>
             </w:pPr>
-            <w:hyperlink w:history="1" r:id="rIdhaos-ra2o5qvflgokgzvl">
+            <w:hyperlink w:history="1" r:id="rId0giwhstvtaskgus8-jhfn">
               <w:r>
                 <w:rPr>
                   <w:rFonts w:ascii="Arial" w:cs="Arial" w:eastAsia="Arial" w:hAnsi="Arial"/>
@@ -7417,7 +7435,7 @@
             <w:pPr>
               <w:spacing w:after="20" w:before="0"/>
             </w:pPr>
-            <w:hyperlink w:history="1" r:id="rIddxgfszs2ittpya23mr8ci">
+            <w:hyperlink w:history="1" r:id="rIdo-1mc5prbchvwomxaxb2a">
               <w:r>
                 <w:rPr>
                   <w:rFonts w:ascii="Arial" w:cs="Arial" w:eastAsia="Arial" w:hAnsi="Arial"/>
@@ -7450,7 +7468,7 @@
               <w:spacing w:after="10" w:before="0"/>
               <w:ind w:left="120"/>
             </w:pPr>
-            <w:hyperlink w:history="1" r:id="rIdigf4wgrxhjp3qa8mdetu3">
+            <w:hyperlink w:history="1" r:id="rIdnhdicl-h_gdrv-q4xemxk">
               <w:r>
                 <w:rPr>
                   <w:rFonts w:ascii="Arial" w:cs="Arial" w:eastAsia="Arial" w:hAnsi="Arial"/>
@@ -7658,7 +7676,7 @@
             <w:pPr>
               <w:spacing w:after="20" w:before="0"/>
             </w:pPr>
-            <w:hyperlink w:history="1" r:id="rIdaucc2slvp2l59xp0wqpsi">
+            <w:hyperlink w:history="1" r:id="rIdidjnxpthsnduxi5eegrnd">
               <w:r>
                 <w:rPr>
                   <w:rFonts w:ascii="Arial" w:cs="Arial" w:eastAsia="Arial" w:hAnsi="Arial"/>
@@ -7691,7 +7709,7 @@
               <w:spacing w:after="10" w:before="0"/>
               <w:ind w:left="120"/>
             </w:pPr>
-            <w:hyperlink w:history="1" r:id="rIdwnso4iq3mlylk71gc0xpd">
+            <w:hyperlink w:history="1" r:id="rIdnckfddesysdi8bvrjfjba">
               <w:r>
                 <w:rPr>
                   <w:rFonts w:ascii="Arial" w:cs="Arial" w:eastAsia="Arial" w:hAnsi="Arial"/>
@@ -7736,7 +7754,7 @@
             <w:pPr>
               <w:spacing w:after="20" w:before="0"/>
             </w:pPr>
-            <w:hyperlink w:history="1" r:id="rIdiycwnudyqcuyxk5imxuwc">
+            <w:hyperlink w:history="1" r:id="rIdxwprn-zu4_brlphgwxlkt">
               <w:r>
                 <w:rPr>
                   <w:rFonts w:ascii="Arial" w:cs="Arial" w:eastAsia="Arial" w:hAnsi="Arial"/>
@@ -7769,7 +7787,7 @@
               <w:spacing w:after="10" w:before="0"/>
               <w:ind w:left="120"/>
             </w:pPr>
-            <w:hyperlink w:history="1" r:id="rId1nfvgxztjhh0itokj8v9e">
+            <w:hyperlink w:history="1" r:id="rIdbb7-o5bj4qo8ztfhp_e9i">
               <w:r>
                 <w:rPr>
                   <w:rFonts w:ascii="Arial" w:cs="Arial" w:eastAsia="Arial" w:hAnsi="Arial"/>
@@ -8843,7 +8861,25 @@
             </w:tcMar>
             <w:vAlign w:val="top"/>
           </w:tcPr>
-          <w:p/>
+          <w:p>
+            <w:pPr>
+              <w:spacing w:after="40" w:before="0"/>
+              <w:jc w:val="left"/>
+            </w:pPr>
+            <w:r>
+              <w:rPr>
+                <w:rFonts w:ascii="Arial" w:cs="Arial" w:eastAsia="Arial" w:hAnsi="Arial"/>
+                <w:b w:val="false"/>
+                <w:bCs w:val="false"/>
+                <w:i w:val="false"/>
+                <w:iCs w:val="false"/>
+                <w:color w:val="000000"/>
+                <w:sz w:val="18"/>
+                <w:szCs w:val="18"/>
+              </w:rPr>
+              <w:t xml:space="preserve">No hazardous materials are used. If printed diagrams are used, ensure students handle materials without damaging shared resources. Digital devices, if used, should be monitored for appropriate use.</w:t>
+            </w:r>
+          </w:p>
         </w:tc>
       </w:tr>
     </w:tbl>
@@ -9295,7 +9331,7 @@
             <w:pPr>
               <w:spacing w:after="20" w:before="0"/>
             </w:pPr>
-            <w:hyperlink w:history="1" r:id="rIdhtvbhiurggq8wrkwohhx7">
+            <w:hyperlink w:history="1" r:id="rIdpyt5flaq2rfgfmufkdlmm">
               <w:r>
                 <w:rPr>
                   <w:rFonts w:ascii="Arial" w:cs="Arial" w:eastAsia="Arial" w:hAnsi="Arial"/>
@@ -9328,7 +9364,7 @@
               <w:spacing w:after="10" w:before="0"/>
               <w:ind w:left="120"/>
             </w:pPr>
-            <w:hyperlink w:history="1" r:id="rId3-u8xpa7wuwwetgvyuvua">
+            <w:hyperlink w:history="1" r:id="rId0cescxaahdukphx7tiaez">
               <w:r>
                 <w:rPr>
                   <w:rFonts w:ascii="Arial" w:cs="Arial" w:eastAsia="Arial" w:hAnsi="Arial"/>
@@ -9373,7 +9409,7 @@
             <w:pPr>
               <w:spacing w:after="20" w:before="0"/>
             </w:pPr>
-            <w:hyperlink w:history="1" r:id="rId5lmzr_mlbfawywe49vu8w">
+            <w:hyperlink w:history="1" r:id="rIdau6ghzdhkv_vtctfyufoe">
               <w:r>
                 <w:rPr>
                   <w:rFonts w:ascii="Arial" w:cs="Arial" w:eastAsia="Arial" w:hAnsi="Arial"/>
@@ -9406,7 +9442,7 @@
               <w:spacing w:after="10" w:before="0"/>
               <w:ind w:left="120"/>
             </w:pPr>
-            <w:hyperlink w:history="1" r:id="rIdi41dor-kmnaz78urtk7nn">
+            <w:hyperlink w:history="1" r:id="rIdifmdozjcec-gpvbhuxah8">
               <w:r>
                 <w:rPr>
                   <w:rFonts w:ascii="Arial" w:cs="Arial" w:eastAsia="Arial" w:hAnsi="Arial"/>
@@ -9614,7 +9650,7 @@
             <w:pPr>
               <w:spacing w:after="20" w:before="0"/>
             </w:pPr>
-            <w:hyperlink w:history="1" r:id="rIdxhbfyxk4jblj0cbtj2fnn">
+            <w:hyperlink w:history="1" r:id="rIdvbbeyn4j4qd3a-ahjjy5v">
               <w:r>
                 <w:rPr>
                   <w:rFonts w:ascii="Arial" w:cs="Arial" w:eastAsia="Arial" w:hAnsi="Arial"/>
@@ -9647,7 +9683,7 @@
               <w:spacing w:after="10" w:before="0"/>
               <w:ind w:left="120"/>
             </w:pPr>
-            <w:hyperlink w:history="1" r:id="rIdqtlefq9saow5vnazj0wpk">
+            <w:hyperlink w:history="1" r:id="rIdkcahab_hrragq95skvesz">
               <w:r>
                 <w:rPr>
                   <w:rFonts w:ascii="Arial" w:cs="Arial" w:eastAsia="Arial" w:hAnsi="Arial"/>
@@ -9692,7 +9728,7 @@
             <w:pPr>
               <w:spacing w:after="20" w:before="0"/>
             </w:pPr>
-            <w:hyperlink w:history="1" r:id="rIdu_go8qxf3f5wzpku0tbor">
+            <w:hyperlink w:history="1" r:id="rIddndouu9zt8_qlpndpnyso">
               <w:r>
                 <w:rPr>
                   <w:rFonts w:ascii="Arial" w:cs="Arial" w:eastAsia="Arial" w:hAnsi="Arial"/>
@@ -9725,7 +9761,7 @@
               <w:spacing w:after="10" w:before="0"/>
               <w:ind w:left="120"/>
             </w:pPr>
-            <w:hyperlink w:history="1" r:id="rId97oirn_larxwsvviltaos">
+            <w:hyperlink w:history="1" r:id="rIdvxcyockbfqd1v8lo3xocw">
               <w:r>
                 <w:rPr>
                   <w:rFonts w:ascii="Arial" w:cs="Arial" w:eastAsia="Arial" w:hAnsi="Arial"/>
@@ -9933,7 +9969,7 @@
             <w:pPr>
               <w:spacing w:after="20" w:before="0"/>
             </w:pPr>
-            <w:hyperlink w:history="1" r:id="rIdrxaflibyy2ujty1dogvyw">
+            <w:hyperlink w:history="1" r:id="rIdbx1uzfsr7hajg2_ahouau">
               <w:r>
                 <w:rPr>
                   <w:rFonts w:ascii="Arial" w:cs="Arial" w:eastAsia="Arial" w:hAnsi="Arial"/>
@@ -9966,7 +10002,7 @@
               <w:spacing w:after="10" w:before="0"/>
               <w:ind w:left="120"/>
             </w:pPr>
-            <w:hyperlink w:history="1" r:id="rIdgbwcgs2v9riqnvvna_vxn">
+            <w:hyperlink w:history="1" r:id="rIdq5lqdl6gz9fvcf8e2hjlt">
               <w:r>
                 <w:rPr>
                   <w:rFonts w:ascii="Arial" w:cs="Arial" w:eastAsia="Arial" w:hAnsi="Arial"/>
@@ -10011,7 +10047,7 @@
             <w:pPr>
               <w:spacing w:after="20" w:before="0"/>
             </w:pPr>
-            <w:hyperlink w:history="1" r:id="rIddeyuwmccag2zjaioaejut">
+            <w:hyperlink w:history="1" r:id="rIdgpphpwkktb99pmazeiy6h">
               <w:r>
                 <w:rPr>
                   <w:rFonts w:ascii="Arial" w:cs="Arial" w:eastAsia="Arial" w:hAnsi="Arial"/>
@@ -10044,7 +10080,7 @@
               <w:spacing w:after="10" w:before="0"/>
               <w:ind w:left="120"/>
             </w:pPr>
-            <w:hyperlink w:history="1" r:id="rIdnlsrbqmlxg4fkjdk8p_pr">
+            <w:hyperlink w:history="1" r:id="rIddgcwuq834l1ox0o7550eq">
               <w:r>
                 <w:rPr>
                   <w:rFonts w:ascii="Arial" w:cs="Arial" w:eastAsia="Arial" w:hAnsi="Arial"/>
@@ -10252,7 +10288,7 @@
             <w:pPr>
               <w:spacing w:after="20" w:before="0"/>
             </w:pPr>
-            <w:hyperlink w:history="1" r:id="rIdzfdy8h1w9ehwhdrvjzr2e">
+            <w:hyperlink w:history="1" r:id="rIdoaisndndmo1fm0t8pmzqf">
               <w:r>
                 <w:rPr>
                   <w:rFonts w:ascii="Arial" w:cs="Arial" w:eastAsia="Arial" w:hAnsi="Arial"/>
@@ -10285,7 +10321,7 @@
               <w:spacing w:after="10" w:before="0"/>
               <w:ind w:left="120"/>
             </w:pPr>
-            <w:hyperlink w:history="1" r:id="rIdylvfxzs0_6lmeoghibiem">
+            <w:hyperlink w:history="1" r:id="rIddkus9gsrqshtrzlsewv0j">
               <w:r>
                 <w:rPr>
                   <w:rFonts w:ascii="Arial" w:cs="Arial" w:eastAsia="Arial" w:hAnsi="Arial"/>
@@ -10330,7 +10366,7 @@
             <w:pPr>
               <w:spacing w:after="20" w:before="0"/>
             </w:pPr>
-            <w:hyperlink w:history="1" r:id="rIdhkiatazdtqxqnifrobxfa">
+            <w:hyperlink w:history="1" r:id="rIdn1oadbtarkwvayvyyzxka">
               <w:r>
                 <w:rPr>
                   <w:rFonts w:ascii="Arial" w:cs="Arial" w:eastAsia="Arial" w:hAnsi="Arial"/>
@@ -10363,7 +10399,7 @@
               <w:spacing w:after="10" w:before="0"/>
               <w:ind w:left="120"/>
             </w:pPr>
-            <w:hyperlink w:history="1" r:id="rIdbt_fiqxrux20jpqfreb8e">
+            <w:hyperlink w:history="1" r:id="rIdpajba6yj4fakjsdahpcx7">
               <w:r>
                 <w:rPr>
                   <w:rFonts w:ascii="Arial" w:cs="Arial" w:eastAsia="Arial" w:hAnsi="Arial"/>
@@ -10571,7 +10607,7 @@
             <w:pPr>
               <w:spacing w:after="20" w:before="0"/>
             </w:pPr>
-            <w:hyperlink w:history="1" r:id="rId_zje01foedomfi-vuhbou">
+            <w:hyperlink w:history="1" r:id="rIdcjunqodoxtn_nj9i0qht_">
               <w:r>
                 <w:rPr>
                   <w:rFonts w:ascii="Arial" w:cs="Arial" w:eastAsia="Arial" w:hAnsi="Arial"/>
@@ -10604,7 +10640,7 @@
               <w:spacing w:after="10" w:before="0"/>
               <w:ind w:left="120"/>
             </w:pPr>
-            <w:hyperlink w:history="1" r:id="rIdg-ig0ldtmmckppo6r_mua">
+            <w:hyperlink w:history="1" r:id="rId1kimvx39-a545iiqeolvo">
               <w:r>
                 <w:rPr>
                   <w:rFonts w:ascii="Arial" w:cs="Arial" w:eastAsia="Arial" w:hAnsi="Arial"/>
@@ -10649,7 +10685,7 @@
             <w:pPr>
               <w:spacing w:after="20" w:before="0"/>
             </w:pPr>
-            <w:hyperlink w:history="1" r:id="rIdbnnzb7v8mojldr7cb6fzt">
+            <w:hyperlink w:history="1" r:id="rIdv5i2mtcs8ucydp-p4fy8w">
               <w:r>
                 <w:rPr>
                   <w:rFonts w:ascii="Arial" w:cs="Arial" w:eastAsia="Arial" w:hAnsi="Arial"/>
@@ -10682,7 +10718,7 @@
               <w:spacing w:after="10" w:before="0"/>
               <w:ind w:left="120"/>
             </w:pPr>
-            <w:hyperlink w:history="1" r:id="rIdd-wqagupy47fntwxzj-ap">
+            <w:hyperlink w:history="1" r:id="rIdpuxndtmwwp9s3aewrlgbl">
               <w:r>
                 <w:rPr>
                   <w:rFonts w:ascii="Arial" w:cs="Arial" w:eastAsia="Arial" w:hAnsi="Arial"/>
@@ -12385,7 +12421,7 @@
             <w:pPr>
               <w:spacing w:after="20" w:before="0"/>
             </w:pPr>
-            <w:hyperlink w:history="1" r:id="rIdks7damb1mt5f4bz496h0v">
+            <w:hyperlink w:history="1" r:id="rIdk4gsg4wypnltauqdlkfl-">
               <w:r>
                 <w:rPr>
                   <w:rFonts w:ascii="Arial" w:cs="Arial" w:eastAsia="Arial" w:hAnsi="Arial"/>
@@ -12418,7 +12454,7 @@
               <w:spacing w:after="10" w:before="0"/>
               <w:ind w:left="120"/>
             </w:pPr>
-            <w:hyperlink w:history="1" r:id="rIdq6my39-ze_sa-mote7awf">
+            <w:hyperlink w:history="1" r:id="rId5fmlm3qxjbm3iczlgyrbm">
               <w:r>
                 <w:rPr>
                   <w:rFonts w:ascii="Arial" w:cs="Arial" w:eastAsia="Arial" w:hAnsi="Arial"/>
@@ -12463,7 +12499,7 @@
             <w:pPr>
               <w:spacing w:after="20" w:before="0"/>
             </w:pPr>
-            <w:hyperlink w:history="1" r:id="rIdi2fmx25o8_gbyz_cpbm56">
+            <w:hyperlink w:history="1" r:id="rIdrwojapf7t0mgclm7tbdnu">
               <w:r>
                 <w:rPr>
                   <w:rFonts w:ascii="Arial" w:cs="Arial" w:eastAsia="Arial" w:hAnsi="Arial"/>
@@ -12496,7 +12532,7 @@
               <w:spacing w:after="10" w:before="0"/>
               <w:ind w:left="120"/>
             </w:pPr>
-            <w:hyperlink w:history="1" r:id="rIdoyk7xbkvnbuw556mkboig">
+            <w:hyperlink w:history="1" r:id="rId144w46lbhknlk4_wcxqgi">
               <w:r>
                 <w:rPr>
                   <w:rFonts w:ascii="Arial" w:cs="Arial" w:eastAsia="Arial" w:hAnsi="Arial"/>
@@ -12704,7 +12740,7 @@
             <w:pPr>
               <w:spacing w:after="20" w:before="0"/>
             </w:pPr>
-            <w:hyperlink w:history="1" r:id="rIdzqlmex8ynhbzqqx2h7dx4">
+            <w:hyperlink w:history="1" r:id="rIdmgd9ju1loda-9zjwmg0so">
               <w:r>
                 <w:rPr>
                   <w:rFonts w:ascii="Arial" w:cs="Arial" w:eastAsia="Arial" w:hAnsi="Arial"/>
@@ -12737,7 +12773,7 @@
               <w:spacing w:after="10" w:before="0"/>
               <w:ind w:left="120"/>
             </w:pPr>
-            <w:hyperlink w:history="1" r:id="rId8wolx0ejlj2ttpros-37b">
+            <w:hyperlink w:history="1" r:id="rId72yhegdoumq84vprtj6d7">
               <w:r>
                 <w:rPr>
                   <w:rFonts w:ascii="Arial" w:cs="Arial" w:eastAsia="Arial" w:hAnsi="Arial"/>
@@ -12782,7 +12818,7 @@
             <w:pPr>
               <w:spacing w:after="20" w:before="0"/>
             </w:pPr>
-            <w:hyperlink w:history="1" r:id="rIdikhpw4ivjy1zizok0p2z5">
+            <w:hyperlink w:history="1" r:id="rId9p3judtm1o3c_6xpwqcge">
               <w:r>
                 <w:rPr>
                   <w:rFonts w:ascii="Arial" w:cs="Arial" w:eastAsia="Arial" w:hAnsi="Arial"/>
@@ -12815,7 +12851,7 @@
               <w:spacing w:after="10" w:before="0"/>
               <w:ind w:left="120"/>
             </w:pPr>
-            <w:hyperlink w:history="1" r:id="rIdumwk-owdu66su03wsh2er">
+            <w:hyperlink w:history="1" r:id="rIdd9ypq3jwdbcakusozuiu-">
               <w:r>
                 <w:rPr>
                   <w:rFonts w:ascii="Arial" w:cs="Arial" w:eastAsia="Arial" w:hAnsi="Arial"/>
@@ -13023,7 +13059,7 @@
             <w:pPr>
               <w:spacing w:after="20" w:before="0"/>
             </w:pPr>
-            <w:hyperlink w:history="1" r:id="rId5dytrtg2yojx1fij8ymwk">
+            <w:hyperlink w:history="1" r:id="rIdec1xdpvchbji8-zsdp5xk">
               <w:r>
                 <w:rPr>
                   <w:rFonts w:ascii="Arial" w:cs="Arial" w:eastAsia="Arial" w:hAnsi="Arial"/>
@@ -13056,7 +13092,7 @@
               <w:spacing w:after="10" w:before="0"/>
               <w:ind w:left="120"/>
             </w:pPr>
-            <w:hyperlink w:history="1" r:id="rId55r9aogo72otvqopowqyy">
+            <w:hyperlink w:history="1" r:id="rIdwfr0k6bco7a8vpfnvr0ra">
               <w:r>
                 <w:rPr>
                   <w:rFonts w:ascii="Arial" w:cs="Arial" w:eastAsia="Arial" w:hAnsi="Arial"/>
@@ -13101,7 +13137,7 @@
             <w:pPr>
               <w:spacing w:after="20" w:before="0"/>
             </w:pPr>
-            <w:hyperlink w:history="1" r:id="rIdurtjx0q2bqzyozdqh-j6t">
+            <w:hyperlink w:history="1" r:id="rId9ze_7ja04m1hvdbu5qekx">
               <w:r>
                 <w:rPr>
                   <w:rFonts w:ascii="Arial" w:cs="Arial" w:eastAsia="Arial" w:hAnsi="Arial"/>
@@ -13134,7 +13170,7 @@
               <w:spacing w:after="10" w:before="0"/>
               <w:ind w:left="120"/>
             </w:pPr>
-            <w:hyperlink w:history="1" r:id="rIdp1uhxh5heyenpexijoxnd">
+            <w:hyperlink w:history="1" r:id="rIdbe8ebc0bmgrqol8ifkycw">
               <w:r>
                 <w:rPr>
                   <w:rFonts w:ascii="Arial" w:cs="Arial" w:eastAsia="Arial" w:hAnsi="Arial"/>
@@ -13342,7 +13378,7 @@
             <w:pPr>
               <w:spacing w:after="20" w:before="0"/>
             </w:pPr>
-            <w:hyperlink w:history="1" r:id="rId_vnhgn5xp1qagtyo4ud4g">
+            <w:hyperlink w:history="1" r:id="rIdkacvqluspfk-cqjpyja0z">
               <w:r>
                 <w:rPr>
                   <w:rFonts w:ascii="Arial" w:cs="Arial" w:eastAsia="Arial" w:hAnsi="Arial"/>
@@ -13375,7 +13411,7 @@
               <w:spacing w:after="10" w:before="0"/>
               <w:ind w:left="120"/>
             </w:pPr>
-            <w:hyperlink w:history="1" r:id="rId5pdy0voxdn5xyg9krvuce">
+            <w:hyperlink w:history="1" r:id="rIde8wcggov2wrxnzaqhuaqq">
               <w:r>
                 <w:rPr>
                   <w:rFonts w:ascii="Arial" w:cs="Arial" w:eastAsia="Arial" w:hAnsi="Arial"/>
@@ -13420,7 +13456,7 @@
             <w:pPr>
               <w:spacing w:after="20" w:before="0"/>
             </w:pPr>
-            <w:hyperlink w:history="1" r:id="rId2ta78hjffd0ru-5euh_wx">
+            <w:hyperlink w:history="1" r:id="rIds3etx4d_ltr3oqaa3ecd6">
               <w:r>
                 <w:rPr>
                   <w:rFonts w:ascii="Arial" w:cs="Arial" w:eastAsia="Arial" w:hAnsi="Arial"/>
@@ -13453,7 +13489,7 @@
               <w:spacing w:after="10" w:before="0"/>
               <w:ind w:left="120"/>
             </w:pPr>
-            <w:hyperlink w:history="1" r:id="rIdxrffwuwgqkt81n4cxpplr">
+            <w:hyperlink w:history="1" r:id="rIdwpm8nglx7xuzrnbw10jlf">
               <w:r>
                 <w:rPr>
                   <w:rFonts w:ascii="Arial" w:cs="Arial" w:eastAsia="Arial" w:hAnsi="Arial"/>
@@ -13661,7 +13697,7 @@
             <w:pPr>
               <w:spacing w:after="20" w:before="0"/>
             </w:pPr>
-            <w:hyperlink w:history="1" r:id="rIdege2x5j5qurh6yvrtrpsi">
+            <w:hyperlink w:history="1" r:id="rId-yyuhziwefgibp9zvtzwa">
               <w:r>
                 <w:rPr>
                   <w:rFonts w:ascii="Arial" w:cs="Arial" w:eastAsia="Arial" w:hAnsi="Arial"/>
@@ -13694,7 +13730,7 @@
               <w:spacing w:after="10" w:before="0"/>
               <w:ind w:left="120"/>
             </w:pPr>
-            <w:hyperlink w:history="1" r:id="rId5xlzfr98kzxkepiujm1cx">
+            <w:hyperlink w:history="1" r:id="rIdr5m4dd3asiw9fc77kiuf5">
               <w:r>
                 <w:rPr>
                   <w:rFonts w:ascii="Arial" w:cs="Arial" w:eastAsia="Arial" w:hAnsi="Arial"/>
@@ -13739,7 +13775,7 @@
             <w:pPr>
               <w:spacing w:after="20" w:before="0"/>
             </w:pPr>
-            <w:hyperlink w:history="1" r:id="rIdkdrrhicu2nw6rlzj_-dn3">
+            <w:hyperlink w:history="1" r:id="rIdoi1ocsxhboypywlxn5pf6">
               <w:r>
                 <w:rPr>
                   <w:rFonts w:ascii="Arial" w:cs="Arial" w:eastAsia="Arial" w:hAnsi="Arial"/>
@@ -13772,7 +13808,7 @@
               <w:spacing w:after="10" w:before="0"/>
               <w:ind w:left="120"/>
             </w:pPr>
-            <w:hyperlink w:history="1" r:id="rId4gj1l9c-r5gcxwimnfzb9">
+            <w:hyperlink w:history="1" r:id="rIdur-cjgtwitkxq5igaoghf">
               <w:r>
                 <w:rPr>
                   <w:rFonts w:ascii="Arial" w:cs="Arial" w:eastAsia="Arial" w:hAnsi="Arial"/>
@@ -15551,7 +15587,7 @@
             <w:pPr>
               <w:spacing w:after="20" w:before="0"/>
             </w:pPr>
-            <w:hyperlink w:history="1" r:id="rId_d4fhpguombiu66pjd9o7">
+            <w:hyperlink w:history="1" r:id="rIdlv0ctt9ukt3l2ehqvx2_0">
               <w:r>
                 <w:rPr>
                   <w:rFonts w:ascii="Arial" w:cs="Arial" w:eastAsia="Arial" w:hAnsi="Arial"/>
@@ -15584,7 +15620,7 @@
               <w:spacing w:after="10" w:before="0"/>
               <w:ind w:left="120"/>
             </w:pPr>
-            <w:hyperlink w:history="1" r:id="rIdgkeizafcvebn6xjb_9wav">
+            <w:hyperlink w:history="1" r:id="rId9p9ajbuklqfrexrvpl44x">
               <w:r>
                 <w:rPr>
                   <w:rFonts w:ascii="Arial" w:cs="Arial" w:eastAsia="Arial" w:hAnsi="Arial"/>
@@ -15629,7 +15665,7 @@
             <w:pPr>
               <w:spacing w:after="20" w:before="0"/>
             </w:pPr>
-            <w:hyperlink w:history="1" r:id="rIdr1dpmhd7jyrktacdgk5r9">
+            <w:hyperlink w:history="1" r:id="rIdgk9ivdjyvilx5lz5zwrpr">
               <w:r>
                 <w:rPr>
                   <w:rFonts w:ascii="Arial" w:cs="Arial" w:eastAsia="Arial" w:hAnsi="Arial"/>
@@ -15662,7 +15698,7 @@
               <w:spacing w:after="10" w:before="0"/>
               <w:ind w:left="120"/>
             </w:pPr>
-            <w:hyperlink w:history="1" r:id="rId3rnw-xaixta4lfbr2r9ys">
+            <w:hyperlink w:history="1" r:id="rId6o3qi235m4-mizotqiar4">
               <w:r>
                 <w:rPr>
                   <w:rFonts w:ascii="Arial" w:cs="Arial" w:eastAsia="Arial" w:hAnsi="Arial"/>
@@ -15870,7 +15906,7 @@
             <w:pPr>
               <w:spacing w:after="20" w:before="0"/>
             </w:pPr>
-            <w:hyperlink w:history="1" r:id="rIddli1vaevt2i_vrckkomak">
+            <w:hyperlink w:history="1" r:id="rIdtkh8asdfxc1ljltf6odlz">
               <w:r>
                 <w:rPr>
                   <w:rFonts w:ascii="Arial" w:cs="Arial" w:eastAsia="Arial" w:hAnsi="Arial"/>
@@ -15903,7 +15939,7 @@
               <w:spacing w:after="10" w:before="0"/>
               <w:ind w:left="120"/>
             </w:pPr>
-            <w:hyperlink w:history="1" r:id="rId9npzaszcuvfjxi9wljeoz">
+            <w:hyperlink w:history="1" r:id="rIdb_ig7ny3ainz1ebqe78uw">
               <w:r>
                 <w:rPr>
                   <w:rFonts w:ascii="Arial" w:cs="Arial" w:eastAsia="Arial" w:hAnsi="Arial"/>
@@ -15948,7 +15984,7 @@
             <w:pPr>
               <w:spacing w:after="20" w:before="0"/>
             </w:pPr>
-            <w:hyperlink w:history="1" r:id="rId60wner78_7gbyqiazujki">
+            <w:hyperlink w:history="1" r:id="rIdqfphtr67yowgxl6hyy2un">
               <w:r>
                 <w:rPr>
                   <w:rFonts w:ascii="Arial" w:cs="Arial" w:eastAsia="Arial" w:hAnsi="Arial"/>
@@ -15981,7 +16017,7 @@
               <w:spacing w:after="10" w:before="0"/>
               <w:ind w:left="120"/>
             </w:pPr>
-            <w:hyperlink w:history="1" r:id="rIdqx0xwn1yzrnx_pcq3_ysy">
+            <w:hyperlink w:history="1" r:id="rIdzyejgdhzlptkmpravsc4d">
               <w:r>
                 <w:rPr>
                   <w:rFonts w:ascii="Arial" w:cs="Arial" w:eastAsia="Arial" w:hAnsi="Arial"/>
@@ -16189,7 +16225,7 @@
             <w:pPr>
               <w:spacing w:after="20" w:before="0"/>
             </w:pPr>
-            <w:hyperlink w:history="1" r:id="rIdopulswdhf6h1nz0rgssfx">
+            <w:hyperlink w:history="1" r:id="rIdl006m-tgzo8rzf8n2g6g7">
               <w:r>
                 <w:rPr>
                   <w:rFonts w:ascii="Arial" w:cs="Arial" w:eastAsia="Arial" w:hAnsi="Arial"/>
@@ -16222,7 +16258,7 @@
               <w:spacing w:after="10" w:before="0"/>
               <w:ind w:left="120"/>
             </w:pPr>
-            <w:hyperlink w:history="1" r:id="rIdkfkqaaxoy6h5wv7cxteia">
+            <w:hyperlink w:history="1" r:id="rIdbonstocqwk4wdv3kegljn">
               <w:r>
                 <w:rPr>
                   <w:rFonts w:ascii="Arial" w:cs="Arial" w:eastAsia="Arial" w:hAnsi="Arial"/>
@@ -16267,7 +16303,7 @@
             <w:pPr>
               <w:spacing w:after="20" w:before="0"/>
             </w:pPr>
-            <w:hyperlink w:history="1" r:id="rIdv8tlvlrz5dwxltrqeesxh">
+            <w:hyperlink w:history="1" r:id="rIdfqiovq6avemuvp1qnmg-f">
               <w:r>
                 <w:rPr>
                   <w:rFonts w:ascii="Arial" w:cs="Arial" w:eastAsia="Arial" w:hAnsi="Arial"/>
@@ -16300,7 +16336,7 @@
               <w:spacing w:after="10" w:before="0"/>
               <w:ind w:left="120"/>
             </w:pPr>
-            <w:hyperlink w:history="1" r:id="rIdfnrk5tq1pb_vpbehft01u">
+            <w:hyperlink w:history="1" r:id="rIdmumayb-_yxsog-cxwc9oj">
               <w:r>
                 <w:rPr>
                   <w:rFonts w:ascii="Arial" w:cs="Arial" w:eastAsia="Arial" w:hAnsi="Arial"/>
@@ -16508,7 +16544,7 @@
             <w:pPr>
               <w:spacing w:after="20" w:before="0"/>
             </w:pPr>
-            <w:hyperlink w:history="1" r:id="rIdnuw6uueuj0qkdhjajfee_">
+            <w:hyperlink w:history="1" r:id="rIdq3pitlmleh-wfqrkpqb89">
               <w:r>
                 <w:rPr>
                   <w:rFonts w:ascii="Arial" w:cs="Arial" w:eastAsia="Arial" w:hAnsi="Arial"/>
@@ -16541,7 +16577,7 @@
               <w:spacing w:after="10" w:before="0"/>
               <w:ind w:left="120"/>
             </w:pPr>
-            <w:hyperlink w:history="1" r:id="rIdjhxhokddj8es2h40bcsva">
+            <w:hyperlink w:history="1" r:id="rIdelwdsj66pbc4q5ls6boh3">
               <w:r>
                 <w:rPr>
                   <w:rFonts w:ascii="Arial" w:cs="Arial" w:eastAsia="Arial" w:hAnsi="Arial"/>
@@ -16586,7 +16622,7 @@
             <w:pPr>
               <w:spacing w:after="20" w:before="0"/>
             </w:pPr>
-            <w:hyperlink w:history="1" r:id="rIdnufo-7gon6yjjfppgje5e">
+            <w:hyperlink w:history="1" r:id="rIdvhazpooeu5fqsrxbzeqx3">
               <w:r>
                 <w:rPr>
                   <w:rFonts w:ascii="Arial" w:cs="Arial" w:eastAsia="Arial" w:hAnsi="Arial"/>
@@ -16619,7 +16655,7 @@
               <w:spacing w:after="10" w:before="0"/>
               <w:ind w:left="120"/>
             </w:pPr>
-            <w:hyperlink w:history="1" r:id="rIdxu-88yb8iyvep63eczxkc">
+            <w:hyperlink w:history="1" r:id="rIdt4_mjr5kf6zhnqf2yii8p">
               <w:r>
                 <w:rPr>
                   <w:rFonts w:ascii="Arial" w:cs="Arial" w:eastAsia="Arial" w:hAnsi="Arial"/>
@@ -16827,7 +16863,7 @@
             <w:pPr>
               <w:spacing w:after="20" w:before="0"/>
             </w:pPr>
-            <w:hyperlink w:history="1" r:id="rIdfdjlovnnykmvtzmemat2v">
+            <w:hyperlink w:history="1" r:id="rIdgxzkvy4wxn4vjlwds-wsm">
               <w:r>
                 <w:rPr>
                   <w:rFonts w:ascii="Arial" w:cs="Arial" w:eastAsia="Arial" w:hAnsi="Arial"/>
@@ -16860,7 +16896,7 @@
               <w:spacing w:after="10" w:before="0"/>
               <w:ind w:left="120"/>
             </w:pPr>
-            <w:hyperlink w:history="1" r:id="rIdo40b5krxtgqv8foplr9xc">
+            <w:hyperlink w:history="1" r:id="rIdzwzb-cbo6r_8vyih1j10n">
               <w:r>
                 <w:rPr>
                   <w:rFonts w:ascii="Arial" w:cs="Arial" w:eastAsia="Arial" w:hAnsi="Arial"/>
@@ -16905,7 +16941,7 @@
             <w:pPr>
               <w:spacing w:after="20" w:before="0"/>
             </w:pPr>
-            <w:hyperlink w:history="1" r:id="rId5n9mxv52fgquwsj1dkpu7">
+            <w:hyperlink w:history="1" r:id="rId3m_hirvgkt8zuujxxedyf">
               <w:r>
                 <w:rPr>
                   <w:rFonts w:ascii="Arial" w:cs="Arial" w:eastAsia="Arial" w:hAnsi="Arial"/>
@@ -16938,7 +16974,7 @@
               <w:spacing w:after="10" w:before="0"/>
               <w:ind w:left="120"/>
             </w:pPr>
-            <w:hyperlink w:history="1" r:id="rIdzqo1njxqu9czikolkvhjm">
+            <w:hyperlink w:history="1" r:id="rIdkmoglh4puycplsfsyzeu1">
               <w:r>
                 <w:rPr>
                   <w:rFonts w:ascii="Arial" w:cs="Arial" w:eastAsia="Arial" w:hAnsi="Arial"/>
@@ -18717,7 +18753,7 @@
             <w:pPr>
               <w:spacing w:after="20" w:before="0"/>
             </w:pPr>
-            <w:hyperlink w:history="1" r:id="rIdwrnlzrv5rdooubqhgvtrl">
+            <w:hyperlink w:history="1" r:id="rIdjetljezht5j-pvhise5eq">
               <w:r>
                 <w:rPr>
                   <w:rFonts w:ascii="Arial" w:cs="Arial" w:eastAsia="Arial" w:hAnsi="Arial"/>
@@ -18750,7 +18786,7 @@
               <w:spacing w:after="10" w:before="0"/>
               <w:ind w:left="120"/>
             </w:pPr>
-            <w:hyperlink w:history="1" r:id="rId9qdqznjih6nilqknbztfx">
+            <w:hyperlink w:history="1" r:id="rIdr0ofw_stzdwglb_fxjz9r">
               <w:r>
                 <w:rPr>
                   <w:rFonts w:ascii="Arial" w:cs="Arial" w:eastAsia="Arial" w:hAnsi="Arial"/>
@@ -18795,7 +18831,7 @@
             <w:pPr>
               <w:spacing w:after="20" w:before="0"/>
             </w:pPr>
-            <w:hyperlink w:history="1" r:id="rIdph7aqor7blyjki3aomgkw">
+            <w:hyperlink w:history="1" r:id="rIdc07frwmc7ej4tmdu__hzs">
               <w:r>
                 <w:rPr>
                   <w:rFonts w:ascii="Arial" w:cs="Arial" w:eastAsia="Arial" w:hAnsi="Arial"/>
@@ -18828,7 +18864,7 @@
               <w:spacing w:after="10" w:before="0"/>
               <w:ind w:left="120"/>
             </w:pPr>
-            <w:hyperlink w:history="1" r:id="rIdlzr8kwcehpl7bh4tfwdlw">
+            <w:hyperlink w:history="1" r:id="rIdiib1mhmfa3xmgzuxaovtq">
               <w:r>
                 <w:rPr>
                   <w:rFonts w:ascii="Arial" w:cs="Arial" w:eastAsia="Arial" w:hAnsi="Arial"/>
@@ -19036,7 +19072,7 @@
             <w:pPr>
               <w:spacing w:after="20" w:before="0"/>
             </w:pPr>
-            <w:hyperlink w:history="1" r:id="rIdtcxhyouykblwjpw0gkvbf">
+            <w:hyperlink w:history="1" r:id="rId3undlg09-s19wzizqafli">
               <w:r>
                 <w:rPr>
                   <w:rFonts w:ascii="Arial" w:cs="Arial" w:eastAsia="Arial" w:hAnsi="Arial"/>
@@ -19069,7 +19105,7 @@
               <w:spacing w:after="10" w:before="0"/>
               <w:ind w:left="120"/>
             </w:pPr>
-            <w:hyperlink w:history="1" r:id="rIdg0bvfx8hrguppxypyh8h0">
+            <w:hyperlink w:history="1" r:id="rIdombqpv8fytvcmnznf6zqt">
               <w:r>
                 <w:rPr>
                   <w:rFonts w:ascii="Arial" w:cs="Arial" w:eastAsia="Arial" w:hAnsi="Arial"/>
@@ -19114,7 +19150,7 @@
             <w:pPr>
               <w:spacing w:after="20" w:before="0"/>
             </w:pPr>
-            <w:hyperlink w:history="1" r:id="rId9j5vzmqjd7pdks8o4jstb">
+            <w:hyperlink w:history="1" r:id="rIdacomrqpnngep30z_fhljq">
               <w:r>
                 <w:rPr>
                   <w:rFonts w:ascii="Arial" w:cs="Arial" w:eastAsia="Arial" w:hAnsi="Arial"/>
@@ -19147,7 +19183,7 @@
               <w:spacing w:after="10" w:before="0"/>
               <w:ind w:left="120"/>
             </w:pPr>
-            <w:hyperlink w:history="1" r:id="rIdfiames3vajsoufog43rnj">
+            <w:hyperlink w:history="1" r:id="rIdnhjlmwopgnd-lsr8r83xv">
               <w:r>
                 <w:rPr>
                   <w:rFonts w:ascii="Arial" w:cs="Arial" w:eastAsia="Arial" w:hAnsi="Arial"/>
@@ -19355,7 +19391,7 @@
             <w:pPr>
               <w:spacing w:after="20" w:before="0"/>
             </w:pPr>
-            <w:hyperlink w:history="1" r:id="rIdp_jbrbzrkkkdobtxrd5xj">
+            <w:hyperlink w:history="1" r:id="rIdqe0b_g48amg0shriiqamx">
               <w:r>
                 <w:rPr>
                   <w:rFonts w:ascii="Arial" w:cs="Arial" w:eastAsia="Arial" w:hAnsi="Arial"/>
@@ -19388,7 +19424,7 @@
               <w:spacing w:after="10" w:before="0"/>
               <w:ind w:left="120"/>
             </w:pPr>
-            <w:hyperlink w:history="1" r:id="rIdknzcfl-3ndmjchsyjgeyu">
+            <w:hyperlink w:history="1" r:id="rIdb1pba5k2t2fuqlr127_ip">
               <w:r>
                 <w:rPr>
                   <w:rFonts w:ascii="Arial" w:cs="Arial" w:eastAsia="Arial" w:hAnsi="Arial"/>
@@ -19433,7 +19469,7 @@
             <w:pPr>
               <w:spacing w:after="20" w:before="0"/>
             </w:pPr>
-            <w:hyperlink w:history="1" r:id="rIdgnujqnhqyvsthxiltold1">
+            <w:hyperlink w:history="1" r:id="rIdviqgtk_bn4ivf4l_fhzpa">
               <w:r>
                 <w:rPr>
                   <w:rFonts w:ascii="Arial" w:cs="Arial" w:eastAsia="Arial" w:hAnsi="Arial"/>
@@ -19466,7 +19502,7 @@
               <w:spacing w:after="10" w:before="0"/>
               <w:ind w:left="120"/>
             </w:pPr>
-            <w:hyperlink w:history="1" r:id="rIdgysflzayszgyhctiazg7x">
+            <w:hyperlink w:history="1" r:id="rIdie6qavakh45abpvet75wl">
               <w:r>
                 <w:rPr>
                   <w:rFonts w:ascii="Arial" w:cs="Arial" w:eastAsia="Arial" w:hAnsi="Arial"/>
@@ -19674,7 +19710,7 @@
             <w:pPr>
               <w:spacing w:after="20" w:before="0"/>
             </w:pPr>
-            <w:hyperlink w:history="1" r:id="rIdrragkiolh2eem4dpxichq">
+            <w:hyperlink w:history="1" r:id="rIdji6ydzngzo7tn4v7wtkbo">
               <w:r>
                 <w:rPr>
                   <w:rFonts w:ascii="Arial" w:cs="Arial" w:eastAsia="Arial" w:hAnsi="Arial"/>
@@ -19707,7 +19743,7 @@
               <w:spacing w:after="10" w:before="0"/>
               <w:ind w:left="120"/>
             </w:pPr>
-            <w:hyperlink w:history="1" r:id="rIdwmg9qrw_7nfxuskchwfpq">
+            <w:hyperlink w:history="1" r:id="rIditxrrj7ad9ksdjr_owl8p">
               <w:r>
                 <w:rPr>
                   <w:rFonts w:ascii="Arial" w:cs="Arial" w:eastAsia="Arial" w:hAnsi="Arial"/>
@@ -19752,7 +19788,7 @@
             <w:pPr>
               <w:spacing w:after="20" w:before="0"/>
             </w:pPr>
-            <w:hyperlink w:history="1" r:id="rIdoi6ttnfouclj027gm1s8a">
+            <w:hyperlink w:history="1" r:id="rId5kqgowtmhkfkkfd0i3yv4">
               <w:r>
                 <w:rPr>
                   <w:rFonts w:ascii="Arial" w:cs="Arial" w:eastAsia="Arial" w:hAnsi="Arial"/>
@@ -19785,7 +19821,7 @@
               <w:spacing w:after="10" w:before="0"/>
               <w:ind w:left="120"/>
             </w:pPr>
-            <w:hyperlink w:history="1" r:id="rIdahoi6hse3xonghghrzrpk">
+            <w:hyperlink w:history="1" r:id="rIduguddek40pyztsro_4os8">
               <w:r>
                 <w:rPr>
                   <w:rFonts w:ascii="Arial" w:cs="Arial" w:eastAsia="Arial" w:hAnsi="Arial"/>
@@ -19993,7 +20029,7 @@
             <w:pPr>
               <w:spacing w:after="20" w:before="0"/>
             </w:pPr>
-            <w:hyperlink w:history="1" r:id="rIdfkrze3-8srvmoqfumie70">
+            <w:hyperlink w:history="1" r:id="rIdvb7s3y6gonngcjpn9dbqc">
               <w:r>
                 <w:rPr>
                   <w:rFonts w:ascii="Arial" w:cs="Arial" w:eastAsia="Arial" w:hAnsi="Arial"/>
@@ -20026,7 +20062,7 @@
               <w:spacing w:after="10" w:before="0"/>
               <w:ind w:left="120"/>
             </w:pPr>
-            <w:hyperlink w:history="1" r:id="rIdm5syrb8n-4ahlchob13az">
+            <w:hyperlink w:history="1" r:id="rIdbipcwbbz8nu4blwm46gwa">
               <w:r>
                 <w:rPr>
                   <w:rFonts w:ascii="Arial" w:cs="Arial" w:eastAsia="Arial" w:hAnsi="Arial"/>
@@ -20071,7 +20107,7 @@
             <w:pPr>
               <w:spacing w:after="20" w:before="0"/>
             </w:pPr>
-            <w:hyperlink w:history="1" r:id="rIdrcsmnjcuaojxwvkvmrwgp">
+            <w:hyperlink w:history="1" r:id="rIdzftafpdqdmi03yjdyclh6">
               <w:r>
                 <w:rPr>
                   <w:rFonts w:ascii="Arial" w:cs="Arial" w:eastAsia="Arial" w:hAnsi="Arial"/>
@@ -20104,7 +20140,7 @@
               <w:spacing w:after="10" w:before="0"/>
               <w:ind w:left="120"/>
             </w:pPr>
-            <w:hyperlink w:history="1" r:id="rId24ys0pn3o92nzngiljvzs">
+            <w:hyperlink w:history="1" r:id="rIdt3z9tdheigl6cgjzi34ny">
               <w:r>
                 <w:rPr>
                   <w:rFonts w:ascii="Arial" w:cs="Arial" w:eastAsia="Arial" w:hAnsi="Arial"/>
@@ -21883,7 +21919,7 @@
             <w:pPr>
               <w:spacing w:after="20" w:before="0"/>
             </w:pPr>
-            <w:hyperlink w:history="1" r:id="rIdyjehqmqzhm7frviupbzx7">
+            <w:hyperlink w:history="1" r:id="rIdsf1zpa6jxhoy5hc7ybsk_">
               <w:r>
                 <w:rPr>
                   <w:rFonts w:ascii="Arial" w:cs="Arial" w:eastAsia="Arial" w:hAnsi="Arial"/>
@@ -21916,7 +21952,7 @@
               <w:spacing w:after="10" w:before="0"/>
               <w:ind w:left="120"/>
             </w:pPr>
-            <w:hyperlink w:history="1" r:id="rIda5uwgrlizths3cb-7lmy8">
+            <w:hyperlink w:history="1" r:id="rIdndbhthsrlaoykno7qe8je">
               <w:r>
                 <w:rPr>
                   <w:rFonts w:ascii="Arial" w:cs="Arial" w:eastAsia="Arial" w:hAnsi="Arial"/>
@@ -21961,7 +21997,7 @@
             <w:pPr>
               <w:spacing w:after="20" w:before="0"/>
             </w:pPr>
-            <w:hyperlink w:history="1" r:id="rIdeylxuxrrsvip1wdqkobbt">
+            <w:hyperlink w:history="1" r:id="rIdreqaqoedymxsnwiwwyivm">
               <w:r>
                 <w:rPr>
                   <w:rFonts w:ascii="Arial" w:cs="Arial" w:eastAsia="Arial" w:hAnsi="Arial"/>
@@ -21994,7 +22030,7 @@
               <w:spacing w:after="10" w:before="0"/>
               <w:ind w:left="120"/>
             </w:pPr>
-            <w:hyperlink w:history="1" r:id="rIda-juoiznbkktg3ldzpmhw">
+            <w:hyperlink w:history="1" r:id="rIdlm7sw2hw-aouhy6wk1g5o">
               <w:r>
                 <w:rPr>
                   <w:rFonts w:ascii="Arial" w:cs="Arial" w:eastAsia="Arial" w:hAnsi="Arial"/>
@@ -22202,7 +22238,7 @@
             <w:pPr>
               <w:spacing w:after="20" w:before="0"/>
             </w:pPr>
-            <w:hyperlink w:history="1" r:id="rIdfgp7ggspeymmuqxwxlygc">
+            <w:hyperlink w:history="1" r:id="rIdw0t2blhgo0nkyrkxgjfeu">
               <w:r>
                 <w:rPr>
                   <w:rFonts w:ascii="Arial" w:cs="Arial" w:eastAsia="Arial" w:hAnsi="Arial"/>
@@ -22235,7 +22271,7 @@
               <w:spacing w:after="10" w:before="0"/>
               <w:ind w:left="120"/>
             </w:pPr>
-            <w:hyperlink w:history="1" r:id="rIdolmiy5f1erbonv0yuvdgj">
+            <w:hyperlink w:history="1" r:id="rIdno7nlhzsdpsyo75zg1pyk">
               <w:r>
                 <w:rPr>
                   <w:rFonts w:ascii="Arial" w:cs="Arial" w:eastAsia="Arial" w:hAnsi="Arial"/>
@@ -22280,7 +22316,7 @@
             <w:pPr>
               <w:spacing w:after="20" w:before="0"/>
             </w:pPr>
-            <w:hyperlink w:history="1" r:id="rIdnxpp9houn8ts1i4o2aehq">
+            <w:hyperlink w:history="1" r:id="rIdljoyvjvvjtmwu5cho18zb">
               <w:r>
                 <w:rPr>
                   <w:rFonts w:ascii="Arial" w:cs="Arial" w:eastAsia="Arial" w:hAnsi="Arial"/>
@@ -22313,7 +22349,7 @@
               <w:spacing w:after="10" w:before="0"/>
               <w:ind w:left="120"/>
             </w:pPr>
-            <w:hyperlink w:history="1" r:id="rIdx1yzcg3stwe8lsgicr-ly">
+            <w:hyperlink w:history="1" r:id="rIdqa8hxpvh03w-_satj8dgo">
               <w:r>
                 <w:rPr>
                   <w:rFonts w:ascii="Arial" w:cs="Arial" w:eastAsia="Arial" w:hAnsi="Arial"/>
@@ -22521,7 +22557,7 @@
             <w:pPr>
               <w:spacing w:after="20" w:before="0"/>
             </w:pPr>
-            <w:hyperlink w:history="1" r:id="rIdv0n0virwjjv1ivqyqavih">
+            <w:hyperlink w:history="1" r:id="rIdaguxwk_zbkdwdhi7uym1s">
               <w:r>
                 <w:rPr>
                   <w:rFonts w:ascii="Arial" w:cs="Arial" w:eastAsia="Arial" w:hAnsi="Arial"/>
@@ -22554,7 +22590,7 @@
               <w:spacing w:after="10" w:before="0"/>
               <w:ind w:left="120"/>
             </w:pPr>
-            <w:hyperlink w:history="1" r:id="rId60lbg_fth6kvke8c78jyf">
+            <w:hyperlink w:history="1" r:id="rIdiur60rm5hh022skts0lsi">
               <w:r>
                 <w:rPr>
                   <w:rFonts w:ascii="Arial" w:cs="Arial" w:eastAsia="Arial" w:hAnsi="Arial"/>
@@ -22599,7 +22635,7 @@
             <w:pPr>
               <w:spacing w:after="20" w:before="0"/>
             </w:pPr>
-            <w:hyperlink w:history="1" r:id="rId9sqj6ztvuns1cuk_6zqe9">
+            <w:hyperlink w:history="1" r:id="rIddks5vdztf8-uuygig9ojc">
               <w:r>
                 <w:rPr>
                   <w:rFonts w:ascii="Arial" w:cs="Arial" w:eastAsia="Arial" w:hAnsi="Arial"/>
@@ -22632,7 +22668,7 @@
               <w:spacing w:after="10" w:before="0"/>
               <w:ind w:left="120"/>
             </w:pPr>
-            <w:hyperlink w:history="1" r:id="rIdtpsbujmj9gjaoufuwd5zs">
+            <w:hyperlink w:history="1" r:id="rIde2ir8ufje_0ifirlmj6em">
               <w:r>
                 <w:rPr>
                   <w:rFonts w:ascii="Arial" w:cs="Arial" w:eastAsia="Arial" w:hAnsi="Arial"/>
@@ -22840,7 +22876,7 @@
             <w:pPr>
               <w:spacing w:after="20" w:before="0"/>
             </w:pPr>
-            <w:hyperlink w:history="1" r:id="rIdcfc2cpamlqzpx2szkf75g">
+            <w:hyperlink w:history="1" r:id="rIddfpwryvgrm9284vq6qp02">
               <w:r>
                 <w:rPr>
                   <w:rFonts w:ascii="Arial" w:cs="Arial" w:eastAsia="Arial" w:hAnsi="Arial"/>
@@ -22873,7 +22909,7 @@
               <w:spacing w:after="10" w:before="0"/>
               <w:ind w:left="120"/>
             </w:pPr>
-            <w:hyperlink w:history="1" r:id="rIdsg8ct7mtfd8-tswmhigkg">
+            <w:hyperlink w:history="1" r:id="rId2r39iceosrewtn7y8wldn">
               <w:r>
                 <w:rPr>
                   <w:rFonts w:ascii="Arial" w:cs="Arial" w:eastAsia="Arial" w:hAnsi="Arial"/>
@@ -22918,7 +22954,7 @@
             <w:pPr>
               <w:spacing w:after="20" w:before="0"/>
             </w:pPr>
-            <w:hyperlink w:history="1" r:id="rId-05i9qrj1sbhoyied0cwp">
+            <w:hyperlink w:history="1" r:id="rIdo5mvykyvtjpel0j76ywxl">
               <w:r>
                 <w:rPr>
                   <w:rFonts w:ascii="Arial" w:cs="Arial" w:eastAsia="Arial" w:hAnsi="Arial"/>
@@ -22951,7 +22987,7 @@
               <w:spacing w:after="10" w:before="0"/>
               <w:ind w:left="120"/>
             </w:pPr>
-            <w:hyperlink w:history="1" r:id="rIdvzixbvpdnjrkrtntwjkce">
+            <w:hyperlink w:history="1" r:id="rIdsgbxzgdjjweyyih2880bo">
               <w:r>
                 <w:rPr>
                   <w:rFonts w:ascii="Arial" w:cs="Arial" w:eastAsia="Arial" w:hAnsi="Arial"/>
@@ -23159,7 +23195,7 @@
             <w:pPr>
               <w:spacing w:after="20" w:before="0"/>
             </w:pPr>
-            <w:hyperlink w:history="1" r:id="rIdfhmbyiwl_rekxr3rmda-s">
+            <w:hyperlink w:history="1" r:id="rIdcwhg6wwbh5l70qbb2tkra">
               <w:r>
                 <w:rPr>
                   <w:rFonts w:ascii="Arial" w:cs="Arial" w:eastAsia="Arial" w:hAnsi="Arial"/>
@@ -23192,7 +23228,7 @@
               <w:spacing w:after="10" w:before="0"/>
               <w:ind w:left="120"/>
             </w:pPr>
-            <w:hyperlink w:history="1" r:id="rId4-bcd_rwpsiou3iw5pmca">
+            <w:hyperlink w:history="1" r:id="rId6s4nontiktvegfve5x8jy">
               <w:r>
                 <w:rPr>
                   <w:rFonts w:ascii="Arial" w:cs="Arial" w:eastAsia="Arial" w:hAnsi="Arial"/>
@@ -23237,7 +23273,7 @@
             <w:pPr>
               <w:spacing w:after="20" w:before="0"/>
             </w:pPr>
-            <w:hyperlink w:history="1" r:id="rIdijnpwpmll8caqubjvwz0b">
+            <w:hyperlink w:history="1" r:id="rIdvilinmupx_vokl3-fbwsy">
               <w:r>
                 <w:rPr>
                   <w:rFonts w:ascii="Arial" w:cs="Arial" w:eastAsia="Arial" w:hAnsi="Arial"/>
@@ -23270,7 +23306,7 @@
               <w:spacing w:after="10" w:before="0"/>
               <w:ind w:left="120"/>
             </w:pPr>
-            <w:hyperlink w:history="1" r:id="rIdh9knto-fvfqgsfhpwkpb_">
+            <w:hyperlink w:history="1" r:id="rIdykkklazfyn9h7h7ahbrnx">
               <w:r>
                 <w:rPr>
                   <w:rFonts w:ascii="Arial" w:cs="Arial" w:eastAsia="Arial" w:hAnsi="Arial"/>
@@ -25049,7 +25085,7 @@
             <w:pPr>
               <w:spacing w:after="20" w:before="0"/>
             </w:pPr>
-            <w:hyperlink w:history="1" r:id="rIdl9oxl0hp0iehb_70bjwqw">
+            <w:hyperlink w:history="1" r:id="rId7r5op8ic1ch5bzf6odra7">
               <w:r>
                 <w:rPr>
                   <w:rFonts w:ascii="Arial" w:cs="Arial" w:eastAsia="Arial" w:hAnsi="Arial"/>
@@ -25082,7 +25118,7 @@
               <w:spacing w:after="10" w:before="0"/>
               <w:ind w:left="120"/>
             </w:pPr>
-            <w:hyperlink w:history="1" r:id="rId4vcjgrmz2dmstolpxw3r2">
+            <w:hyperlink w:history="1" r:id="rId1b2zbp_ew8rri3tv_tnid">
               <w:r>
                 <w:rPr>
                   <w:rFonts w:ascii="Arial" w:cs="Arial" w:eastAsia="Arial" w:hAnsi="Arial"/>
@@ -25127,7 +25163,7 @@
             <w:pPr>
               <w:spacing w:after="20" w:before="0"/>
             </w:pPr>
-            <w:hyperlink w:history="1" r:id="rIdnjlca1sah6ajjmhjruh8l">
+            <w:hyperlink w:history="1" r:id="rId9hduwommukl8o8yj9v_s2">
               <w:r>
                 <w:rPr>
                   <w:rFonts w:ascii="Arial" w:cs="Arial" w:eastAsia="Arial" w:hAnsi="Arial"/>
@@ -25160,7 +25196,7 @@
               <w:spacing w:after="10" w:before="0"/>
               <w:ind w:left="120"/>
             </w:pPr>
-            <w:hyperlink w:history="1" r:id="rIdpsdzbwvbfr4v-bw3ud_6v">
+            <w:hyperlink w:history="1" r:id="rIdnxbniamvldx7mwjebkj3s">
               <w:r>
                 <w:rPr>
                   <w:rFonts w:ascii="Arial" w:cs="Arial" w:eastAsia="Arial" w:hAnsi="Arial"/>
@@ -25368,7 +25404,7 @@
             <w:pPr>
               <w:spacing w:after="20" w:before="0"/>
             </w:pPr>
-            <w:hyperlink w:history="1" r:id="rId4ghg_bxgvor_rt_ek8flu">
+            <w:hyperlink w:history="1" r:id="rIdhjxsodkrs4ruh8c0lszvk">
               <w:r>
                 <w:rPr>
                   <w:rFonts w:ascii="Arial" w:cs="Arial" w:eastAsia="Arial" w:hAnsi="Arial"/>
@@ -25401,7 +25437,7 @@
               <w:spacing w:after="10" w:before="0"/>
               <w:ind w:left="120"/>
             </w:pPr>
-            <w:hyperlink w:history="1" r:id="rIdkfcunljrnzbqibtsgbgxf">
+            <w:hyperlink w:history="1" r:id="rIdfzsa6vgtrjbpuco0xl8hp">
               <w:r>
                 <w:rPr>
                   <w:rFonts w:ascii="Arial" w:cs="Arial" w:eastAsia="Arial" w:hAnsi="Arial"/>
@@ -25446,7 +25482,7 @@
             <w:pPr>
               <w:spacing w:after="20" w:before="0"/>
             </w:pPr>
-            <w:hyperlink w:history="1" r:id="rIdgvfzzaoo9wipot1ztvzvb">
+            <w:hyperlink w:history="1" r:id="rIdotuoywylwrtl2irjy1lzk">
               <w:r>
                 <w:rPr>
                   <w:rFonts w:ascii="Arial" w:cs="Arial" w:eastAsia="Arial" w:hAnsi="Arial"/>
@@ -25479,7 +25515,7 @@
               <w:spacing w:after="10" w:before="0"/>
               <w:ind w:left="120"/>
             </w:pPr>
-            <w:hyperlink w:history="1" r:id="rId4u4tzvq1oxu2jvlxifvzw">
+            <w:hyperlink w:history="1" r:id="rIdrg56mvuek2tidsi7x_l43">
               <w:r>
                 <w:rPr>
                   <w:rFonts w:ascii="Arial" w:cs="Arial" w:eastAsia="Arial" w:hAnsi="Arial"/>
@@ -25687,7 +25723,7 @@
             <w:pPr>
               <w:spacing w:after="20" w:before="0"/>
             </w:pPr>
-            <w:hyperlink w:history="1" r:id="rIdxjcpdnzv0qokpa8kkjlse">
+            <w:hyperlink w:history="1" r:id="rIdv3hpnaj_qmcyoayqo8bb_">
               <w:r>
                 <w:rPr>
                   <w:rFonts w:ascii="Arial" w:cs="Arial" w:eastAsia="Arial" w:hAnsi="Arial"/>
@@ -25720,7 +25756,7 @@
               <w:spacing w:after="10" w:before="0"/>
               <w:ind w:left="120"/>
             </w:pPr>
-            <w:hyperlink w:history="1" r:id="rIdc9hnz4312z5ghspyzuppd">
+            <w:hyperlink w:history="1" r:id="rIdqome8bh3-gg4nzkgyny3h">
               <w:r>
                 <w:rPr>
                   <w:rFonts w:ascii="Arial" w:cs="Arial" w:eastAsia="Arial" w:hAnsi="Arial"/>
@@ -25765,7 +25801,7 @@
             <w:pPr>
               <w:spacing w:after="20" w:before="0"/>
             </w:pPr>
-            <w:hyperlink w:history="1" r:id="rId5tggigjbwwaokefba7cok">
+            <w:hyperlink w:history="1" r:id="rId_63_h1fxbhotdykjep5e7">
               <w:r>
                 <w:rPr>
                   <w:rFonts w:ascii="Arial" w:cs="Arial" w:eastAsia="Arial" w:hAnsi="Arial"/>
@@ -25798,7 +25834,7 @@
               <w:spacing w:after="10" w:before="0"/>
               <w:ind w:left="120"/>
             </w:pPr>
-            <w:hyperlink w:history="1" r:id="rIdtulowzrecqrtucqj9bgsq">
+            <w:hyperlink w:history="1" r:id="rId-dptyztw4vfc-7npaiei4">
               <w:r>
                 <w:rPr>
                   <w:rFonts w:ascii="Arial" w:cs="Arial" w:eastAsia="Arial" w:hAnsi="Arial"/>
@@ -26006,7 +26042,7 @@
             <w:pPr>
               <w:spacing w:after="20" w:before="0"/>
             </w:pPr>
-            <w:hyperlink w:history="1" r:id="rIdhp3ijgvd2wbdzo_lywysx">
+            <w:hyperlink w:history="1" r:id="rIdxo74-ptozdyt3xrexmq4g">
               <w:r>
                 <w:rPr>
                   <w:rFonts w:ascii="Arial" w:cs="Arial" w:eastAsia="Arial" w:hAnsi="Arial"/>
@@ -26039,7 +26075,7 @@
               <w:spacing w:after="10" w:before="0"/>
               <w:ind w:left="120"/>
             </w:pPr>
-            <w:hyperlink w:history="1" r:id="rId9n-4pydtl74-lprvlfosv">
+            <w:hyperlink w:history="1" r:id="rIdkhmusip-vde9w8fmxzk4r">
               <w:r>
                 <w:rPr>
                   <w:rFonts w:ascii="Arial" w:cs="Arial" w:eastAsia="Arial" w:hAnsi="Arial"/>
@@ -26084,7 +26120,7 @@
             <w:pPr>
               <w:spacing w:after="20" w:before="0"/>
             </w:pPr>
-            <w:hyperlink w:history="1" r:id="rId9ze5rpcozve5fwfgcbsxk">
+            <w:hyperlink w:history="1" r:id="rIdkj8nn68qwmkxtmorcv6yf">
               <w:r>
                 <w:rPr>
                   <w:rFonts w:ascii="Arial" w:cs="Arial" w:eastAsia="Arial" w:hAnsi="Arial"/>
@@ -26117,7 +26153,7 @@
               <w:spacing w:after="10" w:before="0"/>
               <w:ind w:left="120"/>
             </w:pPr>
-            <w:hyperlink w:history="1" r:id="rIdgqmkurhwwiwiirpcm1kia">
+            <w:hyperlink w:history="1" r:id="rIdsd1lvxebietbhyqbcukoi">
               <w:r>
                 <w:rPr>
                   <w:rFonts w:ascii="Arial" w:cs="Arial" w:eastAsia="Arial" w:hAnsi="Arial"/>
@@ -26325,7 +26361,7 @@
             <w:pPr>
               <w:spacing w:after="20" w:before="0"/>
             </w:pPr>
-            <w:hyperlink w:history="1" r:id="rIdqdueuxuzahvdccwtgso2z">
+            <w:hyperlink w:history="1" r:id="rId9a-cufoezd_jo93dnxs77">
               <w:r>
                 <w:rPr>
                   <w:rFonts w:ascii="Arial" w:cs="Arial" w:eastAsia="Arial" w:hAnsi="Arial"/>
@@ -26358,7 +26394,7 @@
               <w:spacing w:after="10" w:before="0"/>
               <w:ind w:left="120"/>
             </w:pPr>
-            <w:hyperlink w:history="1" r:id="rIdh2a0vbn2zrkmqlqasktbn">
+            <w:hyperlink w:history="1" r:id="rIdyewdee-mgiuxhl6axakrf">
               <w:r>
                 <w:rPr>
                   <w:rFonts w:ascii="Arial" w:cs="Arial" w:eastAsia="Arial" w:hAnsi="Arial"/>
@@ -26403,7 +26439,7 @@
             <w:pPr>
               <w:spacing w:after="20" w:before="0"/>
             </w:pPr>
-            <w:hyperlink w:history="1" r:id="rIdlpir6ax8dz34-nqrqddk9">
+            <w:hyperlink w:history="1" r:id="rIdbr1wgdsx0buzjf_4-vlo7">
               <w:r>
                 <w:rPr>
                   <w:rFonts w:ascii="Arial" w:cs="Arial" w:eastAsia="Arial" w:hAnsi="Arial"/>
@@ -26436,7 +26472,7 @@
               <w:spacing w:after="10" w:before="0"/>
               <w:ind w:left="120"/>
             </w:pPr>
-            <w:hyperlink w:history="1" r:id="rIdcpee4rjnqy4s_bqbom6ex">
+            <w:hyperlink w:history="1" r:id="rIdu0oyys1xo5hor2byco9bt">
               <w:r>
                 <w:rPr>
                   <w:rFonts w:ascii="Arial" w:cs="Arial" w:eastAsia="Arial" w:hAnsi="Arial"/>

--- a/data/outputs/docx/Grade 10 Biology/Bio 2.3/Biology_Gaseous_Exchange_and_Respiration_in_Plants_CBE_LessonSequence.docx
+++ b/data/outputs/docx/Grade 10 Biology/Bio 2.3/Biology_Gaseous_Exchange_and_Respiration_in_Plants_CBE_LessonSequence.docx
@@ -3393,7 +3393,7 @@
             <w:pPr>
               <w:spacing w:after="20" w:before="0"/>
             </w:pPr>
-            <w:hyperlink w:history="1" r:id="rIdz0pljb1j4ayjiuv1ndmr4">
+            <w:hyperlink w:history="1" r:id="rIdp15bry4ifv3aqwnno3hqf">
               <w:r>
                 <w:rPr>
                   <w:rFonts w:ascii="Arial" w:cs="Arial" w:eastAsia="Arial" w:hAnsi="Arial"/>
@@ -3426,7 +3426,7 @@
               <w:spacing w:after="10" w:before="0"/>
               <w:ind w:left="120"/>
             </w:pPr>
-            <w:hyperlink w:history="1" r:id="rIdelg5xdmrtddrzypsf9ret">
+            <w:hyperlink w:history="1" r:id="rIdbsdjk1lfaf5oxemhig8ga">
               <w:r>
                 <w:rPr>
                   <w:rFonts w:ascii="Arial" w:cs="Arial" w:eastAsia="Arial" w:hAnsi="Arial"/>
@@ -3471,7 +3471,7 @@
             <w:pPr>
               <w:spacing w:after="20" w:before="0"/>
             </w:pPr>
-            <w:hyperlink w:history="1" r:id="rIdbyrjhozoc04fxqjtqpsh2">
+            <w:hyperlink w:history="1" r:id="rIdib_pwrtuvjtp9rwporsz5">
               <w:r>
                 <w:rPr>
                   <w:rFonts w:ascii="Arial" w:cs="Arial" w:eastAsia="Arial" w:hAnsi="Arial"/>
@@ -3504,7 +3504,7 @@
               <w:spacing w:after="10" w:before="0"/>
               <w:ind w:left="120"/>
             </w:pPr>
-            <w:hyperlink w:history="1" r:id="rIdhzxl7zgwbyzxbmt3jncxe">
+            <w:hyperlink w:history="1" r:id="rId3doikyjbl1jouvj4piskf">
               <w:r>
                 <w:rPr>
                   <w:rFonts w:ascii="Arial" w:cs="Arial" w:eastAsia="Arial" w:hAnsi="Arial"/>
@@ -3712,7 +3712,7 @@
             <w:pPr>
               <w:spacing w:after="20" w:before="0"/>
             </w:pPr>
-            <w:hyperlink w:history="1" r:id="rIdk0gbzspf__ffzm2qfkitr">
+            <w:hyperlink w:history="1" r:id="rIdocu8dwdcfwuvnjs7zdya-">
               <w:r>
                 <w:rPr>
                   <w:rFonts w:ascii="Arial" w:cs="Arial" w:eastAsia="Arial" w:hAnsi="Arial"/>
@@ -3745,7 +3745,7 @@
               <w:spacing w:after="10" w:before="0"/>
               <w:ind w:left="120"/>
             </w:pPr>
-            <w:hyperlink w:history="1" r:id="rId0sxj4sgkhvmdtiidfnx0i">
+            <w:hyperlink w:history="1" r:id="rIdvbezm0qwmc41ayk9ln5hp">
               <w:r>
                 <w:rPr>
                   <w:rFonts w:ascii="Arial" w:cs="Arial" w:eastAsia="Arial" w:hAnsi="Arial"/>
@@ -3790,7 +3790,7 @@
             <w:pPr>
               <w:spacing w:after="20" w:before="0"/>
             </w:pPr>
-            <w:hyperlink w:history="1" r:id="rId53iwrkqhydafx9y7houss">
+            <w:hyperlink w:history="1" r:id="rId_y28p8nkxtvsj9pp-wt-f">
               <w:r>
                 <w:rPr>
                   <w:rFonts w:ascii="Arial" w:cs="Arial" w:eastAsia="Arial" w:hAnsi="Arial"/>
@@ -3823,7 +3823,7 @@
               <w:spacing w:after="10" w:before="0"/>
               <w:ind w:left="120"/>
             </w:pPr>
-            <w:hyperlink w:history="1" r:id="rIdnuz7-lhqdcgniprnfl1ex">
+            <w:hyperlink w:history="1" r:id="rIdfbgqfuyshvmlcrmh20stp">
               <w:r>
                 <w:rPr>
                   <w:rFonts w:ascii="Arial" w:cs="Arial" w:eastAsia="Arial" w:hAnsi="Arial"/>
@@ -4031,7 +4031,7 @@
             <w:pPr>
               <w:spacing w:after="20" w:before="0"/>
             </w:pPr>
-            <w:hyperlink w:history="1" r:id="rIdz_vwwf6xt3i1eplbhmcvg">
+            <w:hyperlink w:history="1" r:id="rIduxen_cq_qpwpvy9husfdm">
               <w:r>
                 <w:rPr>
                   <w:rFonts w:ascii="Arial" w:cs="Arial" w:eastAsia="Arial" w:hAnsi="Arial"/>
@@ -4064,7 +4064,7 @@
               <w:spacing w:after="10" w:before="0"/>
               <w:ind w:left="120"/>
             </w:pPr>
-            <w:hyperlink w:history="1" r:id="rId5ac4e4qcbfph6jqjcrxv2">
+            <w:hyperlink w:history="1" r:id="rIdpicmabhbi6vqmtvnnaql1">
               <w:r>
                 <w:rPr>
                   <w:rFonts w:ascii="Arial" w:cs="Arial" w:eastAsia="Arial" w:hAnsi="Arial"/>
@@ -4109,7 +4109,7 @@
             <w:pPr>
               <w:spacing w:after="20" w:before="0"/>
             </w:pPr>
-            <w:hyperlink w:history="1" r:id="rIdvrkytbd4lvraitijputfe">
+            <w:hyperlink w:history="1" r:id="rIdwnvlkain5lqywgu1kv4vi">
               <w:r>
                 <w:rPr>
                   <w:rFonts w:ascii="Arial" w:cs="Arial" w:eastAsia="Arial" w:hAnsi="Arial"/>
@@ -4142,7 +4142,7 @@
               <w:spacing w:after="10" w:before="0"/>
               <w:ind w:left="120"/>
             </w:pPr>
-            <w:hyperlink w:history="1" r:id="rIdlb_4scinvzclpasev-l9v">
+            <w:hyperlink w:history="1" r:id="rIdvjzcvhnt1c8pvhpmtzvfy">
               <w:r>
                 <w:rPr>
                   <w:rFonts w:ascii="Arial" w:cs="Arial" w:eastAsia="Arial" w:hAnsi="Arial"/>
@@ -4350,7 +4350,7 @@
             <w:pPr>
               <w:spacing w:after="20" w:before="0"/>
             </w:pPr>
-            <w:hyperlink w:history="1" r:id="rIdl7gykpvvhobx6rgrtxo6e">
+            <w:hyperlink w:history="1" r:id="rIdgdqh1szn0kzve_r-w3bb8">
               <w:r>
                 <w:rPr>
                   <w:rFonts w:ascii="Arial" w:cs="Arial" w:eastAsia="Arial" w:hAnsi="Arial"/>
@@ -4383,7 +4383,7 @@
               <w:spacing w:after="10" w:before="0"/>
               <w:ind w:left="120"/>
             </w:pPr>
-            <w:hyperlink w:history="1" r:id="rIdof5jewwh7u3xrtvi12ppf">
+            <w:hyperlink w:history="1" r:id="rIdiau_cab8oqmjo_0rrrzvb">
               <w:r>
                 <w:rPr>
                   <w:rFonts w:ascii="Arial" w:cs="Arial" w:eastAsia="Arial" w:hAnsi="Arial"/>
@@ -4428,7 +4428,7 @@
             <w:pPr>
               <w:spacing w:after="20" w:before="0"/>
             </w:pPr>
-            <w:hyperlink w:history="1" r:id="rIdtzlf2fokpwvzgpbpbhgfw">
+            <w:hyperlink w:history="1" r:id="rIdequ__q_lafe_y8feme4mm">
               <w:r>
                 <w:rPr>
                   <w:rFonts w:ascii="Arial" w:cs="Arial" w:eastAsia="Arial" w:hAnsi="Arial"/>
@@ -4461,7 +4461,7 @@
               <w:spacing w:after="10" w:before="0"/>
               <w:ind w:left="120"/>
             </w:pPr>
-            <w:hyperlink w:history="1" r:id="rIdc5htb9_2jwdlnlqv81xdy">
+            <w:hyperlink w:history="1" r:id="rIdku8pcwym056rsxgzn-1ad">
               <w:r>
                 <w:rPr>
                   <w:rFonts w:ascii="Arial" w:cs="Arial" w:eastAsia="Arial" w:hAnsi="Arial"/>
@@ -4669,7 +4669,7 @@
             <w:pPr>
               <w:spacing w:after="20" w:before="0"/>
             </w:pPr>
-            <w:hyperlink w:history="1" r:id="rIdhi3z2bsrnbmbmqfafff1j">
+            <w:hyperlink w:history="1" r:id="rIdyc6f8zmoolvil99c2jins">
               <w:r>
                 <w:rPr>
                   <w:rFonts w:ascii="Arial" w:cs="Arial" w:eastAsia="Arial" w:hAnsi="Arial"/>
@@ -4702,7 +4702,7 @@
               <w:spacing w:after="10" w:before="0"/>
               <w:ind w:left="120"/>
             </w:pPr>
-            <w:hyperlink w:history="1" r:id="rId_rg7vrwkt-bfshk0ee9nr">
+            <w:hyperlink w:history="1" r:id="rId1psuj1k5u8mbipgunrxco">
               <w:r>
                 <w:rPr>
                   <w:rFonts w:ascii="Arial" w:cs="Arial" w:eastAsia="Arial" w:hAnsi="Arial"/>
@@ -4747,7 +4747,7 @@
             <w:pPr>
               <w:spacing w:after="20" w:before="0"/>
             </w:pPr>
-            <w:hyperlink w:history="1" r:id="rId03ucakp6x9ff01wc_slw9">
+            <w:hyperlink w:history="1" r:id="rId8nco_rmq-owtn7q3hkit_">
               <w:r>
                 <w:rPr>
                   <w:rFonts w:ascii="Arial" w:cs="Arial" w:eastAsia="Arial" w:hAnsi="Arial"/>
@@ -4780,7 +4780,7 @@
               <w:spacing w:after="10" w:before="0"/>
               <w:ind w:left="120"/>
             </w:pPr>
-            <w:hyperlink w:history="1" r:id="rId17kmatpw9nn8wsafpy4js">
+            <w:hyperlink w:history="1" r:id="rId9agsdj5rlo3pz4wzrupg9">
               <w:r>
                 <w:rPr>
                   <w:rFonts w:ascii="Arial" w:cs="Arial" w:eastAsia="Arial" w:hAnsi="Arial"/>
@@ -6400,7 +6400,7 @@
             <w:pPr>
               <w:spacing w:after="20" w:before="0"/>
             </w:pPr>
-            <w:hyperlink w:history="1" r:id="rIdqblxakh6h3ulabolhmgse">
+            <w:hyperlink w:history="1" r:id="rIdmyztgavmqkblsf4f5t6fq">
               <w:r>
                 <w:rPr>
                   <w:rFonts w:ascii="Arial" w:cs="Arial" w:eastAsia="Arial" w:hAnsi="Arial"/>
@@ -6433,7 +6433,7 @@
               <w:spacing w:after="10" w:before="0"/>
               <w:ind w:left="120"/>
             </w:pPr>
-            <w:hyperlink w:history="1" r:id="rIditvkvkqib74u370mpo2eb">
+            <w:hyperlink w:history="1" r:id="rIdakdwcjyit0-5xvc-mpbjf">
               <w:r>
                 <w:rPr>
                   <w:rFonts w:ascii="Arial" w:cs="Arial" w:eastAsia="Arial" w:hAnsi="Arial"/>
@@ -6478,7 +6478,7 @@
             <w:pPr>
               <w:spacing w:after="20" w:before="0"/>
             </w:pPr>
-            <w:hyperlink w:history="1" r:id="rIdjd9-wi0yll1fmolku04un">
+            <w:hyperlink w:history="1" r:id="rIdqzms4d22o1jn8rkjgmpmz">
               <w:r>
                 <w:rPr>
                   <w:rFonts w:ascii="Arial" w:cs="Arial" w:eastAsia="Arial" w:hAnsi="Arial"/>
@@ -6511,7 +6511,7 @@
               <w:spacing w:after="10" w:before="0"/>
               <w:ind w:left="120"/>
             </w:pPr>
-            <w:hyperlink w:history="1" r:id="rIduzny1v_5v5rbqlleab6bf">
+            <w:hyperlink w:history="1" r:id="rId9ewez3t_yqyro1iwmlkov">
               <w:r>
                 <w:rPr>
                   <w:rFonts w:ascii="Arial" w:cs="Arial" w:eastAsia="Arial" w:hAnsi="Arial"/>
@@ -6719,7 +6719,7 @@
             <w:pPr>
               <w:spacing w:after="20" w:before="0"/>
             </w:pPr>
-            <w:hyperlink w:history="1" r:id="rIdk5ooesnfom8lo3bj6orni">
+            <w:hyperlink w:history="1" r:id="rId5oeluytlq4y1kbsai5woe">
               <w:r>
                 <w:rPr>
                   <w:rFonts w:ascii="Arial" w:cs="Arial" w:eastAsia="Arial" w:hAnsi="Arial"/>
@@ -6752,7 +6752,7 @@
               <w:spacing w:after="10" w:before="0"/>
               <w:ind w:left="120"/>
             </w:pPr>
-            <w:hyperlink w:history="1" r:id="rId8_de1ipjo0yx9f5zulh-x">
+            <w:hyperlink w:history="1" r:id="rIdm_cx2ikaikjghizzn4yer">
               <w:r>
                 <w:rPr>
                   <w:rFonts w:ascii="Arial" w:cs="Arial" w:eastAsia="Arial" w:hAnsi="Arial"/>
@@ -6797,7 +6797,7 @@
             <w:pPr>
               <w:spacing w:after="20" w:before="0"/>
             </w:pPr>
-            <w:hyperlink w:history="1" r:id="rIdv5qvfucftid-adpgzs1ex">
+            <w:hyperlink w:history="1" r:id="rIdvmbv68neqxengvgyh3ugg">
               <w:r>
                 <w:rPr>
                   <w:rFonts w:ascii="Arial" w:cs="Arial" w:eastAsia="Arial" w:hAnsi="Arial"/>
@@ -6830,7 +6830,7 @@
               <w:spacing w:after="10" w:before="0"/>
               <w:ind w:left="120"/>
             </w:pPr>
-            <w:hyperlink w:history="1" r:id="rIdks_rn-lds0abeojgmyrps">
+            <w:hyperlink w:history="1" r:id="rIdo1ul-kziaydw3dvydqnnm">
               <w:r>
                 <w:rPr>
                   <w:rFonts w:ascii="Arial" w:cs="Arial" w:eastAsia="Arial" w:hAnsi="Arial"/>
@@ -7038,7 +7038,7 @@
             <w:pPr>
               <w:spacing w:after="20" w:before="0"/>
             </w:pPr>
-            <w:hyperlink w:history="1" r:id="rIdvhajk_lrkgg12yk72dand">
+            <w:hyperlink w:history="1" r:id="rIdcj3jc9yuvjp7hfehb8ese">
               <w:r>
                 <w:rPr>
                   <w:rFonts w:ascii="Arial" w:cs="Arial" w:eastAsia="Arial" w:hAnsi="Arial"/>
@@ -7071,7 +7071,7 @@
               <w:spacing w:after="10" w:before="0"/>
               <w:ind w:left="120"/>
             </w:pPr>
-            <w:hyperlink w:history="1" r:id="rIdw4vcu-mgfubmn05kyo7na">
+            <w:hyperlink w:history="1" r:id="rIdselmrburaujgb_z4loomi">
               <w:r>
                 <w:rPr>
                   <w:rFonts w:ascii="Arial" w:cs="Arial" w:eastAsia="Arial" w:hAnsi="Arial"/>
@@ -7116,7 +7116,7 @@
             <w:pPr>
               <w:spacing w:after="20" w:before="0"/>
             </w:pPr>
-            <w:hyperlink w:history="1" r:id="rIdavxiujeduww07xwyvvhi1">
+            <w:hyperlink w:history="1" r:id="rIdoc_ldnhxtwxscdpkmy8vs">
               <w:r>
                 <w:rPr>
                   <w:rFonts w:ascii="Arial" w:cs="Arial" w:eastAsia="Arial" w:hAnsi="Arial"/>
@@ -7149,7 +7149,7 @@
               <w:spacing w:after="10" w:before="0"/>
               <w:ind w:left="120"/>
             </w:pPr>
-            <w:hyperlink w:history="1" r:id="rIdioihji13qx4nyfq8rx03z">
+            <w:hyperlink w:history="1" r:id="rIdtizephk3dp52pcfdmq0vy">
               <w:r>
                 <w:rPr>
                   <w:rFonts w:ascii="Arial" w:cs="Arial" w:eastAsia="Arial" w:hAnsi="Arial"/>
@@ -7357,7 +7357,7 @@
             <w:pPr>
               <w:spacing w:after="20" w:before="0"/>
             </w:pPr>
-            <w:hyperlink w:history="1" r:id="rIdbvisytixdzaosi-h6x_co">
+            <w:hyperlink w:history="1" r:id="rIdyfccf-yaftsiu-fo6borm">
               <w:r>
                 <w:rPr>
                   <w:rFonts w:ascii="Arial" w:cs="Arial" w:eastAsia="Arial" w:hAnsi="Arial"/>
@@ -7390,7 +7390,7 @@
               <w:spacing w:after="10" w:before="0"/>
               <w:ind w:left="120"/>
             </w:pPr>
-            <w:hyperlink w:history="1" r:id="rId0giwhstvtaskgus8-jhfn">
+            <w:hyperlink w:history="1" r:id="rIdhg-ilo0o0vbaet5dhyl-j">
               <w:r>
                 <w:rPr>
                   <w:rFonts w:ascii="Arial" w:cs="Arial" w:eastAsia="Arial" w:hAnsi="Arial"/>
@@ -7435,7 +7435,7 @@
             <w:pPr>
               <w:spacing w:after="20" w:before="0"/>
             </w:pPr>
-            <w:hyperlink w:history="1" r:id="rIdo-1mc5prbchvwomxaxb2a">
+            <w:hyperlink w:history="1" r:id="rIdoapjsbafed4p1d4lyepnf">
               <w:r>
                 <w:rPr>
                   <w:rFonts w:ascii="Arial" w:cs="Arial" w:eastAsia="Arial" w:hAnsi="Arial"/>
@@ -7468,7 +7468,7 @@
               <w:spacing w:after="10" w:before="0"/>
               <w:ind w:left="120"/>
             </w:pPr>
-            <w:hyperlink w:history="1" r:id="rIdnhdicl-h_gdrv-q4xemxk">
+            <w:hyperlink w:history="1" r:id="rIdfhee6hlzjut93iuomo5ro">
               <w:r>
                 <w:rPr>
                   <w:rFonts w:ascii="Arial" w:cs="Arial" w:eastAsia="Arial" w:hAnsi="Arial"/>
@@ -7676,7 +7676,7 @@
             <w:pPr>
               <w:spacing w:after="20" w:before="0"/>
             </w:pPr>
-            <w:hyperlink w:history="1" r:id="rIdidjnxpthsnduxi5eegrnd">
+            <w:hyperlink w:history="1" r:id="rIdawchmbryojv8srhophfjt">
               <w:r>
                 <w:rPr>
                   <w:rFonts w:ascii="Arial" w:cs="Arial" w:eastAsia="Arial" w:hAnsi="Arial"/>
@@ -7709,7 +7709,7 @@
               <w:spacing w:after="10" w:before="0"/>
               <w:ind w:left="120"/>
             </w:pPr>
-            <w:hyperlink w:history="1" r:id="rIdnckfddesysdi8bvrjfjba">
+            <w:hyperlink w:history="1" r:id="rId7k4xa9pzppcul68eeq5y3">
               <w:r>
                 <w:rPr>
                   <w:rFonts w:ascii="Arial" w:cs="Arial" w:eastAsia="Arial" w:hAnsi="Arial"/>
@@ -7754,7 +7754,7 @@
             <w:pPr>
               <w:spacing w:after="20" w:before="0"/>
             </w:pPr>
-            <w:hyperlink w:history="1" r:id="rIdxwprn-zu4_brlphgwxlkt">
+            <w:hyperlink w:history="1" r:id="rIdnmzngbmlpplxdfzoibad_">
               <w:r>
                 <w:rPr>
                   <w:rFonts w:ascii="Arial" w:cs="Arial" w:eastAsia="Arial" w:hAnsi="Arial"/>
@@ -7787,7 +7787,7 @@
               <w:spacing w:after="10" w:before="0"/>
               <w:ind w:left="120"/>
             </w:pPr>
-            <w:hyperlink w:history="1" r:id="rIdbb7-o5bj4qo8ztfhp_e9i">
+            <w:hyperlink w:history="1" r:id="rIdiy08wuykwbiglvq-rwj9e">
               <w:r>
                 <w:rPr>
                   <w:rFonts w:ascii="Arial" w:cs="Arial" w:eastAsia="Arial" w:hAnsi="Arial"/>
@@ -9331,7 +9331,7 @@
             <w:pPr>
               <w:spacing w:after="20" w:before="0"/>
             </w:pPr>
-            <w:hyperlink w:history="1" r:id="rIdpyt5flaq2rfgfmufkdlmm">
+            <w:hyperlink w:history="1" r:id="rId_ustqr84u9wp6tamzo1dd">
               <w:r>
                 <w:rPr>
                   <w:rFonts w:ascii="Arial" w:cs="Arial" w:eastAsia="Arial" w:hAnsi="Arial"/>
@@ -9364,7 +9364,7 @@
               <w:spacing w:after="10" w:before="0"/>
               <w:ind w:left="120"/>
             </w:pPr>
-            <w:hyperlink w:history="1" r:id="rId0cescxaahdukphx7tiaez">
+            <w:hyperlink w:history="1" r:id="rIduqkumietjz9zg9p4hhri5">
               <w:r>
                 <w:rPr>
                   <w:rFonts w:ascii="Arial" w:cs="Arial" w:eastAsia="Arial" w:hAnsi="Arial"/>
@@ -9409,7 +9409,7 @@
             <w:pPr>
               <w:spacing w:after="20" w:before="0"/>
             </w:pPr>
-            <w:hyperlink w:history="1" r:id="rIdau6ghzdhkv_vtctfyufoe">
+            <w:hyperlink w:history="1" r:id="rId5vd9_uubcudt1_56-9ctf">
               <w:r>
                 <w:rPr>
                   <w:rFonts w:ascii="Arial" w:cs="Arial" w:eastAsia="Arial" w:hAnsi="Arial"/>
@@ -9442,7 +9442,7 @@
               <w:spacing w:after="10" w:before="0"/>
               <w:ind w:left="120"/>
             </w:pPr>
-            <w:hyperlink w:history="1" r:id="rIdifmdozjcec-gpvbhuxah8">
+            <w:hyperlink w:history="1" r:id="rIdpfn5zzonhygdzw0wm_awu">
               <w:r>
                 <w:rPr>
                   <w:rFonts w:ascii="Arial" w:cs="Arial" w:eastAsia="Arial" w:hAnsi="Arial"/>
@@ -9650,7 +9650,7 @@
             <w:pPr>
               <w:spacing w:after="20" w:before="0"/>
             </w:pPr>
-            <w:hyperlink w:history="1" r:id="rIdvbbeyn4j4qd3a-ahjjy5v">
+            <w:hyperlink w:history="1" r:id="rIdzumdaanqohsqfhmky9oh6">
               <w:r>
                 <w:rPr>
                   <w:rFonts w:ascii="Arial" w:cs="Arial" w:eastAsia="Arial" w:hAnsi="Arial"/>
@@ -9683,7 +9683,7 @@
               <w:spacing w:after="10" w:before="0"/>
               <w:ind w:left="120"/>
             </w:pPr>
-            <w:hyperlink w:history="1" r:id="rIdkcahab_hrragq95skvesz">
+            <w:hyperlink w:history="1" r:id="rIdmcao2urs0sbe8xuqkgejn">
               <w:r>
                 <w:rPr>
                   <w:rFonts w:ascii="Arial" w:cs="Arial" w:eastAsia="Arial" w:hAnsi="Arial"/>
@@ -9728,7 +9728,7 @@
             <w:pPr>
               <w:spacing w:after="20" w:before="0"/>
             </w:pPr>
-            <w:hyperlink w:history="1" r:id="rIddndouu9zt8_qlpndpnyso">
+            <w:hyperlink w:history="1" r:id="rIda5xk_0j1xpwng23mfpsw4">
               <w:r>
                 <w:rPr>
                   <w:rFonts w:ascii="Arial" w:cs="Arial" w:eastAsia="Arial" w:hAnsi="Arial"/>
@@ -9761,7 +9761,7 @@
               <w:spacing w:after="10" w:before="0"/>
               <w:ind w:left="120"/>
             </w:pPr>
-            <w:hyperlink w:history="1" r:id="rIdvxcyockbfqd1v8lo3xocw">
+            <w:hyperlink w:history="1" r:id="rId6amrxgqu_levmadinj_wf">
               <w:r>
                 <w:rPr>
                   <w:rFonts w:ascii="Arial" w:cs="Arial" w:eastAsia="Arial" w:hAnsi="Arial"/>
@@ -9969,7 +9969,7 @@
             <w:pPr>
               <w:spacing w:after="20" w:before="0"/>
             </w:pPr>
-            <w:hyperlink w:history="1" r:id="rIdbx1uzfsr7hajg2_ahouau">
+            <w:hyperlink w:history="1" r:id="rId6fqmioeh45-qqvywifksq">
               <w:r>
                 <w:rPr>
                   <w:rFonts w:ascii="Arial" w:cs="Arial" w:eastAsia="Arial" w:hAnsi="Arial"/>
@@ -10002,7 +10002,7 @@
               <w:spacing w:after="10" w:before="0"/>
               <w:ind w:left="120"/>
             </w:pPr>
-            <w:hyperlink w:history="1" r:id="rIdq5lqdl6gz9fvcf8e2hjlt">
+            <w:hyperlink w:history="1" r:id="rIdhtupsakpfk02k1zs5f6k3">
               <w:r>
                 <w:rPr>
                   <w:rFonts w:ascii="Arial" w:cs="Arial" w:eastAsia="Arial" w:hAnsi="Arial"/>
@@ -10047,7 +10047,7 @@
             <w:pPr>
               <w:spacing w:after="20" w:before="0"/>
             </w:pPr>
-            <w:hyperlink w:history="1" r:id="rIdgpphpwkktb99pmazeiy6h">
+            <w:hyperlink w:history="1" r:id="rId1yezqomu095enbd6ozyb9">
               <w:r>
                 <w:rPr>
                   <w:rFonts w:ascii="Arial" w:cs="Arial" w:eastAsia="Arial" w:hAnsi="Arial"/>
@@ -10080,7 +10080,7 @@
               <w:spacing w:after="10" w:before="0"/>
               <w:ind w:left="120"/>
             </w:pPr>
-            <w:hyperlink w:history="1" r:id="rIddgcwuq834l1ox0o7550eq">
+            <w:hyperlink w:history="1" r:id="rId2iwx_dtchfhc6fvi8pp-j">
               <w:r>
                 <w:rPr>
                   <w:rFonts w:ascii="Arial" w:cs="Arial" w:eastAsia="Arial" w:hAnsi="Arial"/>
@@ -10288,7 +10288,7 @@
             <w:pPr>
               <w:spacing w:after="20" w:before="0"/>
             </w:pPr>
-            <w:hyperlink w:history="1" r:id="rIdoaisndndmo1fm0t8pmzqf">
+            <w:hyperlink w:history="1" r:id="rIdhvswnn3ajbqb9m2hiran7">
               <w:r>
                 <w:rPr>
                   <w:rFonts w:ascii="Arial" w:cs="Arial" w:eastAsia="Arial" w:hAnsi="Arial"/>
@@ -10321,7 +10321,7 @@
               <w:spacing w:after="10" w:before="0"/>
               <w:ind w:left="120"/>
             </w:pPr>
-            <w:hyperlink w:history="1" r:id="rIddkus9gsrqshtrzlsewv0j">
+            <w:hyperlink w:history="1" r:id="rId5qjqy0qpf3h_rsj_auat0">
               <w:r>
                 <w:rPr>
                   <w:rFonts w:ascii="Arial" w:cs="Arial" w:eastAsia="Arial" w:hAnsi="Arial"/>
@@ -10366,7 +10366,7 @@
             <w:pPr>
               <w:spacing w:after="20" w:before="0"/>
             </w:pPr>
-            <w:hyperlink w:history="1" r:id="rIdn1oadbtarkwvayvyyzxka">
+            <w:hyperlink w:history="1" r:id="rIddvo0qzoenwnnrsa0tyqud">
               <w:r>
                 <w:rPr>
                   <w:rFonts w:ascii="Arial" w:cs="Arial" w:eastAsia="Arial" w:hAnsi="Arial"/>
@@ -10399,7 +10399,7 @@
               <w:spacing w:after="10" w:before="0"/>
               <w:ind w:left="120"/>
             </w:pPr>
-            <w:hyperlink w:history="1" r:id="rIdpajba6yj4fakjsdahpcx7">
+            <w:hyperlink w:history="1" r:id="rIdogdzawa8fp9-phdufmug2">
               <w:r>
                 <w:rPr>
                   <w:rFonts w:ascii="Arial" w:cs="Arial" w:eastAsia="Arial" w:hAnsi="Arial"/>
@@ -10607,7 +10607,7 @@
             <w:pPr>
               <w:spacing w:after="20" w:before="0"/>
             </w:pPr>
-            <w:hyperlink w:history="1" r:id="rIdcjunqodoxtn_nj9i0qht_">
+            <w:hyperlink w:history="1" r:id="rIdmbdpcxlcyco9evvuuj6fg">
               <w:r>
                 <w:rPr>
                   <w:rFonts w:ascii="Arial" w:cs="Arial" w:eastAsia="Arial" w:hAnsi="Arial"/>
@@ -10640,7 +10640,7 @@
               <w:spacing w:after="10" w:before="0"/>
               <w:ind w:left="120"/>
             </w:pPr>
-            <w:hyperlink w:history="1" r:id="rId1kimvx39-a545iiqeolvo">
+            <w:hyperlink w:history="1" r:id="rIdjw-mtzfvn4fndwlpt_m0r">
               <w:r>
                 <w:rPr>
                   <w:rFonts w:ascii="Arial" w:cs="Arial" w:eastAsia="Arial" w:hAnsi="Arial"/>
@@ -10685,7 +10685,7 @@
             <w:pPr>
               <w:spacing w:after="20" w:before="0"/>
             </w:pPr>
-            <w:hyperlink w:history="1" r:id="rIdv5i2mtcs8ucydp-p4fy8w">
+            <w:hyperlink w:history="1" r:id="rId2bsoxoe4p-hvuvokvvsfk">
               <w:r>
                 <w:rPr>
                   <w:rFonts w:ascii="Arial" w:cs="Arial" w:eastAsia="Arial" w:hAnsi="Arial"/>
@@ -10718,7 +10718,7 @@
               <w:spacing w:after="10" w:before="0"/>
               <w:ind w:left="120"/>
             </w:pPr>
-            <w:hyperlink w:history="1" r:id="rIdpuxndtmwwp9s3aewrlgbl">
+            <w:hyperlink w:history="1" r:id="rIdgcry6iekbeux5ejagsg-e">
               <w:r>
                 <w:rPr>
                   <w:rFonts w:ascii="Arial" w:cs="Arial" w:eastAsia="Arial" w:hAnsi="Arial"/>
@@ -12421,7 +12421,7 @@
             <w:pPr>
               <w:spacing w:after="20" w:before="0"/>
             </w:pPr>
-            <w:hyperlink w:history="1" r:id="rIdk4gsg4wypnltauqdlkfl-">
+            <w:hyperlink w:history="1" r:id="rIdnywxhue9mlaowvyhcu7gt">
               <w:r>
                 <w:rPr>
                   <w:rFonts w:ascii="Arial" w:cs="Arial" w:eastAsia="Arial" w:hAnsi="Arial"/>
@@ -12454,7 +12454,7 @@
               <w:spacing w:after="10" w:before="0"/>
               <w:ind w:left="120"/>
             </w:pPr>
-            <w:hyperlink w:history="1" r:id="rId5fmlm3qxjbm3iczlgyrbm">
+            <w:hyperlink w:history="1" r:id="rIdmbmasu6hdyirl33xqhhv0">
               <w:r>
                 <w:rPr>
                   <w:rFonts w:ascii="Arial" w:cs="Arial" w:eastAsia="Arial" w:hAnsi="Arial"/>
@@ -12499,7 +12499,7 @@
             <w:pPr>
               <w:spacing w:after="20" w:before="0"/>
             </w:pPr>
-            <w:hyperlink w:history="1" r:id="rIdrwojapf7t0mgclm7tbdnu">
+            <w:hyperlink w:history="1" r:id="rIdqn8yknrib-hr1pnwinvtz">
               <w:r>
                 <w:rPr>
                   <w:rFonts w:ascii="Arial" w:cs="Arial" w:eastAsia="Arial" w:hAnsi="Arial"/>
@@ -12532,7 +12532,7 @@
               <w:spacing w:after="10" w:before="0"/>
               <w:ind w:left="120"/>
             </w:pPr>
-            <w:hyperlink w:history="1" r:id="rId144w46lbhknlk4_wcxqgi">
+            <w:hyperlink w:history="1" r:id="rId9chzfobkia7y7dguiw6rv">
               <w:r>
                 <w:rPr>
                   <w:rFonts w:ascii="Arial" w:cs="Arial" w:eastAsia="Arial" w:hAnsi="Arial"/>
@@ -12740,7 +12740,7 @@
             <w:pPr>
               <w:spacing w:after="20" w:before="0"/>
             </w:pPr>
-            <w:hyperlink w:history="1" r:id="rIdmgd9ju1loda-9zjwmg0so">
+            <w:hyperlink w:history="1" r:id="rIdp3tq3wxu_ld7q1v7zuy6o">
               <w:r>
                 <w:rPr>
                   <w:rFonts w:ascii="Arial" w:cs="Arial" w:eastAsia="Arial" w:hAnsi="Arial"/>
@@ -12773,7 +12773,7 @@
               <w:spacing w:after="10" w:before="0"/>
               <w:ind w:left="120"/>
             </w:pPr>
-            <w:hyperlink w:history="1" r:id="rId72yhegdoumq84vprtj6d7">
+            <w:hyperlink w:history="1" r:id="rId0ur8dv7f2frfjjl7ekhwn">
               <w:r>
                 <w:rPr>
                   <w:rFonts w:ascii="Arial" w:cs="Arial" w:eastAsia="Arial" w:hAnsi="Arial"/>
@@ -12818,7 +12818,7 @@
             <w:pPr>
               <w:spacing w:after="20" w:before="0"/>
             </w:pPr>
-            <w:hyperlink w:history="1" r:id="rId9p3judtm1o3c_6xpwqcge">
+            <w:hyperlink w:history="1" r:id="rIdfqrpt6grfd-8w1tyqf7sy">
               <w:r>
                 <w:rPr>
                   <w:rFonts w:ascii="Arial" w:cs="Arial" w:eastAsia="Arial" w:hAnsi="Arial"/>
@@ -12851,7 +12851,7 @@
               <w:spacing w:after="10" w:before="0"/>
               <w:ind w:left="120"/>
             </w:pPr>
-            <w:hyperlink w:history="1" r:id="rIdd9ypq3jwdbcakusozuiu-">
+            <w:hyperlink w:history="1" r:id="rIdesrv-xt-fvvz41fepsf7h">
               <w:r>
                 <w:rPr>
                   <w:rFonts w:ascii="Arial" w:cs="Arial" w:eastAsia="Arial" w:hAnsi="Arial"/>
@@ -13059,7 +13059,7 @@
             <w:pPr>
               <w:spacing w:after="20" w:before="0"/>
             </w:pPr>
-            <w:hyperlink w:history="1" r:id="rIdec1xdpvchbji8-zsdp5xk">
+            <w:hyperlink w:history="1" r:id="rIdyqusxrtyltahynyxrib2i">
               <w:r>
                 <w:rPr>
                   <w:rFonts w:ascii="Arial" w:cs="Arial" w:eastAsia="Arial" w:hAnsi="Arial"/>
@@ -13092,7 +13092,7 @@
               <w:spacing w:after="10" w:before="0"/>
               <w:ind w:left="120"/>
             </w:pPr>
-            <w:hyperlink w:history="1" r:id="rIdwfr0k6bco7a8vpfnvr0ra">
+            <w:hyperlink w:history="1" r:id="rIdrlxumk77pc5tfehwm1wvy">
               <w:r>
                 <w:rPr>
                   <w:rFonts w:ascii="Arial" w:cs="Arial" w:eastAsia="Arial" w:hAnsi="Arial"/>
@@ -13137,7 +13137,7 @@
             <w:pPr>
               <w:spacing w:after="20" w:before="0"/>
             </w:pPr>
-            <w:hyperlink w:history="1" r:id="rId9ze_7ja04m1hvdbu5qekx">
+            <w:hyperlink w:history="1" r:id="rIdhvq7nsltgtdcoexbb5xry">
               <w:r>
                 <w:rPr>
                   <w:rFonts w:ascii="Arial" w:cs="Arial" w:eastAsia="Arial" w:hAnsi="Arial"/>
@@ -13170,7 +13170,7 @@
               <w:spacing w:after="10" w:before="0"/>
               <w:ind w:left="120"/>
             </w:pPr>
-            <w:hyperlink w:history="1" r:id="rIdbe8ebc0bmgrqol8ifkycw">
+            <w:hyperlink w:history="1" r:id="rIdwrgvzfejttpi67vc21utz">
               <w:r>
                 <w:rPr>
                   <w:rFonts w:ascii="Arial" w:cs="Arial" w:eastAsia="Arial" w:hAnsi="Arial"/>
@@ -13378,7 +13378,7 @@
             <w:pPr>
               <w:spacing w:after="20" w:before="0"/>
             </w:pPr>
-            <w:hyperlink w:history="1" r:id="rIdkacvqluspfk-cqjpyja0z">
+            <w:hyperlink w:history="1" r:id="rIdecktahshcoh81f0boifpp">
               <w:r>
                 <w:rPr>
                   <w:rFonts w:ascii="Arial" w:cs="Arial" w:eastAsia="Arial" w:hAnsi="Arial"/>
@@ -13411,7 +13411,7 @@
               <w:spacing w:after="10" w:before="0"/>
               <w:ind w:left="120"/>
             </w:pPr>
-            <w:hyperlink w:history="1" r:id="rIde8wcggov2wrxnzaqhuaqq">
+            <w:hyperlink w:history="1" r:id="rId_qeu0mt1kixg4vpm43hjj">
               <w:r>
                 <w:rPr>
                   <w:rFonts w:ascii="Arial" w:cs="Arial" w:eastAsia="Arial" w:hAnsi="Arial"/>
@@ -13456,7 +13456,7 @@
             <w:pPr>
               <w:spacing w:after="20" w:before="0"/>
             </w:pPr>
-            <w:hyperlink w:history="1" r:id="rIds3etx4d_ltr3oqaa3ecd6">
+            <w:hyperlink w:history="1" r:id="rIdywemy7yq3a5fe47z6konl">
               <w:r>
                 <w:rPr>
                   <w:rFonts w:ascii="Arial" w:cs="Arial" w:eastAsia="Arial" w:hAnsi="Arial"/>
@@ -13489,7 +13489,7 @@
               <w:spacing w:after="10" w:before="0"/>
               <w:ind w:left="120"/>
             </w:pPr>
-            <w:hyperlink w:history="1" r:id="rIdwpm8nglx7xuzrnbw10jlf">
+            <w:hyperlink w:history="1" r:id="rIdvoqycokrf8jbpkkh7tnah">
               <w:r>
                 <w:rPr>
                   <w:rFonts w:ascii="Arial" w:cs="Arial" w:eastAsia="Arial" w:hAnsi="Arial"/>
@@ -13697,7 +13697,7 @@
             <w:pPr>
               <w:spacing w:after="20" w:before="0"/>
             </w:pPr>
-            <w:hyperlink w:history="1" r:id="rId-yyuhziwefgibp9zvtzwa">
+            <w:hyperlink w:history="1" r:id="rIdeoymoxvekqm0yc10e4cu-">
               <w:r>
                 <w:rPr>
                   <w:rFonts w:ascii="Arial" w:cs="Arial" w:eastAsia="Arial" w:hAnsi="Arial"/>
@@ -13730,7 +13730,7 @@
               <w:spacing w:after="10" w:before="0"/>
               <w:ind w:left="120"/>
             </w:pPr>
-            <w:hyperlink w:history="1" r:id="rIdr5m4dd3asiw9fc77kiuf5">
+            <w:hyperlink w:history="1" r:id="rIdir2hsv5dqsphzoi2c4exe">
               <w:r>
                 <w:rPr>
                   <w:rFonts w:ascii="Arial" w:cs="Arial" w:eastAsia="Arial" w:hAnsi="Arial"/>
@@ -13775,7 +13775,7 @@
             <w:pPr>
               <w:spacing w:after="20" w:before="0"/>
             </w:pPr>
-            <w:hyperlink w:history="1" r:id="rIdoi1ocsxhboypywlxn5pf6">
+            <w:hyperlink w:history="1" r:id="rIdyrw3al6pjcphwgl6jzajp">
               <w:r>
                 <w:rPr>
                   <w:rFonts w:ascii="Arial" w:cs="Arial" w:eastAsia="Arial" w:hAnsi="Arial"/>
@@ -13808,7 +13808,7 @@
               <w:spacing w:after="10" w:before="0"/>
               <w:ind w:left="120"/>
             </w:pPr>
-            <w:hyperlink w:history="1" r:id="rIdur-cjgtwitkxq5igaoghf">
+            <w:hyperlink w:history="1" r:id="rIdgzbouvki0mmfwngscmtwi">
               <w:r>
                 <w:rPr>
                   <w:rFonts w:ascii="Arial" w:cs="Arial" w:eastAsia="Arial" w:hAnsi="Arial"/>
@@ -15587,7 +15587,7 @@
             <w:pPr>
               <w:spacing w:after="20" w:before="0"/>
             </w:pPr>
-            <w:hyperlink w:history="1" r:id="rIdlv0ctt9ukt3l2ehqvx2_0">
+            <w:hyperlink w:history="1" r:id="rIdakilgcsilynemm_s1vzsa">
               <w:r>
                 <w:rPr>
                   <w:rFonts w:ascii="Arial" w:cs="Arial" w:eastAsia="Arial" w:hAnsi="Arial"/>
@@ -15620,7 +15620,7 @@
               <w:spacing w:after="10" w:before="0"/>
               <w:ind w:left="120"/>
             </w:pPr>
-            <w:hyperlink w:history="1" r:id="rId9p9ajbuklqfrexrvpl44x">
+            <w:hyperlink w:history="1" r:id="rIdwxp5yynxt6iprldnjf1z3">
               <w:r>
                 <w:rPr>
                   <w:rFonts w:ascii="Arial" w:cs="Arial" w:eastAsia="Arial" w:hAnsi="Arial"/>
@@ -15665,7 +15665,7 @@
             <w:pPr>
               <w:spacing w:after="20" w:before="0"/>
             </w:pPr>
-            <w:hyperlink w:history="1" r:id="rIdgk9ivdjyvilx5lz5zwrpr">
+            <w:hyperlink w:history="1" r:id="rIdvars3x0k99jahitccprss">
               <w:r>
                 <w:rPr>
                   <w:rFonts w:ascii="Arial" w:cs="Arial" w:eastAsia="Arial" w:hAnsi="Arial"/>
@@ -15698,7 +15698,7 @@
               <w:spacing w:after="10" w:before="0"/>
               <w:ind w:left="120"/>
             </w:pPr>
-            <w:hyperlink w:history="1" r:id="rId6o3qi235m4-mizotqiar4">
+            <w:hyperlink w:history="1" r:id="rIdaz0yn9m1olhpknjvdnncr">
               <w:r>
                 <w:rPr>
                   <w:rFonts w:ascii="Arial" w:cs="Arial" w:eastAsia="Arial" w:hAnsi="Arial"/>
@@ -15906,7 +15906,7 @@
             <w:pPr>
               <w:spacing w:after="20" w:before="0"/>
             </w:pPr>
-            <w:hyperlink w:history="1" r:id="rIdtkh8asdfxc1ljltf6odlz">
+            <w:hyperlink w:history="1" r:id="rIdpvgwqh_fu-u-b7fq8s2dr">
               <w:r>
                 <w:rPr>
                   <w:rFonts w:ascii="Arial" w:cs="Arial" w:eastAsia="Arial" w:hAnsi="Arial"/>
@@ -15939,7 +15939,7 @@
               <w:spacing w:after="10" w:before="0"/>
               <w:ind w:left="120"/>
             </w:pPr>
-            <w:hyperlink w:history="1" r:id="rIdb_ig7ny3ainz1ebqe78uw">
+            <w:hyperlink w:history="1" r:id="rIdl2opzwynung-1ftkim3wc">
               <w:r>
                 <w:rPr>
                   <w:rFonts w:ascii="Arial" w:cs="Arial" w:eastAsia="Arial" w:hAnsi="Arial"/>
@@ -15984,7 +15984,7 @@
             <w:pPr>
               <w:spacing w:after="20" w:before="0"/>
             </w:pPr>
-            <w:hyperlink w:history="1" r:id="rIdqfphtr67yowgxl6hyy2un">
+            <w:hyperlink w:history="1" r:id="rIdg_digrd2xld0fij1zh_ve">
               <w:r>
                 <w:rPr>
                   <w:rFonts w:ascii="Arial" w:cs="Arial" w:eastAsia="Arial" w:hAnsi="Arial"/>
@@ -16017,7 +16017,7 @@
               <w:spacing w:after="10" w:before="0"/>
               <w:ind w:left="120"/>
             </w:pPr>
-            <w:hyperlink w:history="1" r:id="rIdzyejgdhzlptkmpravsc4d">
+            <w:hyperlink w:history="1" r:id="rId_ixju20znlai7ypagcsby">
               <w:r>
                 <w:rPr>
                   <w:rFonts w:ascii="Arial" w:cs="Arial" w:eastAsia="Arial" w:hAnsi="Arial"/>
@@ -16225,7 +16225,7 @@
             <w:pPr>
               <w:spacing w:after="20" w:before="0"/>
             </w:pPr>
-            <w:hyperlink w:history="1" r:id="rIdl006m-tgzo8rzf8n2g6g7">
+            <w:hyperlink w:history="1" r:id="rId4ouzevxt8ef12kufmyyk0">
               <w:r>
                 <w:rPr>
                   <w:rFonts w:ascii="Arial" w:cs="Arial" w:eastAsia="Arial" w:hAnsi="Arial"/>
@@ -16258,7 +16258,7 @@
               <w:spacing w:after="10" w:before="0"/>
               <w:ind w:left="120"/>
             </w:pPr>
-            <w:hyperlink w:history="1" r:id="rIdbonstocqwk4wdv3kegljn">
+            <w:hyperlink w:history="1" r:id="rIdbt8byviglxbinmmrc0lw5">
               <w:r>
                 <w:rPr>
                   <w:rFonts w:ascii="Arial" w:cs="Arial" w:eastAsia="Arial" w:hAnsi="Arial"/>
@@ -16303,7 +16303,7 @@
             <w:pPr>
               <w:spacing w:after="20" w:before="0"/>
             </w:pPr>
-            <w:hyperlink w:history="1" r:id="rIdfqiovq6avemuvp1qnmg-f">
+            <w:hyperlink w:history="1" r:id="rIdwhj6qhwxwdfyfsi5pccvs">
               <w:r>
                 <w:rPr>
                   <w:rFonts w:ascii="Arial" w:cs="Arial" w:eastAsia="Arial" w:hAnsi="Arial"/>
@@ -16336,7 +16336,7 @@
               <w:spacing w:after="10" w:before="0"/>
               <w:ind w:left="120"/>
             </w:pPr>
-            <w:hyperlink w:history="1" r:id="rIdmumayb-_yxsog-cxwc9oj">
+            <w:hyperlink w:history="1" r:id="rIdv9n863cvmprehefdew1sf">
               <w:r>
                 <w:rPr>
                   <w:rFonts w:ascii="Arial" w:cs="Arial" w:eastAsia="Arial" w:hAnsi="Arial"/>
@@ -16544,7 +16544,7 @@
             <w:pPr>
               <w:spacing w:after="20" w:before="0"/>
             </w:pPr>
-            <w:hyperlink w:history="1" r:id="rIdq3pitlmleh-wfqrkpqb89">
+            <w:hyperlink w:history="1" r:id="rIdufe1bua9gypphrdy1xcn_">
               <w:r>
                 <w:rPr>
                   <w:rFonts w:ascii="Arial" w:cs="Arial" w:eastAsia="Arial" w:hAnsi="Arial"/>
@@ -16577,7 +16577,7 @@
               <w:spacing w:after="10" w:before="0"/>
               <w:ind w:left="120"/>
             </w:pPr>
-            <w:hyperlink w:history="1" r:id="rIdelwdsj66pbc4q5ls6boh3">
+            <w:hyperlink w:history="1" r:id="rIduf_cafrwchtchmt2-i6yk">
               <w:r>
                 <w:rPr>
                   <w:rFonts w:ascii="Arial" w:cs="Arial" w:eastAsia="Arial" w:hAnsi="Arial"/>
@@ -16622,7 +16622,7 @@
             <w:pPr>
               <w:spacing w:after="20" w:before="0"/>
             </w:pPr>
-            <w:hyperlink w:history="1" r:id="rIdvhazpooeu5fqsrxbzeqx3">
+            <w:hyperlink w:history="1" r:id="rIdki9lpueay2ua86rgjetnq">
               <w:r>
                 <w:rPr>
                   <w:rFonts w:ascii="Arial" w:cs="Arial" w:eastAsia="Arial" w:hAnsi="Arial"/>
@@ -16655,7 +16655,7 @@
               <w:spacing w:after="10" w:before="0"/>
               <w:ind w:left="120"/>
             </w:pPr>
-            <w:hyperlink w:history="1" r:id="rIdt4_mjr5kf6zhnqf2yii8p">
+            <w:hyperlink w:history="1" r:id="rIdgjkhnlnsuwglxem6cdogp">
               <w:r>
                 <w:rPr>
                   <w:rFonts w:ascii="Arial" w:cs="Arial" w:eastAsia="Arial" w:hAnsi="Arial"/>
@@ -16863,7 +16863,7 @@
             <w:pPr>
               <w:spacing w:after="20" w:before="0"/>
             </w:pPr>
-            <w:hyperlink w:history="1" r:id="rIdgxzkvy4wxn4vjlwds-wsm">
+            <w:hyperlink w:history="1" r:id="rIdwijgtpobxvx_rvdy1qpel">
               <w:r>
                 <w:rPr>
                   <w:rFonts w:ascii="Arial" w:cs="Arial" w:eastAsia="Arial" w:hAnsi="Arial"/>
@@ -16896,7 +16896,7 @@
               <w:spacing w:after="10" w:before="0"/>
               <w:ind w:left="120"/>
             </w:pPr>
-            <w:hyperlink w:history="1" r:id="rIdzwzb-cbo6r_8vyih1j10n">
+            <w:hyperlink w:history="1" r:id="rId3u6vy0iudqek6kccdxfwl">
               <w:r>
                 <w:rPr>
                   <w:rFonts w:ascii="Arial" w:cs="Arial" w:eastAsia="Arial" w:hAnsi="Arial"/>
@@ -16941,7 +16941,7 @@
             <w:pPr>
               <w:spacing w:after="20" w:before="0"/>
             </w:pPr>
-            <w:hyperlink w:history="1" r:id="rId3m_hirvgkt8zuujxxedyf">
+            <w:hyperlink w:history="1" r:id="rIdj9wb4ysyfc--iuweihpyg">
               <w:r>
                 <w:rPr>
                   <w:rFonts w:ascii="Arial" w:cs="Arial" w:eastAsia="Arial" w:hAnsi="Arial"/>
@@ -16974,7 +16974,7 @@
               <w:spacing w:after="10" w:before="0"/>
               <w:ind w:left="120"/>
             </w:pPr>
-            <w:hyperlink w:history="1" r:id="rIdkmoglh4puycplsfsyzeu1">
+            <w:hyperlink w:history="1" r:id="rIdhzyekpndgoi2us_pjg-po">
               <w:r>
                 <w:rPr>
                   <w:rFonts w:ascii="Arial" w:cs="Arial" w:eastAsia="Arial" w:hAnsi="Arial"/>
@@ -18753,7 +18753,7 @@
             <w:pPr>
               <w:spacing w:after="20" w:before="0"/>
             </w:pPr>
-            <w:hyperlink w:history="1" r:id="rIdjetljezht5j-pvhise5eq">
+            <w:hyperlink w:history="1" r:id="rIdouk25egubhjuzopjop32c">
               <w:r>
                 <w:rPr>
                   <w:rFonts w:ascii="Arial" w:cs="Arial" w:eastAsia="Arial" w:hAnsi="Arial"/>
@@ -18786,7 +18786,7 @@
               <w:spacing w:after="10" w:before="0"/>
               <w:ind w:left="120"/>
             </w:pPr>
-            <w:hyperlink w:history="1" r:id="rIdr0ofw_stzdwglb_fxjz9r">
+            <w:hyperlink w:history="1" r:id="rIdop430gkkmxzdfqfahxftr">
               <w:r>
                 <w:rPr>
                   <w:rFonts w:ascii="Arial" w:cs="Arial" w:eastAsia="Arial" w:hAnsi="Arial"/>
@@ -18831,7 +18831,7 @@
             <w:pPr>
               <w:spacing w:after="20" w:before="0"/>
             </w:pPr>
-            <w:hyperlink w:history="1" r:id="rIdc07frwmc7ej4tmdu__hzs">
+            <w:hyperlink w:history="1" r:id="rIdzedkhsedy_cgc5zf44lvy">
               <w:r>
                 <w:rPr>
                   <w:rFonts w:ascii="Arial" w:cs="Arial" w:eastAsia="Arial" w:hAnsi="Arial"/>
@@ -18864,7 +18864,7 @@
               <w:spacing w:after="10" w:before="0"/>
               <w:ind w:left="120"/>
             </w:pPr>
-            <w:hyperlink w:history="1" r:id="rIdiib1mhmfa3xmgzuxaovtq">
+            <w:hyperlink w:history="1" r:id="rIdpbgzrdxikasplit9tgtyg">
               <w:r>
                 <w:rPr>
                   <w:rFonts w:ascii="Arial" w:cs="Arial" w:eastAsia="Arial" w:hAnsi="Arial"/>
@@ -19072,7 +19072,7 @@
             <w:pPr>
               <w:spacing w:after="20" w:before="0"/>
             </w:pPr>
-            <w:hyperlink w:history="1" r:id="rId3undlg09-s19wzizqafli">
+            <w:hyperlink w:history="1" r:id="rIdwfs5vugfej-vyczjzh-h4">
               <w:r>
                 <w:rPr>
                   <w:rFonts w:ascii="Arial" w:cs="Arial" w:eastAsia="Arial" w:hAnsi="Arial"/>
@@ -19105,7 +19105,7 @@
               <w:spacing w:after="10" w:before="0"/>
               <w:ind w:left="120"/>
             </w:pPr>
-            <w:hyperlink w:history="1" r:id="rIdombqpv8fytvcmnznf6zqt">
+            <w:hyperlink w:history="1" r:id="rIdu1ttke5ecga2qhlgyscjk">
               <w:r>
                 <w:rPr>
                   <w:rFonts w:ascii="Arial" w:cs="Arial" w:eastAsia="Arial" w:hAnsi="Arial"/>
@@ -19150,7 +19150,7 @@
             <w:pPr>
               <w:spacing w:after="20" w:before="0"/>
             </w:pPr>
-            <w:hyperlink w:history="1" r:id="rIdacomrqpnngep30z_fhljq">
+            <w:hyperlink w:history="1" r:id="rId2gsi7apcjbsw3vkf0hoy9">
               <w:r>
                 <w:rPr>
                   <w:rFonts w:ascii="Arial" w:cs="Arial" w:eastAsia="Arial" w:hAnsi="Arial"/>
@@ -19183,7 +19183,7 @@
               <w:spacing w:after="10" w:before="0"/>
               <w:ind w:left="120"/>
             </w:pPr>
-            <w:hyperlink w:history="1" r:id="rIdnhjlmwopgnd-lsr8r83xv">
+            <w:hyperlink w:history="1" r:id="rIdvn6ltzi30vvv2t54-rdag">
               <w:r>
                 <w:rPr>
                   <w:rFonts w:ascii="Arial" w:cs="Arial" w:eastAsia="Arial" w:hAnsi="Arial"/>
@@ -19391,7 +19391,7 @@
             <w:pPr>
               <w:spacing w:after="20" w:before="0"/>
             </w:pPr>
-            <w:hyperlink w:history="1" r:id="rIdqe0b_g48amg0shriiqamx">
+            <w:hyperlink w:history="1" r:id="rIdfaz2flewof0c4afwtzgww">
               <w:r>
                 <w:rPr>
                   <w:rFonts w:ascii="Arial" w:cs="Arial" w:eastAsia="Arial" w:hAnsi="Arial"/>
@@ -19424,7 +19424,7 @@
               <w:spacing w:after="10" w:before="0"/>
               <w:ind w:left="120"/>
             </w:pPr>
-            <w:hyperlink w:history="1" r:id="rIdb1pba5k2t2fuqlr127_ip">
+            <w:hyperlink w:history="1" r:id="rIdntdwuc8k3hgqjrdkjywgf">
               <w:r>
                 <w:rPr>
                   <w:rFonts w:ascii="Arial" w:cs="Arial" w:eastAsia="Arial" w:hAnsi="Arial"/>
@@ -19469,7 +19469,7 @@
             <w:pPr>
               <w:spacing w:after="20" w:before="0"/>
             </w:pPr>
-            <w:hyperlink w:history="1" r:id="rIdviqgtk_bn4ivf4l_fhzpa">
+            <w:hyperlink w:history="1" r:id="rId4ibvlmu1yzjmlytwmeaum">
               <w:r>
                 <w:rPr>
                   <w:rFonts w:ascii="Arial" w:cs="Arial" w:eastAsia="Arial" w:hAnsi="Arial"/>
@@ -19502,7 +19502,7 @@
               <w:spacing w:after="10" w:before="0"/>
               <w:ind w:left="120"/>
             </w:pPr>
-            <w:hyperlink w:history="1" r:id="rIdie6qavakh45abpvet75wl">
+            <w:hyperlink w:history="1" r:id="rIdyxqs3gzjxkuf6wkq3z8dr">
               <w:r>
                 <w:rPr>
                   <w:rFonts w:ascii="Arial" w:cs="Arial" w:eastAsia="Arial" w:hAnsi="Arial"/>
@@ -19710,7 +19710,7 @@
             <w:pPr>
               <w:spacing w:after="20" w:before="0"/>
             </w:pPr>
-            <w:hyperlink w:history="1" r:id="rIdji6ydzngzo7tn4v7wtkbo">
+            <w:hyperlink w:history="1" r:id="rIdwvdwa6_bqjdxju3czxbmd">
               <w:r>
                 <w:rPr>
                   <w:rFonts w:ascii="Arial" w:cs="Arial" w:eastAsia="Arial" w:hAnsi="Arial"/>
@@ -19743,7 +19743,7 @@
               <w:spacing w:after="10" w:before="0"/>
               <w:ind w:left="120"/>
             </w:pPr>
-            <w:hyperlink w:history="1" r:id="rIditxrrj7ad9ksdjr_owl8p">
+            <w:hyperlink w:history="1" r:id="rIdgtslwlqifbjsyfcjxmkj-">
               <w:r>
                 <w:rPr>
                   <w:rFonts w:ascii="Arial" w:cs="Arial" w:eastAsia="Arial" w:hAnsi="Arial"/>
@@ -19788,7 +19788,7 @@
             <w:pPr>
               <w:spacing w:after="20" w:before="0"/>
             </w:pPr>
-            <w:hyperlink w:history="1" r:id="rId5kqgowtmhkfkkfd0i3yv4">
+            <w:hyperlink w:history="1" r:id="rId0wb4bs50j5cpdou_uhior">
               <w:r>
                 <w:rPr>
                   <w:rFonts w:ascii="Arial" w:cs="Arial" w:eastAsia="Arial" w:hAnsi="Arial"/>
@@ -19821,7 +19821,7 @@
               <w:spacing w:after="10" w:before="0"/>
               <w:ind w:left="120"/>
             </w:pPr>
-            <w:hyperlink w:history="1" r:id="rIduguddek40pyztsro_4os8">
+            <w:hyperlink w:history="1" r:id="rId39lj4unqwdrpi6uxa7dhz">
               <w:r>
                 <w:rPr>
                   <w:rFonts w:ascii="Arial" w:cs="Arial" w:eastAsia="Arial" w:hAnsi="Arial"/>
@@ -20029,7 +20029,7 @@
             <w:pPr>
               <w:spacing w:after="20" w:before="0"/>
             </w:pPr>
-            <w:hyperlink w:history="1" r:id="rIdvb7s3y6gonngcjpn9dbqc">
+            <w:hyperlink w:history="1" r:id="rIdm_hsvw0fjt1kqeu-7wg34">
               <w:r>
                 <w:rPr>
                   <w:rFonts w:ascii="Arial" w:cs="Arial" w:eastAsia="Arial" w:hAnsi="Arial"/>
@@ -20062,7 +20062,7 @@
               <w:spacing w:after="10" w:before="0"/>
               <w:ind w:left="120"/>
             </w:pPr>
-            <w:hyperlink w:history="1" r:id="rIdbipcwbbz8nu4blwm46gwa">
+            <w:hyperlink w:history="1" r:id="rIdvu_1bvm304i6zcezpqws9">
               <w:r>
                 <w:rPr>
                   <w:rFonts w:ascii="Arial" w:cs="Arial" w:eastAsia="Arial" w:hAnsi="Arial"/>
@@ -20107,7 +20107,7 @@
             <w:pPr>
               <w:spacing w:after="20" w:before="0"/>
             </w:pPr>
-            <w:hyperlink w:history="1" r:id="rIdzftafpdqdmi03yjdyclh6">
+            <w:hyperlink w:history="1" r:id="rIdbkkr6np3lenxat07pjbom">
               <w:r>
                 <w:rPr>
                   <w:rFonts w:ascii="Arial" w:cs="Arial" w:eastAsia="Arial" w:hAnsi="Arial"/>
@@ -20140,7 +20140,7 @@
               <w:spacing w:after="10" w:before="0"/>
               <w:ind w:left="120"/>
             </w:pPr>
-            <w:hyperlink w:history="1" r:id="rIdt3z9tdheigl6cgjzi34ny">
+            <w:hyperlink w:history="1" r:id="rIduncgcoxzdlnskksequmg5">
               <w:r>
                 <w:rPr>
                   <w:rFonts w:ascii="Arial" w:cs="Arial" w:eastAsia="Arial" w:hAnsi="Arial"/>
@@ -21919,7 +21919,7 @@
             <w:pPr>
               <w:spacing w:after="20" w:before="0"/>
             </w:pPr>
-            <w:hyperlink w:history="1" r:id="rIdsf1zpa6jxhoy5hc7ybsk_">
+            <w:hyperlink w:history="1" r:id="rIdtwoob4adxzqt59yxxtkzl">
               <w:r>
                 <w:rPr>
                   <w:rFonts w:ascii="Arial" w:cs="Arial" w:eastAsia="Arial" w:hAnsi="Arial"/>
@@ -21952,7 +21952,7 @@
               <w:spacing w:after="10" w:before="0"/>
               <w:ind w:left="120"/>
             </w:pPr>
-            <w:hyperlink w:history="1" r:id="rIdndbhthsrlaoykno7qe8je">
+            <w:hyperlink w:history="1" r:id="rIdej2thery48rsvbp_bnyuc">
               <w:r>
                 <w:rPr>
                   <w:rFonts w:ascii="Arial" w:cs="Arial" w:eastAsia="Arial" w:hAnsi="Arial"/>
@@ -21997,7 +21997,7 @@
             <w:pPr>
               <w:spacing w:after="20" w:before="0"/>
             </w:pPr>
-            <w:hyperlink w:history="1" r:id="rIdreqaqoedymxsnwiwwyivm">
+            <w:hyperlink w:history="1" r:id="rIdmgloo5t2cebwbqib61k3h">
               <w:r>
                 <w:rPr>
                   <w:rFonts w:ascii="Arial" w:cs="Arial" w:eastAsia="Arial" w:hAnsi="Arial"/>
@@ -22030,7 +22030,7 @@
               <w:spacing w:after="10" w:before="0"/>
               <w:ind w:left="120"/>
             </w:pPr>
-            <w:hyperlink w:history="1" r:id="rIdlm7sw2hw-aouhy6wk1g5o">
+            <w:hyperlink w:history="1" r:id="rIdpksmu8m7d1_-auc-htn3o">
               <w:r>
                 <w:rPr>
                   <w:rFonts w:ascii="Arial" w:cs="Arial" w:eastAsia="Arial" w:hAnsi="Arial"/>
@@ -22238,7 +22238,7 @@
             <w:pPr>
               <w:spacing w:after="20" w:before="0"/>
             </w:pPr>
-            <w:hyperlink w:history="1" r:id="rIdw0t2blhgo0nkyrkxgjfeu">
+            <w:hyperlink w:history="1" r:id="rIdidfetqul9pgrvhjoqad4u">
               <w:r>
                 <w:rPr>
                   <w:rFonts w:ascii="Arial" w:cs="Arial" w:eastAsia="Arial" w:hAnsi="Arial"/>
@@ -22271,7 +22271,7 @@
               <w:spacing w:after="10" w:before="0"/>
               <w:ind w:left="120"/>
             </w:pPr>
-            <w:hyperlink w:history="1" r:id="rIdno7nlhzsdpsyo75zg1pyk">
+            <w:hyperlink w:history="1" r:id="rIdktv-flfwktbk2p0rjvj7v">
               <w:r>
                 <w:rPr>
                   <w:rFonts w:ascii="Arial" w:cs="Arial" w:eastAsia="Arial" w:hAnsi="Arial"/>
@@ -22316,7 +22316,7 @@
             <w:pPr>
               <w:spacing w:after="20" w:before="0"/>
             </w:pPr>
-            <w:hyperlink w:history="1" r:id="rIdljoyvjvvjtmwu5cho18zb">
+            <w:hyperlink w:history="1" r:id="rId0j-k_dcusw3nyoiiivibs">
               <w:r>
                 <w:rPr>
                   <w:rFonts w:ascii="Arial" w:cs="Arial" w:eastAsia="Arial" w:hAnsi="Arial"/>
@@ -22349,7 +22349,7 @@
               <w:spacing w:after="10" w:before="0"/>
               <w:ind w:left="120"/>
             </w:pPr>
-            <w:hyperlink w:history="1" r:id="rIdqa8hxpvh03w-_satj8dgo">
+            <w:hyperlink w:history="1" r:id="rIdghvsxvxc1otjzzu6suggg">
               <w:r>
                 <w:rPr>
                   <w:rFonts w:ascii="Arial" w:cs="Arial" w:eastAsia="Arial" w:hAnsi="Arial"/>
@@ -22557,7 +22557,7 @@
             <w:pPr>
               <w:spacing w:after="20" w:before="0"/>
             </w:pPr>
-            <w:hyperlink w:history="1" r:id="rIdaguxwk_zbkdwdhi7uym1s">
+            <w:hyperlink w:history="1" r:id="rId1e4v5c8mazvq7d6r_j8xx">
               <w:r>
                 <w:rPr>
                   <w:rFonts w:ascii="Arial" w:cs="Arial" w:eastAsia="Arial" w:hAnsi="Arial"/>
@@ -22590,7 +22590,7 @@
               <w:spacing w:after="10" w:before="0"/>
               <w:ind w:left="120"/>
             </w:pPr>
-            <w:hyperlink w:history="1" r:id="rIdiur60rm5hh022skts0lsi">
+            <w:hyperlink w:history="1" r:id="rIdyji5mdgl1wqcag-tbbajj">
               <w:r>
                 <w:rPr>
                   <w:rFonts w:ascii="Arial" w:cs="Arial" w:eastAsia="Arial" w:hAnsi="Arial"/>
@@ -22635,7 +22635,7 @@
             <w:pPr>
               <w:spacing w:after="20" w:before="0"/>
             </w:pPr>
-            <w:hyperlink w:history="1" r:id="rIddks5vdztf8-uuygig9ojc">
+            <w:hyperlink w:history="1" r:id="rIdjsv1v70tb9ftq0-qxdoad">
               <w:r>
                 <w:rPr>
                   <w:rFonts w:ascii="Arial" w:cs="Arial" w:eastAsia="Arial" w:hAnsi="Arial"/>
@@ -22668,7 +22668,7 @@
               <w:spacing w:after="10" w:before="0"/>
               <w:ind w:left="120"/>
             </w:pPr>
-            <w:hyperlink w:history="1" r:id="rIde2ir8ufje_0ifirlmj6em">
+            <w:hyperlink w:history="1" r:id="rIdw46qq4ixfzn7nhr3uda3-">
               <w:r>
                 <w:rPr>
                   <w:rFonts w:ascii="Arial" w:cs="Arial" w:eastAsia="Arial" w:hAnsi="Arial"/>
@@ -22876,7 +22876,7 @@
             <w:pPr>
               <w:spacing w:after="20" w:before="0"/>
             </w:pPr>
-            <w:hyperlink w:history="1" r:id="rIddfpwryvgrm9284vq6qp02">
+            <w:hyperlink w:history="1" r:id="rIdzi55jtyibck8cvq81h10j">
               <w:r>
                 <w:rPr>
                   <w:rFonts w:ascii="Arial" w:cs="Arial" w:eastAsia="Arial" w:hAnsi="Arial"/>
@@ -22909,7 +22909,7 @@
               <w:spacing w:after="10" w:before="0"/>
               <w:ind w:left="120"/>
             </w:pPr>
-            <w:hyperlink w:history="1" r:id="rId2r39iceosrewtn7y8wldn">
+            <w:hyperlink w:history="1" r:id="rId469gkks_7mrhp7tud7mqj">
               <w:r>
                 <w:rPr>
                   <w:rFonts w:ascii="Arial" w:cs="Arial" w:eastAsia="Arial" w:hAnsi="Arial"/>
@@ -22954,7 +22954,7 @@
             <w:pPr>
               <w:spacing w:after="20" w:before="0"/>
             </w:pPr>
-            <w:hyperlink w:history="1" r:id="rIdo5mvykyvtjpel0j76ywxl">
+            <w:hyperlink w:history="1" r:id="rId70o6hi8_r-m3akghiekwl">
               <w:r>
                 <w:rPr>
                   <w:rFonts w:ascii="Arial" w:cs="Arial" w:eastAsia="Arial" w:hAnsi="Arial"/>
@@ -22987,7 +22987,7 @@
               <w:spacing w:after="10" w:before="0"/>
               <w:ind w:left="120"/>
             </w:pPr>
-            <w:hyperlink w:history="1" r:id="rIdsgbxzgdjjweyyih2880bo">
+            <w:hyperlink w:history="1" r:id="rIdaphr9f9c7jw53o_y6dta5">
               <w:r>
                 <w:rPr>
                   <w:rFonts w:ascii="Arial" w:cs="Arial" w:eastAsia="Arial" w:hAnsi="Arial"/>
@@ -23195,7 +23195,7 @@
             <w:pPr>
               <w:spacing w:after="20" w:before="0"/>
             </w:pPr>
-            <w:hyperlink w:history="1" r:id="rIdcwhg6wwbh5l70qbb2tkra">
+            <w:hyperlink w:history="1" r:id="rIdkriivi50-_1kyzqfsdnec">
               <w:r>
                 <w:rPr>
                   <w:rFonts w:ascii="Arial" w:cs="Arial" w:eastAsia="Arial" w:hAnsi="Arial"/>
@@ -23228,7 +23228,7 @@
               <w:spacing w:after="10" w:before="0"/>
               <w:ind w:left="120"/>
             </w:pPr>
-            <w:hyperlink w:history="1" r:id="rId6s4nontiktvegfve5x8jy">
+            <w:hyperlink w:history="1" r:id="rIdayc_3pt5fkzp0___km1sf">
               <w:r>
                 <w:rPr>
                   <w:rFonts w:ascii="Arial" w:cs="Arial" w:eastAsia="Arial" w:hAnsi="Arial"/>
@@ -23273,7 +23273,7 @@
             <w:pPr>
               <w:spacing w:after="20" w:before="0"/>
             </w:pPr>
-            <w:hyperlink w:history="1" r:id="rIdvilinmupx_vokl3-fbwsy">
+            <w:hyperlink w:history="1" r:id="rIdrgopiinslue0xi6wkytzg">
               <w:r>
                 <w:rPr>
                   <w:rFonts w:ascii="Arial" w:cs="Arial" w:eastAsia="Arial" w:hAnsi="Arial"/>
@@ -23306,7 +23306,7 @@
               <w:spacing w:after="10" w:before="0"/>
               <w:ind w:left="120"/>
             </w:pPr>
-            <w:hyperlink w:history="1" r:id="rIdykkklazfyn9h7h7ahbrnx">
+            <w:hyperlink w:history="1" r:id="rIdeffkr6ik5-he3w0mdiwq1">
               <w:r>
                 <w:rPr>
                   <w:rFonts w:ascii="Arial" w:cs="Arial" w:eastAsia="Arial" w:hAnsi="Arial"/>
@@ -25085,7 +25085,7 @@
             <w:pPr>
               <w:spacing w:after="20" w:before="0"/>
             </w:pPr>
-            <w:hyperlink w:history="1" r:id="rId7r5op8ic1ch5bzf6odra7">
+            <w:hyperlink w:history="1" r:id="rIdsgk5gmfgggo74ehv6rg3m">
               <w:r>
                 <w:rPr>
                   <w:rFonts w:ascii="Arial" w:cs="Arial" w:eastAsia="Arial" w:hAnsi="Arial"/>
@@ -25118,7 +25118,7 @@
               <w:spacing w:after="10" w:before="0"/>
               <w:ind w:left="120"/>
             </w:pPr>
-            <w:hyperlink w:history="1" r:id="rId1b2zbp_ew8rri3tv_tnid">
+            <w:hyperlink w:history="1" r:id="rIduqeuabawa2t9h5t5u0l3l">
               <w:r>
                 <w:rPr>
                   <w:rFonts w:ascii="Arial" w:cs="Arial" w:eastAsia="Arial" w:hAnsi="Arial"/>
@@ -25163,7 +25163,7 @@
             <w:pPr>
               <w:spacing w:after="20" w:before="0"/>
             </w:pPr>
-            <w:hyperlink w:history="1" r:id="rId9hduwommukl8o8yj9v_s2">
+            <w:hyperlink w:history="1" r:id="rIdnmrszb3jx3-btft8yftzg">
               <w:r>
                 <w:rPr>
                   <w:rFonts w:ascii="Arial" w:cs="Arial" w:eastAsia="Arial" w:hAnsi="Arial"/>
@@ -25196,7 +25196,7 @@
               <w:spacing w:after="10" w:before="0"/>
               <w:ind w:left="120"/>
             </w:pPr>
-            <w:hyperlink w:history="1" r:id="rIdnxbniamvldx7mwjebkj3s">
+            <w:hyperlink w:history="1" r:id="rIdejjd51bryfz-nyb6apl3q">
               <w:r>
                 <w:rPr>
                   <w:rFonts w:ascii="Arial" w:cs="Arial" w:eastAsia="Arial" w:hAnsi="Arial"/>
@@ -25404,7 +25404,7 @@
             <w:pPr>
               <w:spacing w:after="20" w:before="0"/>
             </w:pPr>
-            <w:hyperlink w:history="1" r:id="rIdhjxsodkrs4ruh8c0lszvk">
+            <w:hyperlink w:history="1" r:id="rIdxddge64wugudcxkdravty">
               <w:r>
                 <w:rPr>
                   <w:rFonts w:ascii="Arial" w:cs="Arial" w:eastAsia="Arial" w:hAnsi="Arial"/>
@@ -25437,7 +25437,7 @@
               <w:spacing w:after="10" w:before="0"/>
               <w:ind w:left="120"/>
             </w:pPr>
-            <w:hyperlink w:history="1" r:id="rIdfzsa6vgtrjbpuco0xl8hp">
+            <w:hyperlink w:history="1" r:id="rIdjgbdv3boyvfiuyazw8tk4">
               <w:r>
                 <w:rPr>
                   <w:rFonts w:ascii="Arial" w:cs="Arial" w:eastAsia="Arial" w:hAnsi="Arial"/>
@@ -25482,7 +25482,7 @@
             <w:pPr>
               <w:spacing w:after="20" w:before="0"/>
             </w:pPr>
-            <w:hyperlink w:history="1" r:id="rIdotuoywylwrtl2irjy1lzk">
+            <w:hyperlink w:history="1" r:id="rIdhm2yzkz-ms6t05_zoeshi">
               <w:r>
                 <w:rPr>
                   <w:rFonts w:ascii="Arial" w:cs="Arial" w:eastAsia="Arial" w:hAnsi="Arial"/>
@@ -25515,7 +25515,7 @@
               <w:spacing w:after="10" w:before="0"/>
               <w:ind w:left="120"/>
             </w:pPr>
-            <w:hyperlink w:history="1" r:id="rIdrg56mvuek2tidsi7x_l43">
+            <w:hyperlink w:history="1" r:id="rIdiwkmyw_62unk1ewe_ym8_">
               <w:r>
                 <w:rPr>
                   <w:rFonts w:ascii="Arial" w:cs="Arial" w:eastAsia="Arial" w:hAnsi="Arial"/>
@@ -25723,7 +25723,7 @@
             <w:pPr>
               <w:spacing w:after="20" w:before="0"/>
             </w:pPr>
-            <w:hyperlink w:history="1" r:id="rIdv3hpnaj_qmcyoayqo8bb_">
+            <w:hyperlink w:history="1" r:id="rId1kttq72s5iappm0urpdyh">
               <w:r>
                 <w:rPr>
                   <w:rFonts w:ascii="Arial" w:cs="Arial" w:eastAsia="Arial" w:hAnsi="Arial"/>
@@ -25756,7 +25756,7 @@
               <w:spacing w:after="10" w:before="0"/>
               <w:ind w:left="120"/>
             </w:pPr>
-            <w:hyperlink w:history="1" r:id="rIdqome8bh3-gg4nzkgyny3h">
+            <w:hyperlink w:history="1" r:id="rIdiig4idledrj2gduil_mud">
               <w:r>
                 <w:rPr>
                   <w:rFonts w:ascii="Arial" w:cs="Arial" w:eastAsia="Arial" w:hAnsi="Arial"/>
@@ -25801,7 +25801,7 @@
             <w:pPr>
               <w:spacing w:after="20" w:before="0"/>
             </w:pPr>
-            <w:hyperlink w:history="1" r:id="rId_63_h1fxbhotdykjep5e7">
+            <w:hyperlink w:history="1" r:id="rIdenytef0aslnpi3hcmrnoi">
               <w:r>
                 <w:rPr>
                   <w:rFonts w:ascii="Arial" w:cs="Arial" w:eastAsia="Arial" w:hAnsi="Arial"/>
@@ -25834,7 +25834,7 @@
               <w:spacing w:after="10" w:before="0"/>
               <w:ind w:left="120"/>
             </w:pPr>
-            <w:hyperlink w:history="1" r:id="rId-dptyztw4vfc-7npaiei4">
+            <w:hyperlink w:history="1" r:id="rIdbkuqwym0xqnzpygvue-8q">
               <w:r>
                 <w:rPr>
                   <w:rFonts w:ascii="Arial" w:cs="Arial" w:eastAsia="Arial" w:hAnsi="Arial"/>
@@ -26042,7 +26042,7 @@
             <w:pPr>
               <w:spacing w:after="20" w:before="0"/>
             </w:pPr>
-            <w:hyperlink w:history="1" r:id="rIdxo74-ptozdyt3xrexmq4g">
+            <w:hyperlink w:history="1" r:id="rIdxovkxqmrczweoweuum69r">
               <w:r>
                 <w:rPr>
                   <w:rFonts w:ascii="Arial" w:cs="Arial" w:eastAsia="Arial" w:hAnsi="Arial"/>
@@ -26075,7 +26075,7 @@
               <w:spacing w:after="10" w:before="0"/>
               <w:ind w:left="120"/>
             </w:pPr>
-            <w:hyperlink w:history="1" r:id="rIdkhmusip-vde9w8fmxzk4r">
+            <w:hyperlink w:history="1" r:id="rId3zimyfxebpawt6mxfibsk">
               <w:r>
                 <w:rPr>
                   <w:rFonts w:ascii="Arial" w:cs="Arial" w:eastAsia="Arial" w:hAnsi="Arial"/>
@@ -26120,7 +26120,7 @@
             <w:pPr>
               <w:spacing w:after="20" w:before="0"/>
             </w:pPr>
-            <w:hyperlink w:history="1" r:id="rIdkj8nn68qwmkxtmorcv6yf">
+            <w:hyperlink w:history="1" r:id="rIdzvohgwzpb9d_lsbwq-ekt">
               <w:r>
                 <w:rPr>
                   <w:rFonts w:ascii="Arial" w:cs="Arial" w:eastAsia="Arial" w:hAnsi="Arial"/>
@@ -26153,7 +26153,7 @@
               <w:spacing w:after="10" w:before="0"/>
               <w:ind w:left="120"/>
             </w:pPr>
-            <w:hyperlink w:history="1" r:id="rIdsd1lvxebietbhyqbcukoi">
+            <w:hyperlink w:history="1" r:id="rIdsmtl2hdrh22mvqa7arzmi">
               <w:r>
                 <w:rPr>
                   <w:rFonts w:ascii="Arial" w:cs="Arial" w:eastAsia="Arial" w:hAnsi="Arial"/>
@@ -26361,7 +26361,7 @@
             <w:pPr>
               <w:spacing w:after="20" w:before="0"/>
             </w:pPr>
-            <w:hyperlink w:history="1" r:id="rId9a-cufoezd_jo93dnxs77">
+            <w:hyperlink w:history="1" r:id="rIdhffkdh0fk7nlhfhnszote">
               <w:r>
                 <w:rPr>
                   <w:rFonts w:ascii="Arial" w:cs="Arial" w:eastAsia="Arial" w:hAnsi="Arial"/>
@@ -26394,7 +26394,7 @@
               <w:spacing w:after="10" w:before="0"/>
               <w:ind w:left="120"/>
             </w:pPr>
-            <w:hyperlink w:history="1" r:id="rIdyewdee-mgiuxhl6axakrf">
+            <w:hyperlink w:history="1" r:id="rId9zxq-lbpmk3vlkmwzs8ve">
               <w:r>
                 <w:rPr>
                   <w:rFonts w:ascii="Arial" w:cs="Arial" w:eastAsia="Arial" w:hAnsi="Arial"/>
@@ -26439,7 +26439,7 @@
             <w:pPr>
               <w:spacing w:after="20" w:before="0"/>
             </w:pPr>
-            <w:hyperlink w:history="1" r:id="rIdbr1wgdsx0buzjf_4-vlo7">
+            <w:hyperlink w:history="1" r:id="rIdsjntw3gtuojtlfww531jw">
               <w:r>
                 <w:rPr>
                   <w:rFonts w:ascii="Arial" w:cs="Arial" w:eastAsia="Arial" w:hAnsi="Arial"/>
@@ -26472,7 +26472,7 @@
               <w:spacing w:after="10" w:before="0"/>
               <w:ind w:left="120"/>
             </w:pPr>
-            <w:hyperlink w:history="1" r:id="rIdu0oyys1xo5hor2byco9bt">
+            <w:hyperlink w:history="1" r:id="rIdjqkjfvshcgrfaleniejoj">
               <w:r>
                 <w:rPr>
                   <w:rFonts w:ascii="Arial" w:cs="Arial" w:eastAsia="Arial" w:hAnsi="Arial"/>
